--- a/Resumo para nova sessão.docx
+++ b/Resumo para nova sessão.docx
@@ -4,6 +4,3051 @@
   <w:body>
     <w:p>
       <w:r>
+        <w:br w:type="page"/>
+      </w:r>
+      <w:r>
+        <w:lastRenderedPageBreak/>
+        <w:t xml:space="preserve">podes ver as funções que </w:t>
+      </w:r>
+      <w:proofErr w:type="spellStart"/>
+      <w:r>
+        <w:t>tinhamos</w:t>
+      </w:r>
+      <w:proofErr w:type="spellEnd"/>
+      <w:r>
+        <w:t xml:space="preserve"> em </w:t>
+      </w:r>
+      <w:proofErr w:type="spellStart"/>
+      <w:r>
+        <w:t>kidspage</w:t>
+      </w:r>
+      <w:proofErr w:type="spellEnd"/>
+      <w:r>
+        <w:t xml:space="preserve"> e que não temos ainda em kids2page</w:t>
+      </w:r>
+    </w:p>
+    <w:p>
+      <w:pPr>
+        <w:rPr>
+          <w:b/>
+          <w:bCs/>
+        </w:rPr>
+      </w:pPr>
+      <w:r>
+        <w:rPr>
+          <w:b/>
+          <w:bCs/>
+        </w:rPr>
+        <w:t xml:space="preserve">Claude respondeu: Preciso de comparar dois ficheiros </w:t>
+      </w:r>
+      <w:proofErr w:type="spellStart"/>
+      <w:r>
+        <w:rPr>
+          <w:b/>
+          <w:bCs/>
+        </w:rPr>
+        <w:t>React</w:t>
+      </w:r>
+      <w:proofErr w:type="spellEnd"/>
+      <w:r>
+        <w:rPr>
+          <w:b/>
+          <w:bCs/>
+        </w:rPr>
+        <w:t>/</w:t>
+      </w:r>
+      <w:proofErr w:type="spellStart"/>
+      <w:r>
+        <w:rPr>
+          <w:b/>
+          <w:bCs/>
+        </w:rPr>
+        <w:t>TypeScript</w:t>
+      </w:r>
+      <w:proofErr w:type="spellEnd"/>
+      <w:r>
+        <w:rPr>
+          <w:b/>
+          <w:bCs/>
+        </w:rPr>
+        <w:t xml:space="preserve"> do </w:t>
+      </w:r>
+      <w:proofErr w:type="spellStart"/>
+      <w:r>
+        <w:rPr>
+          <w:b/>
+          <w:bCs/>
+        </w:rPr>
+        <w:t>projecto</w:t>
+      </w:r>
+      <w:proofErr w:type="spellEnd"/>
+      <w:r>
+        <w:rPr>
+          <w:b/>
+          <w:bCs/>
+        </w:rPr>
+        <w:t xml:space="preserve"> Golf Portugal e identificar quais funções/</w:t>
+      </w:r>
+      <w:proofErr w:type="spellStart"/>
+      <w:r>
+        <w:rPr>
+          <w:b/>
+          <w:bCs/>
+        </w:rPr>
+        <w:t>features</w:t>
+      </w:r>
+      <w:proofErr w:type="spellEnd"/>
+      <w:r>
+        <w:rPr>
+          <w:b/>
+          <w:bCs/>
+        </w:rPr>
+        <w:t xml:space="preserve"> existem no antigo (</w:t>
+      </w:r>
+      <w:proofErr w:type="spellStart"/>
+      <w:r>
+        <w:rPr>
+          <w:b/>
+          <w:bCs/>
+        </w:rPr>
+        <w:t>KIDSPage</w:t>
+      </w:r>
+      <w:proofErr w:type="spellEnd"/>
+      <w:r>
+        <w:rPr>
+          <w:b/>
+          <w:bCs/>
+        </w:rPr>
+        <w:t>.</w:t>
+      </w:r>
+    </w:p>
+    <w:p>
+      <w:r>
+        <w:t xml:space="preserve">Pesquisou 3 padrões, executou um </w:t>
+      </w:r>
+      <w:proofErr w:type="spellStart"/>
+      <w:r>
+        <w:t>agent</w:t>
+      </w:r>
+      <w:proofErr w:type="spellEnd"/>
+    </w:p>
+    <w:p>
+      <w:r>
+        <w:t xml:space="preserve">Pesquisou 3 padrões, executou um </w:t>
+      </w:r>
+      <w:proofErr w:type="spellStart"/>
+      <w:r>
+        <w:t>agent</w:t>
+      </w:r>
+      <w:proofErr w:type="spellEnd"/>
+    </w:p>
+    <w:p>
+      <w:r>
+        <w:t>Aqui está a comparação completa entre o </w:t>
+      </w:r>
+      <w:proofErr w:type="spellStart"/>
+      <w:r>
+        <w:rPr>
+          <w:b/>
+          <w:bCs/>
+        </w:rPr>
+        <w:t>KIDSPage</w:t>
+      </w:r>
+      <w:proofErr w:type="spellEnd"/>
+      <w:r>
+        <w:t> (antigo) e o </w:t>
+      </w:r>
+      <w:r>
+        <w:rPr>
+          <w:b/>
+          <w:bCs/>
+        </w:rPr>
+        <w:t>KIDS2Page</w:t>
+      </w:r>
+      <w:r>
+        <w:t> (novo), organizada por prioridade de migração.</w:t>
+      </w:r>
+    </w:p>
+    <w:p>
+      <w:pPr>
+        <w:rPr>
+          <w:b/>
+          <w:bCs/>
+        </w:rPr>
+      </w:pPr>
+      <w:proofErr w:type="spellStart"/>
+      <w:r>
+        <w:rPr>
+          <w:b/>
+          <w:bCs/>
+        </w:rPr>
+        <w:t>Arquitectura</w:t>
+      </w:r>
+      <w:proofErr w:type="spellEnd"/>
+    </w:p>
+    <w:p>
+      <w:r>
+        <w:t>O antigo </w:t>
+      </w:r>
+      <w:proofErr w:type="spellStart"/>
+      <w:r>
+        <w:t>KIDSPage.tsx</w:t>
+      </w:r>
+      <w:proofErr w:type="spellEnd"/>
+      <w:r>
+        <w:t> (1437 linhas) tem módulos em </w:t>
+      </w:r>
+      <w:proofErr w:type="spellStart"/>
+      <w:r>
+        <w:t>src</w:t>
+      </w:r>
+      <w:proofErr w:type="spellEnd"/>
+      <w:r>
+        <w:t>/</w:t>
+      </w:r>
+      <w:proofErr w:type="spellStart"/>
+      <w:r>
+        <w:t>pages</w:t>
+      </w:r>
+      <w:proofErr w:type="spellEnd"/>
+      <w:r>
+        <w:t>/</w:t>
+      </w:r>
+      <w:proofErr w:type="spellStart"/>
+      <w:r>
+        <w:t>kids</w:t>
+      </w:r>
+      <w:proofErr w:type="spellEnd"/>
+      <w:r>
+        <w:t>/. O novo KIDS2Page.tsx (87 linhas) tem módulos em </w:t>
+      </w:r>
+      <w:proofErr w:type="spellStart"/>
+      <w:r>
+        <w:t>src</w:t>
+      </w:r>
+      <w:proofErr w:type="spellEnd"/>
+      <w:r>
+        <w:t>/</w:t>
+      </w:r>
+      <w:proofErr w:type="spellStart"/>
+      <w:r>
+        <w:t>pages</w:t>
+      </w:r>
+      <w:proofErr w:type="spellEnd"/>
+      <w:r>
+        <w:t xml:space="preserve">/kids2/. Mudou a filosofia: o antigo carregava de muitas fontes com </w:t>
+      </w:r>
+      <w:proofErr w:type="spellStart"/>
+      <w:r>
+        <w:t>merges</w:t>
+      </w:r>
+      <w:proofErr w:type="spellEnd"/>
+      <w:r>
+        <w:t xml:space="preserve"> defensivos no cliente (3 fases </w:t>
+      </w:r>
+      <w:proofErr w:type="spellStart"/>
+      <w:r>
+        <w:t>async</w:t>
+      </w:r>
+      <w:proofErr w:type="spellEnd"/>
+      <w:r>
+        <w:t xml:space="preserve">); o novo lê dos canónicos pré-agregados (juniors.json, juniors-tournaments.json, tournament-catalog.json). Por isso muito código de </w:t>
+      </w:r>
+      <w:proofErr w:type="spellStart"/>
+      <w:r>
+        <w:t>matching</w:t>
+      </w:r>
+      <w:proofErr w:type="spellEnd"/>
+      <w:r>
+        <w:t>/</w:t>
+      </w:r>
+      <w:proofErr w:type="spellStart"/>
+      <w:r>
+        <w:t>dedup</w:t>
+      </w:r>
+      <w:proofErr w:type="spellEnd"/>
+      <w:r>
+        <w:t xml:space="preserve"> deixa de fazer sentido — mas várias </w:t>
+      </w:r>
+      <w:proofErr w:type="spellStart"/>
+      <w:r>
+        <w:rPr>
+          <w:b/>
+          <w:bCs/>
+        </w:rPr>
+        <w:t>features</w:t>
+      </w:r>
+      <w:proofErr w:type="spellEnd"/>
+      <w:r>
+        <w:rPr>
+          <w:b/>
+          <w:bCs/>
+        </w:rPr>
+        <w:t xml:space="preserve"> visíveis ao utilizador</w:t>
+      </w:r>
+      <w:r>
+        <w:t> continuam em falta.</w:t>
+      </w:r>
+    </w:p>
+    <w:p>
+      <w:pPr>
+        <w:rPr>
+          <w:b/>
+          <w:bCs/>
+        </w:rPr>
+      </w:pPr>
+      <w:r>
+        <w:rPr>
+          <w:b/>
+          <w:bCs/>
+        </w:rPr>
+        <w:t>Alta prioridade (UX core)</w:t>
+      </w:r>
+    </w:p>
+    <w:p>
+      <w:r>
+        <w:t>A </w:t>
+      </w:r>
+      <w:proofErr w:type="spellStart"/>
+      <w:r>
+        <w:rPr>
+          <w:b/>
+          <w:bCs/>
+        </w:rPr>
+        <w:t>toolbar</w:t>
+      </w:r>
+      <w:proofErr w:type="spellEnd"/>
+      <w:r>
+        <w:rPr>
+          <w:b/>
+          <w:bCs/>
+        </w:rPr>
+        <w:t xml:space="preserve"> de página</w:t>
+      </w:r>
+      <w:r>
+        <w:t xml:space="preserve"> desapareceu por completo no novo. Falta a barra superior com pesquisa, filtros </w:t>
+      </w:r>
+      <w:proofErr w:type="spellStart"/>
+      <w:r>
+        <w:t>tier</w:t>
+      </w:r>
+      <w:proofErr w:type="spellEnd"/>
+      <w:r>
+        <w:t xml:space="preserve"> (Elite/Top/Forte/Assíduo), filtro mínimo de torneios (5+/10+/20+), filtro país, e os 9 </w:t>
+      </w:r>
+      <w:proofErr w:type="spellStart"/>
+      <w:r>
+        <w:t>pills</w:t>
+      </w:r>
+      <w:proofErr w:type="spellEnd"/>
+      <w:r>
+        <w:t xml:space="preserve"> de circuito (</w:t>
+      </w:r>
+      <w:proofErr w:type="spellStart"/>
+      <w:r>
+        <w:t>Directos</w:t>
+      </w:r>
+      <w:proofErr w:type="spellEnd"/>
+      <w:r>
+        <w:t xml:space="preserve">, </w:t>
+      </w:r>
+      <w:proofErr w:type="spellStart"/>
+      <w:r>
+        <w:t>USKids</w:t>
+      </w:r>
+      <w:proofErr w:type="spellEnd"/>
+      <w:r>
+        <w:t xml:space="preserve"> Euro, </w:t>
+      </w:r>
+      <w:proofErr w:type="spellStart"/>
+      <w:r>
+        <w:t>USKids</w:t>
+      </w:r>
+      <w:proofErr w:type="spellEnd"/>
+      <w:r>
+        <w:t xml:space="preserve"> </w:t>
+      </w:r>
+      <w:proofErr w:type="spellStart"/>
+      <w:r>
+        <w:t>World</w:t>
+      </w:r>
+      <w:proofErr w:type="spellEnd"/>
+      <w:r>
+        <w:t xml:space="preserve">, WJGC/BJGT, EU Open, </w:t>
+      </w:r>
+      <w:proofErr w:type="spellStart"/>
+      <w:r>
+        <w:t>Doral</w:t>
+      </w:r>
+      <w:proofErr w:type="spellEnd"/>
+      <w:r>
+        <w:t>, PT, FR, ES). Também falta o </w:t>
+      </w:r>
+      <w:proofErr w:type="spellStart"/>
+      <w:r>
+        <w:t>DataSourcesChip</w:t>
+      </w:r>
+      <w:proofErr w:type="spellEnd"/>
+      <w:r>
+        <w:t> para diagnóstico e o </w:t>
+      </w:r>
+      <w:r>
+        <w:rPr>
+          <w:b/>
+          <w:bCs/>
+        </w:rPr>
+        <w:t>indicador de progresso de carregamento</w:t>
+      </w:r>
+      <w:r>
+        <w:t>.</w:t>
+      </w:r>
+    </w:p>
+    <w:p>
+      <w:r>
+        <w:t>O </w:t>
+      </w:r>
+      <w:r>
+        <w:rPr>
+          <w:b/>
+          <w:bCs/>
+        </w:rPr>
+        <w:t xml:space="preserve">suporte a </w:t>
+      </w:r>
+      <w:proofErr w:type="spellStart"/>
+      <w:r>
+        <w:rPr>
+          <w:b/>
+          <w:bCs/>
+        </w:rPr>
+        <w:t>deep</w:t>
+      </w:r>
+      <w:proofErr w:type="spellEnd"/>
+      <w:r>
+        <w:rPr>
+          <w:b/>
+          <w:bCs/>
+        </w:rPr>
+        <w:t xml:space="preserve">-link via </w:t>
+      </w:r>
+      <w:proofErr w:type="spellStart"/>
+      <w:r>
+        <w:rPr>
+          <w:b/>
+          <w:bCs/>
+        </w:rPr>
+        <w:t>hash</w:t>
+      </w:r>
+      <w:proofErr w:type="spellEnd"/>
+      <w:r>
+        <w:t> (/</w:t>
+      </w:r>
+      <w:proofErr w:type="spellStart"/>
+      <w:r>
+        <w:t>kids#NomeJogador</w:t>
+      </w:r>
+      <w:proofErr w:type="spellEnd"/>
+      <w:r>
+        <w:t> ou /</w:t>
+      </w:r>
+      <w:proofErr w:type="spellStart"/>
+      <w:r>
+        <w:t>kids#memberId</w:t>
+      </w:r>
+      <w:proofErr w:type="spellEnd"/>
+      <w:r>
+        <w:t>) usado pelos links cruzados da </w:t>
+      </w:r>
+      <w:proofErr w:type="spellStart"/>
+      <w:r>
+        <w:t>USKIDSPage</w:t>
+      </w:r>
+      <w:proofErr w:type="spellEnd"/>
+      <w:r>
+        <w:t> não foi portado — se a </w:t>
+      </w:r>
+      <w:proofErr w:type="spellStart"/>
+      <w:r>
+        <w:t>USKIDSPage</w:t>
+      </w:r>
+      <w:proofErr w:type="spellEnd"/>
+      <w:r>
+        <w:t> continuar a apontar para /</w:t>
+      </w:r>
+      <w:proofErr w:type="spellStart"/>
+      <w:r>
+        <w:t>kids</w:t>
+      </w:r>
+      <w:proofErr w:type="spellEnd"/>
+      <w:r>
+        <w:t> em vez de /kids2, partem-se.</w:t>
+      </w:r>
+    </w:p>
+    <w:p>
+      <w:r>
+        <w:t>Na </w:t>
+      </w:r>
+      <w:r>
+        <w:rPr>
+          <w:b/>
+          <w:bCs/>
+        </w:rPr>
+        <w:t>lista de torneios do detalhe</w:t>
+      </w:r>
+      <w:r>
+        <w:t xml:space="preserve"> faltam os múltiplos botões de link por torneio (SAT, </w:t>
+      </w:r>
+      <w:proofErr w:type="spellStart"/>
+      <w:r>
+        <w:t>USKids</w:t>
+      </w:r>
+      <w:proofErr w:type="spellEnd"/>
+      <w:r>
+        <w:t>, FPG, FFG, RFEG/LGS, RFEG/NC — o antigo tem </w:t>
+      </w:r>
+      <w:proofErr w:type="spellStart"/>
+      <w:r>
+        <w:t>getTournLinks</w:t>
+      </w:r>
+      <w:proofErr w:type="spellEnd"/>
+      <w:r>
+        <w:t xml:space="preserve"> que devolve até 6 </w:t>
+      </w:r>
+      <w:proofErr w:type="spellStart"/>
+      <w:r>
+        <w:t>URLs</w:t>
+      </w:r>
+      <w:proofErr w:type="spellEnd"/>
+      <w:r>
+        <w:t xml:space="preserve"> distintos), o marcador </w:t>
+      </w:r>
+      <w:proofErr w:type="spellStart"/>
+      <w:r>
+        <w:t>inline</w:t>
+      </w:r>
+      <w:proofErr w:type="spellEnd"/>
+      <w:r>
+        <w:t> </w:t>
+      </w:r>
+      <w:r>
+        <w:rPr>
+          <w:rFonts w:ascii="Segoe UI Symbol" w:hAnsi="Segoe UI Symbol" w:cs="Segoe UI Symbol"/>
+          <w:b/>
+          <w:bCs/>
+        </w:rPr>
+        <w:t>★</w:t>
+      </w:r>
+      <w:r>
+        <w:rPr>
+          <w:b/>
+          <w:bCs/>
+        </w:rPr>
+        <w:t xml:space="preserve"> M #pos</w:t>
+      </w:r>
+      <w:r>
+        <w:t xml:space="preserve"> quando o Manuel também jogou no mesmo torneio, as estrelas de </w:t>
+      </w:r>
+      <w:proofErr w:type="spellStart"/>
+      <w:r>
+        <w:t>prestige</w:t>
+      </w:r>
+      <w:proofErr w:type="spellEnd"/>
+      <w:r>
+        <w:t xml:space="preserve"> </w:t>
+      </w:r>
+      <w:r>
+        <w:rPr>
+          <w:rFonts w:ascii="Segoe UI Symbol" w:hAnsi="Segoe UI Symbol" w:cs="Segoe UI Symbol"/>
+        </w:rPr>
+        <w:t>★★★★★</w:t>
+      </w:r>
+      <w:r>
+        <w:t xml:space="preserve"> via</w:t>
+      </w:r>
+      <w:r>
+        <w:rPr>
+          <w:rFonts w:ascii="Aptos" w:hAnsi="Aptos" w:cs="Aptos"/>
+        </w:rPr>
+        <w:t> </w:t>
+      </w:r>
+      <w:proofErr w:type="spellStart"/>
+      <w:r>
+        <w:t>getTournWeight</w:t>
+      </w:r>
+      <w:proofErr w:type="spellEnd"/>
+      <w:r>
+        <w:t>, e o c</w:t>
+      </w:r>
+      <w:r>
+        <w:rPr>
+          <w:rFonts w:ascii="Aptos" w:hAnsi="Aptos" w:cs="Aptos"/>
+        </w:rPr>
+        <w:t>á</w:t>
+      </w:r>
+      <w:r>
+        <w:t>lculo de top % por torneio.</w:t>
+      </w:r>
+    </w:p>
+    <w:p>
+      <w:r>
+        <w:t>A </w:t>
+      </w:r>
+      <w:proofErr w:type="spellStart"/>
+      <w:r>
+        <w:rPr>
+          <w:b/>
+          <w:bCs/>
+        </w:rPr>
+        <w:t>sidebar</w:t>
+      </w:r>
+      <w:proofErr w:type="spellEnd"/>
+      <w:r>
+        <w:t xml:space="preserve"> perdeu o </w:t>
+      </w:r>
+      <w:proofErr w:type="spellStart"/>
+      <w:r>
+        <w:t>rank</w:t>
+      </w:r>
+      <w:proofErr w:type="spellEnd"/>
+      <w:r>
+        <w:t xml:space="preserve"> #N/total por z-score, o badge V/E/D colorido </w:t>
+      </w:r>
+      <w:proofErr w:type="spellStart"/>
+      <w:r>
+        <w:t>vs</w:t>
+      </w:r>
+      <w:proofErr w:type="spellEnd"/>
+      <w:r>
+        <w:t xml:space="preserve"> Manuel em cada linha, o </w:t>
+      </w:r>
+      <w:proofErr w:type="spellStart"/>
+      <w:r>
+        <w:t>tier</w:t>
+      </w:r>
+      <w:proofErr w:type="spellEnd"/>
+      <w:r>
+        <w:t xml:space="preserve"> badge </w:t>
+      </w:r>
+      <w:proofErr w:type="spellStart"/>
+      <w:r>
+        <w:t>inline</w:t>
+      </w:r>
+      <w:proofErr w:type="spellEnd"/>
+      <w:r>
+        <w:t xml:space="preserve">, a contagem do </w:t>
+      </w:r>
+      <w:proofErr w:type="spellStart"/>
+      <w:r>
+        <w:t>member-history</w:t>
+      </w:r>
+      <w:proofErr w:type="spellEnd"/>
+      <w:r>
+        <w:t xml:space="preserve"> </w:t>
+      </w:r>
+      <w:proofErr w:type="spellStart"/>
+      <w:r>
+        <w:t>USKids</w:t>
+      </w:r>
+      <w:proofErr w:type="spellEnd"/>
+      <w:r>
+        <w:t xml:space="preserve">, o </w:t>
+      </w:r>
+      <w:proofErr w:type="spellStart"/>
+      <w:r>
+        <w:t>best</w:t>
+      </w:r>
+      <w:proofErr w:type="spellEnd"/>
+      <w:r>
+        <w:t xml:space="preserve"> ±par e o </w:t>
+      </w:r>
+      <w:proofErr w:type="spellStart"/>
+      <w:r>
+        <w:t>trend</w:t>
+      </w:r>
+      <w:proofErr w:type="spellEnd"/>
+      <w:r>
+        <w:t xml:space="preserve"> </w:t>
+      </w:r>
+      <w:proofErr w:type="spellStart"/>
+      <w:r>
+        <w:t>arrow</w:t>
+      </w:r>
+      <w:proofErr w:type="spellEnd"/>
+      <w:r>
+        <w:t xml:space="preserve"> ↑/↓.</w:t>
+      </w:r>
+    </w:p>
+    <w:p>
+      <w:pPr>
+        <w:rPr>
+          <w:b/>
+          <w:bCs/>
+        </w:rPr>
+      </w:pPr>
+      <w:r>
+        <w:rPr>
+          <w:b/>
+          <w:bCs/>
+        </w:rPr>
+        <w:t>Média prioridade</w:t>
+      </w:r>
+    </w:p>
+    <w:p>
+      <w:r>
+        <w:t>O </w:t>
+      </w:r>
+      <w:proofErr w:type="spellStart"/>
+      <w:r>
+        <w:rPr>
+          <w:b/>
+          <w:bCs/>
+        </w:rPr>
+        <w:t>Palmarès</w:t>
+      </w:r>
+      <w:proofErr w:type="spellEnd"/>
+      <w:r>
+        <w:rPr>
+          <w:b/>
+          <w:bCs/>
+        </w:rPr>
+        <w:t xml:space="preserve"> como secção dedicada</w:t>
+      </w:r>
+      <w:r>
+        <w:t xml:space="preserve"> desapareceu — no antigo era um </w:t>
+      </w:r>
+      <w:proofErr w:type="spellStart"/>
+      <w:r>
+        <w:t>grid</w:t>
+      </w:r>
+      <w:proofErr w:type="spellEnd"/>
+      <w:r>
+        <w:t xml:space="preserve"> de </w:t>
+      </w:r>
+      <w:proofErr w:type="spellStart"/>
+      <w:r>
+        <w:t>cards</w:t>
+      </w:r>
+      <w:proofErr w:type="spellEnd"/>
+      <w:r>
+        <w:t xml:space="preserve"> dourados com vitórias detalhadas; no novo só aparece implicitamente como Top-3 no </w:t>
+      </w:r>
+      <w:proofErr w:type="spellStart"/>
+      <w:r>
+        <w:t>MetricsGrid</w:t>
+      </w:r>
+      <w:proofErr w:type="spellEnd"/>
+      <w:r>
+        <w:t>.</w:t>
+      </w:r>
+    </w:p>
+    <w:p>
+      <w:r>
+        <w:t>O </w:t>
+      </w:r>
+      <w:r>
+        <w:rPr>
+          <w:b/>
+          <w:bCs/>
+        </w:rPr>
+        <w:t>gráfico de evolução</w:t>
+      </w:r>
+      <w:r>
+        <w:t> perdeu a linha sobreposta do Manuel (era 2 linhas comparativas) e a normalização </w:t>
+      </w:r>
+      <w:r>
+        <w:rPr>
+          <w:b/>
+          <w:bCs/>
+        </w:rPr>
+        <w:t>±par/ronda equivalente a 18H</w:t>
+      </w:r>
+      <w:r>
+        <w:t> (</w:t>
+      </w:r>
+      <w:proofErr w:type="spellStart"/>
+      <w:r>
+        <w:t>tprNorm</w:t>
+      </w:r>
+      <w:proofErr w:type="spellEnd"/>
+      <w:r>
+        <w:t>), importante para misturar 9H e 18H legitimamente.</w:t>
+      </w:r>
+    </w:p>
+    <w:p>
+      <w:r>
+        <w:lastRenderedPageBreak/>
+        <w:t>A </w:t>
+      </w:r>
+      <w:r>
+        <w:rPr>
+          <w:b/>
+          <w:bCs/>
+        </w:rPr>
+        <w:t xml:space="preserve">distribuição de </w:t>
+      </w:r>
+      <w:proofErr w:type="spellStart"/>
+      <w:r>
+        <w:rPr>
+          <w:b/>
+          <w:bCs/>
+        </w:rPr>
+        <w:t>scoring</w:t>
+      </w:r>
+      <w:proofErr w:type="spellEnd"/>
+      <w:r>
+        <w:t> agregada (</w:t>
+      </w:r>
+      <w:proofErr w:type="spellStart"/>
+      <w:r>
+        <w:t>Eagle</w:t>
+      </w:r>
+      <w:proofErr w:type="spellEnd"/>
+      <w:r>
+        <w:t>/</w:t>
+      </w:r>
+      <w:proofErr w:type="spellStart"/>
+      <w:r>
+        <w:t>Birdie</w:t>
+      </w:r>
+      <w:proofErr w:type="spellEnd"/>
+      <w:r>
+        <w:t>/Par/</w:t>
+      </w:r>
+      <w:proofErr w:type="spellStart"/>
+      <w:r>
+        <w:t>Bogey</w:t>
+      </w:r>
+      <w:proofErr w:type="spellEnd"/>
+      <w:r>
+        <w:t xml:space="preserve">/Duplo+) com </w:t>
+      </w:r>
+      <w:proofErr w:type="spellStart"/>
+      <w:r>
+        <w:t>breakdown</w:t>
+      </w:r>
+      <w:proofErr w:type="spellEnd"/>
+      <w:r>
+        <w:t xml:space="preserve"> Par 3/4/5 não está no novo — o </w:t>
+      </w:r>
+      <w:proofErr w:type="spellStart"/>
+      <w:r>
+        <w:t>AnaliseSection</w:t>
+      </w:r>
+      <w:proofErr w:type="spellEnd"/>
+      <w:r>
+        <w:t xml:space="preserve"> cobre por torneio, mas a visão de carreira do </w:t>
+      </w:r>
+      <w:proofErr w:type="spellStart"/>
+      <w:r>
+        <w:t>hero</w:t>
+      </w:r>
+      <w:proofErr w:type="spellEnd"/>
+      <w:r>
+        <w:t xml:space="preserve"> antigo desapareceu.</w:t>
+      </w:r>
+    </w:p>
+    <w:p>
+      <w:r>
+        <w:t>O </w:t>
+      </w:r>
+      <w:proofErr w:type="spellStart"/>
+      <w:r>
+        <w:rPr>
+          <w:b/>
+          <w:bCs/>
+        </w:rPr>
+        <w:t>MetricsGrid</w:t>
+      </w:r>
+      <w:proofErr w:type="spellEnd"/>
+      <w:r>
+        <w:t xml:space="preserve"> novo tem 4 </w:t>
+      </w:r>
+      <w:proofErr w:type="spellStart"/>
+      <w:r>
+        <w:t>KPIs</w:t>
+      </w:r>
+      <w:proofErr w:type="spellEnd"/>
+      <w:r>
+        <w:t xml:space="preserve"> mas faltam: média ronda + σ, melhor ±par, e % </w:t>
+      </w:r>
+      <w:proofErr w:type="spellStart"/>
+      <w:r>
+        <w:t>sub-par</w:t>
+      </w:r>
+      <w:proofErr w:type="spellEnd"/>
+      <w:r>
+        <w:t xml:space="preserve"> rondas.</w:t>
+      </w:r>
+    </w:p>
+    <w:p>
+      <w:r>
+        <w:t>A </w:t>
+      </w:r>
+      <w:proofErr w:type="spellStart"/>
+      <w:r>
+        <w:rPr>
+          <w:b/>
+          <w:bCs/>
+        </w:rPr>
+        <w:t>pill</w:t>
+      </w:r>
+      <w:proofErr w:type="spellEnd"/>
+      <w:r>
+        <w:rPr>
+          <w:b/>
+          <w:bCs/>
+        </w:rPr>
+        <w:t xml:space="preserve"> </w:t>
+      </w:r>
+      <w:proofErr w:type="spellStart"/>
+      <w:r>
+        <w:rPr>
+          <w:b/>
+          <w:bCs/>
+        </w:rPr>
+        <w:t>USKids</w:t>
+      </w:r>
+      <w:proofErr w:type="spellEnd"/>
+      <w:r>
+        <w:rPr>
+          <w:b/>
+          <w:bCs/>
+        </w:rPr>
+        <w:t xml:space="preserve"> clicável</w:t>
+      </w:r>
+      <w:r>
+        <w:t xml:space="preserve"> com link para o </w:t>
+      </w:r>
+      <w:proofErr w:type="spellStart"/>
+      <w:r>
+        <w:t>leaderboard</w:t>
+      </w:r>
+      <w:proofErr w:type="spellEnd"/>
+      <w:r>
+        <w:t xml:space="preserve"> do último torneio do </w:t>
+      </w:r>
+      <w:proofErr w:type="spellStart"/>
+      <w:r>
+        <w:t>member</w:t>
+      </w:r>
+      <w:proofErr w:type="spellEnd"/>
+      <w:r>
+        <w:t xml:space="preserve">, e várias </w:t>
+      </w:r>
+      <w:proofErr w:type="spellStart"/>
+      <w:r>
+        <w:t>pills</w:t>
+      </w:r>
+      <w:proofErr w:type="spellEnd"/>
+      <w:r>
+        <w:t xml:space="preserve"> de federação (</w:t>
+      </w:r>
+      <w:r>
+        <w:rPr>
+          <w:rFonts w:ascii="Segoe UI Emoji" w:hAnsi="Segoe UI Emoji" w:cs="Segoe UI Emoji"/>
+        </w:rPr>
+        <w:t>🇵🇹</w:t>
+      </w:r>
+      <w:r>
+        <w:t xml:space="preserve"> </w:t>
+      </w:r>
+      <w:proofErr w:type="spellStart"/>
+      <w:r>
+        <w:t>ptFed</w:t>
+      </w:r>
+      <w:proofErr w:type="spellEnd"/>
+      <w:r>
+        <w:t xml:space="preserve">, </w:t>
+      </w:r>
+      <w:r>
+        <w:rPr>
+          <w:rFonts w:ascii="Segoe UI Emoji" w:hAnsi="Segoe UI Emoji" w:cs="Segoe UI Emoji"/>
+        </w:rPr>
+        <w:t>🇪🇸</w:t>
+      </w:r>
+      <w:r>
+        <w:t xml:space="preserve"> </w:t>
+      </w:r>
+      <w:proofErr w:type="spellStart"/>
+      <w:r>
+        <w:t>esLicencia</w:t>
+      </w:r>
+      <w:proofErr w:type="spellEnd"/>
+      <w:r>
+        <w:t>/</w:t>
+      </w:r>
+      <w:proofErr w:type="spellStart"/>
+      <w:r>
+        <w:t>esRegion</w:t>
+      </w:r>
+      <w:proofErr w:type="spellEnd"/>
+      <w:r>
+        <w:t xml:space="preserve">, </w:t>
+      </w:r>
+      <w:r>
+        <w:rPr>
+          <w:rFonts w:ascii="Segoe UI Emoji" w:hAnsi="Segoe UI Emoji" w:cs="Segoe UI Emoji"/>
+        </w:rPr>
+        <w:t>🇫🇷</w:t>
+      </w:r>
+      <w:r>
+        <w:t xml:space="preserve"> </w:t>
+      </w:r>
+      <w:proofErr w:type="spellStart"/>
+      <w:r>
+        <w:t>frFed</w:t>
+      </w:r>
+      <w:proofErr w:type="spellEnd"/>
+      <w:r>
+        <w:t>/</w:t>
+      </w:r>
+      <w:proofErr w:type="spellStart"/>
+      <w:r>
+        <w:t>frRegion</w:t>
+      </w:r>
+      <w:proofErr w:type="spellEnd"/>
+      <w:r>
+        <w:t xml:space="preserve">, </w:t>
+      </w:r>
+      <w:proofErr w:type="spellStart"/>
+      <w:r>
+        <w:t>catEdad</w:t>
+      </w:r>
+      <w:proofErr w:type="spellEnd"/>
+      <w:r>
+        <w:t xml:space="preserve"> RFEG) não foram portadas. O </w:t>
+      </w:r>
+      <w:proofErr w:type="spellStart"/>
+      <w:r>
+        <w:t>SexBadge</w:t>
+      </w:r>
+      <w:proofErr w:type="spellEnd"/>
+      <w:r>
+        <w:t> foi removido </w:t>
+      </w:r>
+      <w:r>
+        <w:rPr>
+          <w:b/>
+          <w:bCs/>
+        </w:rPr>
+        <w:t>intencionalmente</w:t>
+      </w:r>
+      <w:r>
+        <w:t> — vale confirmar se é mesmo o que queres.</w:t>
+      </w:r>
+    </w:p>
+    <w:p>
+      <w:pPr>
+        <w:rPr>
+          <w:b/>
+          <w:bCs/>
+        </w:rPr>
+      </w:pPr>
+      <w:r>
+        <w:rPr>
+          <w:b/>
+          <w:bCs/>
+        </w:rPr>
+        <w:t>Baixa prioridade</w:t>
+      </w:r>
+    </w:p>
+    <w:p>
+      <w:proofErr w:type="spellStart"/>
+      <w:r>
+        <w:t>Pills</w:t>
+      </w:r>
+      <w:proofErr w:type="spellEnd"/>
+      <w:r>
+        <w:t xml:space="preserve"> DOB com janela de inferência (</w:t>
+      </w:r>
+      <w:proofErr w:type="spellStart"/>
+      <w:r>
+        <w:t>computeDobInfo</w:t>
+      </w:r>
+      <w:proofErr w:type="spellEnd"/>
+      <w:r>
+        <w:t>, </w:t>
+      </w:r>
+      <w:proofErr w:type="spellStart"/>
+      <w:r>
+        <w:t>dobRangeStrict</w:t>
+      </w:r>
+      <w:proofErr w:type="spellEnd"/>
+      <w:r>
+        <w:t xml:space="preserve">), </w:t>
+      </w:r>
+      <w:proofErr w:type="spellStart"/>
+      <w:r>
+        <w:t>pill</w:t>
+      </w:r>
+      <w:proofErr w:type="spellEnd"/>
+      <w:r>
+        <w:t xml:space="preserve"> SCRATCH/HANDICAP para </w:t>
+      </w:r>
+      <w:proofErr w:type="spellStart"/>
+      <w:r>
+        <w:t>NextCaddy</w:t>
+      </w:r>
+      <w:proofErr w:type="spellEnd"/>
+      <w:r>
+        <w:t xml:space="preserve">, </w:t>
+      </w:r>
+      <w:proofErr w:type="spellStart"/>
+      <w:r>
+        <w:t>debug</w:t>
+      </w:r>
+      <w:proofErr w:type="spellEnd"/>
+      <w:r>
+        <w:t xml:space="preserve"> </w:t>
+      </w:r>
+      <w:proofErr w:type="spellStart"/>
+      <w:r>
+        <w:t>pill</w:t>
+      </w:r>
+      <w:proofErr w:type="spellEnd"/>
+      <w:r>
+        <w:t xml:space="preserve"> com </w:t>
+      </w:r>
+      <w:proofErr w:type="spellStart"/>
+      <w:r>
+        <w:t>tid</w:t>
+      </w:r>
+      <w:proofErr w:type="spellEnd"/>
+      <w:r>
+        <w:t xml:space="preserve"> quando ?</w:t>
+      </w:r>
+      <w:proofErr w:type="spellStart"/>
+      <w:r>
+        <w:t>debug</w:t>
+      </w:r>
+      <w:proofErr w:type="spellEnd"/>
+      <w:r>
+        <w:t xml:space="preserve">=1, historial </w:t>
+      </w:r>
+      <w:proofErr w:type="spellStart"/>
+      <w:r>
+        <w:t>USKids</w:t>
+      </w:r>
+      <w:proofErr w:type="spellEnd"/>
+      <w:r>
+        <w:t xml:space="preserve"> alargado (</w:t>
+      </w:r>
+      <w:proofErr w:type="spellStart"/>
+      <w:r>
+        <w:t>MemberHistTable</w:t>
+      </w:r>
+      <w:proofErr w:type="spellEnd"/>
+      <w:r>
+        <w:t>), e o </w:t>
+      </w:r>
+      <w:proofErr w:type="spellStart"/>
+      <w:r>
+        <w:t>FieldRivaisDashboard</w:t>
+      </w:r>
+      <w:proofErr w:type="spellEnd"/>
+      <w:r>
+        <w:t> cross-</w:t>
+      </w:r>
+      <w:proofErr w:type="spellStart"/>
+      <w:r>
+        <w:t>table</w:t>
+      </w:r>
+      <w:proofErr w:type="spellEnd"/>
+      <w:r>
+        <w:t xml:space="preserve"> (matriz jogadores × torneios passados) — este último foi substituído pelo par </w:t>
+      </w:r>
+      <w:proofErr w:type="spellStart"/>
+      <w:r>
+        <w:t>NextTournaments</w:t>
+      </w:r>
+      <w:proofErr w:type="spellEnd"/>
+      <w:r>
+        <w:t> + </w:t>
+      </w:r>
+      <w:proofErr w:type="spellStart"/>
+      <w:r>
+        <w:t>ScoutView</w:t>
+      </w:r>
+      <w:proofErr w:type="spellEnd"/>
+      <w:r>
+        <w:t>, mas com cobertura conceptual diferente.</w:t>
+      </w:r>
+    </w:p>
+    <w:p>
+      <w:r>
+        <w:t xml:space="preserve">Queres que comece a portar alguma destas </w:t>
+      </w:r>
+      <w:proofErr w:type="spellStart"/>
+      <w:r>
+        <w:t>features</w:t>
+      </w:r>
+      <w:proofErr w:type="spellEnd"/>
+      <w:r>
+        <w:t xml:space="preserve">? Sugiro começar pela </w:t>
+      </w:r>
+      <w:proofErr w:type="spellStart"/>
+      <w:r>
+        <w:t>toolbar</w:t>
+      </w:r>
+      <w:proofErr w:type="spellEnd"/>
+      <w:r>
+        <w:t xml:space="preserve"> de página + </w:t>
+      </w:r>
+      <w:proofErr w:type="spellStart"/>
+      <w:r>
+        <w:t>sidebar</w:t>
+      </w:r>
+      <w:proofErr w:type="spellEnd"/>
+      <w:r>
+        <w:t xml:space="preserve"> enriquecida, que são as duas coisas que mais se notam ao usar o /kids2 lado-a-lado com o /</w:t>
+      </w:r>
+      <w:proofErr w:type="spellStart"/>
+      <w:r>
+        <w:t>kids</w:t>
+      </w:r>
+      <w:proofErr w:type="spellEnd"/>
+      <w:r>
+        <w:t>.</w:t>
+      </w:r>
+    </w:p>
+    <w:p>
+      <w:pPr>
+        <w:rPr>
+          <w:b/>
+          <w:bCs/>
+        </w:rPr>
+      </w:pPr>
+      <w:r>
+        <w:rPr>
+          <w:b/>
+          <w:bCs/>
+        </w:rPr>
+        <w:t>Você disse: verifica mais a fundo o que falta migrar, e também como é o funcionamento no resto do website para ser coerente.</w:t>
+      </w:r>
+    </w:p>
+    <w:p>
+      <w:r>
+        <w:t>verifica mais a fundo o que falta migrar, e também como é o funcionamento no resto do website para ser coerente.</w:t>
+      </w:r>
+    </w:p>
+    <w:p>
+      <w:pPr>
+        <w:rPr>
+          <w:b/>
+          <w:bCs/>
+        </w:rPr>
+      </w:pPr>
+      <w:r>
+        <w:rPr>
+          <w:b/>
+          <w:bCs/>
+        </w:rPr>
+        <w:t xml:space="preserve">Claude respondeu: Tenho um </w:t>
+      </w:r>
+      <w:proofErr w:type="spellStart"/>
+      <w:r>
+        <w:rPr>
+          <w:b/>
+          <w:bCs/>
+        </w:rPr>
+        <w:t>projecto</w:t>
+      </w:r>
+      <w:proofErr w:type="spellEnd"/>
+      <w:r>
+        <w:rPr>
+          <w:b/>
+          <w:bCs/>
+        </w:rPr>
+        <w:t xml:space="preserve"> </w:t>
+      </w:r>
+      <w:proofErr w:type="spellStart"/>
+      <w:r>
+        <w:rPr>
+          <w:b/>
+          <w:bCs/>
+        </w:rPr>
+        <w:t>React</w:t>
+      </w:r>
+      <w:proofErr w:type="spellEnd"/>
+      <w:r>
+        <w:rPr>
+          <w:b/>
+          <w:bCs/>
+        </w:rPr>
+        <w:t>/</w:t>
+      </w:r>
+      <w:proofErr w:type="spellStart"/>
+      <w:r>
+        <w:rPr>
+          <w:b/>
+          <w:bCs/>
+        </w:rPr>
+        <w:t>TypeScript</w:t>
+      </w:r>
+      <w:proofErr w:type="spellEnd"/>
+      <w:r>
+        <w:rPr>
+          <w:b/>
+          <w:bCs/>
+        </w:rPr>
+        <w:t xml:space="preserve"> em C:\golf-fpg (Golf Portugal).</w:t>
+      </w:r>
+    </w:p>
+    <w:p>
+      <w:r>
+        <w:t>Auditoria profunda KIDS→KIDS2 + coerência site</w:t>
+      </w:r>
+    </w:p>
+    <w:p>
+      <w:r>
+        <w:t>Auditoria profunda KIDS→KIDS2 + coerência site</w:t>
+      </w:r>
+    </w:p>
+    <w:p>
+      <w:r>
+        <w:t xml:space="preserve">Aqui está a auditoria completa. Reorganizo abaixo o que é mais </w:t>
+      </w:r>
+      <w:proofErr w:type="spellStart"/>
+      <w:r>
+        <w:t>accionável</w:t>
+      </w:r>
+      <w:proofErr w:type="spellEnd"/>
+      <w:r>
+        <w:t>.</w:t>
+      </w:r>
+    </w:p>
+    <w:p>
+      <w:pPr>
+        <w:rPr>
+          <w:b/>
+          <w:bCs/>
+        </w:rPr>
+      </w:pPr>
+      <w:r>
+        <w:rPr>
+          <w:b/>
+          <w:bCs/>
+        </w:rPr>
+        <w:t>Status detalhado — o essencial</w:t>
+      </w:r>
+    </w:p>
+    <w:p>
+      <w:r>
+        <w:t>A migração já tem uma boa fundação (</w:t>
+      </w:r>
+      <w:proofErr w:type="spellStart"/>
+      <w:r>
+        <w:t>loader</w:t>
+      </w:r>
+      <w:proofErr w:type="spellEnd"/>
+      <w:r>
+        <w:t xml:space="preserve"> canónico, </w:t>
+      </w:r>
+      <w:proofErr w:type="spellStart"/>
+      <w:r>
+        <w:t>AnaliseSection</w:t>
+      </w:r>
+      <w:proofErr w:type="spellEnd"/>
+      <w:r>
+        <w:t xml:space="preserve">, </w:t>
+      </w:r>
+      <w:proofErr w:type="spellStart"/>
+      <w:r>
+        <w:t>EvolutionChart</w:t>
+      </w:r>
+      <w:proofErr w:type="spellEnd"/>
+      <w:r>
+        <w:t>) mas tem </w:t>
+      </w:r>
+      <w:r>
+        <w:rPr>
+          <w:b/>
+          <w:bCs/>
+        </w:rPr>
+        <w:t>três problemas críticos</w:t>
+      </w:r>
+      <w:r>
+        <w:t> que impedem qualquer promoção a /</w:t>
+      </w:r>
+      <w:proofErr w:type="spellStart"/>
+      <w:r>
+        <w:t>kids</w:t>
+      </w:r>
+      <w:proofErr w:type="spellEnd"/>
+      <w:r>
+        <w:t>:</w:t>
+      </w:r>
+    </w:p>
+    <w:p>
+      <w:r>
+        <w:rPr>
+          <w:b/>
+          <w:bCs/>
+        </w:rPr>
+        <w:t>Problemas críticos (fundacionais):</w:t>
+      </w:r>
+    </w:p>
+    <w:p>
+      <w:pPr>
+        <w:numPr>
+          <w:ilvl w:val="0"/>
+          <w:numId w:val="13"/>
+        </w:numPr>
+      </w:pPr>
+      <w:r>
+        <w:t>O KIDS2Page não usa &lt;Toolbar&gt; + &lt;SidebarToggle&gt; + &lt;DataSourcesChip&gt; + useMasterDetail. É a única página do site que destoa — todas as outras 16 páginas seguem o mesmo padrão (KIDSPage:1296-1314, </w:t>
+      </w:r>
+      <w:proofErr w:type="spellStart"/>
+      <w:r>
+        <w:t>FPGPage</w:t>
+      </w:r>
+      <w:proofErr w:type="spellEnd"/>
+      <w:r>
+        <w:t>, </w:t>
+      </w:r>
+      <w:proofErr w:type="spellStart"/>
+      <w:r>
+        <w:t>USKIDSPage</w:t>
+      </w:r>
+      <w:proofErr w:type="spellEnd"/>
+      <w:r>
+        <w:t xml:space="preserve">, etc.). Em mobile a </w:t>
+      </w:r>
+      <w:proofErr w:type="spellStart"/>
+      <w:r>
+        <w:t>sidebar</w:t>
+      </w:r>
+      <w:proofErr w:type="spellEnd"/>
+      <w:r>
+        <w:t xml:space="preserve"> fixa de 300px ocupa metade do ecrã.</w:t>
+      </w:r>
+    </w:p>
+    <w:p>
+      <w:pPr>
+        <w:numPr>
+          <w:ilvl w:val="0"/>
+          <w:numId w:val="13"/>
+        </w:numPr>
+      </w:pPr>
+      <w:r>
+        <w:t>O MatchupVsManuel.tsx:68-107 tem tabela </w:t>
+      </w:r>
+      <w:r>
+        <w:rPr>
+          <w:b/>
+          <w:bCs/>
+        </w:rPr>
+        <w:t>não-</w:t>
+      </w:r>
+      <w:proofErr w:type="spellStart"/>
+      <w:r>
+        <w:rPr>
+          <w:b/>
+          <w:bCs/>
+        </w:rPr>
+        <w:t>sortable</w:t>
+      </w:r>
+      <w:proofErr w:type="spellEnd"/>
+      <w:r>
+        <w:t xml:space="preserve">, violando a regra absoluta do </w:t>
+      </w:r>
+      <w:proofErr w:type="spellStart"/>
+      <w:r>
+        <w:t>projecto</w:t>
+      </w:r>
+      <w:proofErr w:type="spellEnd"/>
+      <w:r>
+        <w:t xml:space="preserve"> (CLAUDE.md exige </w:t>
+      </w:r>
+      <w:proofErr w:type="spellStart"/>
+      <w:r>
+        <w:t>useSort</w:t>
+      </w:r>
+      <w:proofErr w:type="spellEnd"/>
+      <w:r>
+        <w:t> + </w:t>
+      </w:r>
+      <w:proofErr w:type="spellStart"/>
+      <w:r>
+        <w:t>SortableHdr</w:t>
+      </w:r>
+      <w:proofErr w:type="spellEnd"/>
+      <w:r>
+        <w:t> em todas as tabelas).</w:t>
+      </w:r>
+    </w:p>
+    <w:p>
+      <w:pPr>
+        <w:numPr>
+          <w:ilvl w:val="0"/>
+          <w:numId w:val="13"/>
+        </w:numPr>
+      </w:pPr>
+      <w:r>
+        <w:lastRenderedPageBreak/>
+        <w:t xml:space="preserve">O </w:t>
+      </w:r>
+      <w:proofErr w:type="spellStart"/>
+      <w:r>
+        <w:t>deep</w:t>
+      </w:r>
+      <w:proofErr w:type="spellEnd"/>
+      <w:r>
+        <w:t>-link mudou de /</w:t>
+      </w:r>
+      <w:proofErr w:type="spellStart"/>
+      <w:r>
+        <w:t>kids#NomeJogador</w:t>
+      </w:r>
+      <w:proofErr w:type="spellEnd"/>
+      <w:r>
+        <w:t> para /kids2/:</w:t>
+      </w:r>
+      <w:proofErr w:type="spellStart"/>
+      <w:r>
+        <w:t>juniorId</w:t>
+      </w:r>
+      <w:proofErr w:type="spellEnd"/>
+      <w:r>
+        <w:t xml:space="preserve"> (id canónico). Cinco </w:t>
+      </w:r>
+      <w:proofErr w:type="spellStart"/>
+      <w:r>
+        <w:t>linkers</w:t>
+      </w:r>
+      <w:proofErr w:type="spellEnd"/>
+      <w:r>
+        <w:t xml:space="preserve"> do site continuam a usar o formato antigo: KidsLink.tsx:25-26, USKidsLink.tsx:19, FieldEscalaoTable.tsx:251-257, tournamentPrimitives.tsx:221, USKIDSPage. Quando promoveres /kids2 a /</w:t>
+      </w:r>
+      <w:proofErr w:type="spellStart"/>
+      <w:r>
+        <w:t>kids</w:t>
+      </w:r>
+      <w:proofErr w:type="spellEnd"/>
+      <w:r>
+        <w:t>, partem-se todos.</w:t>
+      </w:r>
+    </w:p>
+    <w:p>
+      <w:r>
+        <w:rPr>
+          <w:b/>
+          <w:bCs/>
+        </w:rPr>
+        <w:t xml:space="preserve">Bloqueadores no </w:t>
+      </w:r>
+      <w:proofErr w:type="spellStart"/>
+      <w:r>
+        <w:rPr>
+          <w:b/>
+          <w:bCs/>
+        </w:rPr>
+        <w:t>aggregator</w:t>
+      </w:r>
+      <w:proofErr w:type="spellEnd"/>
+      <w:r>
+        <w:rPr>
+          <w:b/>
+          <w:bCs/>
+        </w:rPr>
+        <w:t xml:space="preserve"> (não dá para implementar só no </w:t>
+      </w:r>
+      <w:proofErr w:type="spellStart"/>
+      <w:r>
+        <w:rPr>
+          <w:b/>
+          <w:bCs/>
+        </w:rPr>
+        <w:t>frontend</w:t>
+      </w:r>
+      <w:proofErr w:type="spellEnd"/>
+      <w:r>
+        <w:rPr>
+          <w:b/>
+          <w:bCs/>
+        </w:rPr>
+        <w:t>):</w:t>
+      </w:r>
+    </w:p>
+    <w:p>
+      <w:pPr>
+        <w:numPr>
+          <w:ilvl w:val="0"/>
+          <w:numId w:val="14"/>
+        </w:numPr>
+      </w:pPr>
+      <w:r>
+        <w:t>Estrelas de prestígio por torneio precisam de </w:t>
+      </w:r>
+      <w:proofErr w:type="spellStart"/>
+      <w:r>
+        <w:t>tournament.fieldSize</w:t>
+      </w:r>
+      <w:proofErr w:type="spellEnd"/>
+      <w:r>
+        <w:t> + </w:t>
+      </w:r>
+      <w:proofErr w:type="spellStart"/>
+      <w:r>
+        <w:t>nationsCount</w:t>
+      </w:r>
+      <w:proofErr w:type="spellEnd"/>
+      <w:r>
+        <w:t> (ou </w:t>
+      </w:r>
+      <w:proofErr w:type="spellStart"/>
+      <w:r>
+        <w:t>weight</w:t>
+      </w:r>
+      <w:proofErr w:type="spellEnd"/>
+      <w:r>
+        <w:t> pré-calculado)</w:t>
+      </w:r>
+    </w:p>
+    <w:p>
+      <w:pPr>
+        <w:numPr>
+          <w:ilvl w:val="0"/>
+          <w:numId w:val="14"/>
+        </w:numPr>
+      </w:pPr>
+      <w:proofErr w:type="spellStart"/>
+      <w:r>
+        <w:t>Pill</w:t>
+      </w:r>
+      <w:proofErr w:type="spellEnd"/>
+      <w:r>
+        <w:t xml:space="preserve"> SCRATCH/HANDICAP precisa de </w:t>
+      </w:r>
+      <w:proofErr w:type="spellStart"/>
+      <w:r>
+        <w:t>tournament.extra.scoringType</w:t>
+      </w:r>
+      <w:proofErr w:type="spellEnd"/>
+    </w:p>
+    <w:p>
+      <w:pPr>
+        <w:numPr>
+          <w:ilvl w:val="0"/>
+          <w:numId w:val="14"/>
+        </w:numPr>
+      </w:pPr>
+      <w:proofErr w:type="spellStart"/>
+      <w:r>
+        <w:t>FieldRivaisDashboard</w:t>
+      </w:r>
+      <w:proofErr w:type="spellEnd"/>
+      <w:r>
+        <w:t xml:space="preserve"> cross-</w:t>
+      </w:r>
+      <w:proofErr w:type="spellStart"/>
+      <w:r>
+        <w:t>table</w:t>
+      </w:r>
+      <w:proofErr w:type="spellEnd"/>
+      <w:r>
+        <w:t xml:space="preserve"> precisa de </w:t>
+      </w:r>
+      <w:proofErr w:type="spellStart"/>
+      <w:r>
+        <w:t>tournament.seriesId</w:t>
+      </w:r>
+      <w:proofErr w:type="spellEnd"/>
+      <w:r>
+        <w:t> para WJGC/EOWAGR/</w:t>
+      </w:r>
+      <w:proofErr w:type="spellStart"/>
+      <w:r>
+        <w:t>Doral</w:t>
+      </w:r>
+      <w:proofErr w:type="spellEnd"/>
+      <w:r>
+        <w:t>/</w:t>
+      </w:r>
+      <w:proofErr w:type="spellStart"/>
+      <w:r>
+        <w:t>USKids</w:t>
+      </w:r>
+      <w:proofErr w:type="spellEnd"/>
+      <w:r>
+        <w:t xml:space="preserve"> </w:t>
+      </w:r>
+      <w:proofErr w:type="spellStart"/>
+      <w:r>
+        <w:t>European</w:t>
+      </w:r>
+      <w:proofErr w:type="spellEnd"/>
+      <w:r>
+        <w:t>/</w:t>
+      </w:r>
+      <w:proofErr w:type="spellStart"/>
+      <w:r>
+        <w:t>World</w:t>
+      </w:r>
+      <w:proofErr w:type="spellEnd"/>
+    </w:p>
+    <w:p>
+      <w:pPr>
+        <w:numPr>
+          <w:ilvl w:val="0"/>
+          <w:numId w:val="14"/>
+        </w:numPr>
+      </w:pPr>
+      <w:r>
+        <w:t xml:space="preserve">Manuel </w:t>
+      </w:r>
+      <w:proofErr w:type="spellStart"/>
+      <w:r>
+        <w:t>legacy</w:t>
+      </w:r>
+      <w:proofErr w:type="spellEnd"/>
+      <w:r>
+        <w:t xml:space="preserve"> </w:t>
+      </w:r>
+      <w:proofErr w:type="spellStart"/>
+      <w:r>
+        <w:t>mid</w:t>
+      </w:r>
+      <w:proofErr w:type="spellEnd"/>
+      <w:r>
+        <w:t> 605933 precisa de validação no canónico (</w:t>
+      </w:r>
+      <w:proofErr w:type="spellStart"/>
+      <w:r>
+        <w:t>junior.sources.uskids.historicalMemberIds</w:t>
+      </w:r>
+      <w:proofErr w:type="spellEnd"/>
+      <w:r>
+        <w:t>)</w:t>
+      </w:r>
+    </w:p>
+    <w:p>
+      <w:pPr>
+        <w:numPr>
+          <w:ilvl w:val="0"/>
+          <w:numId w:val="14"/>
+        </w:numPr>
+      </w:pPr>
+      <w:proofErr w:type="spellStart"/>
+      <w:r>
+        <w:t>junior.dobRange</w:t>
+      </w:r>
+      <w:proofErr w:type="spellEnd"/>
+      <w:r>
+        <w:t xml:space="preserve"> inferido (campo na </w:t>
+      </w:r>
+      <w:proofErr w:type="spellStart"/>
+      <w:r>
+        <w:t>schema</w:t>
+      </w:r>
+      <w:proofErr w:type="spellEnd"/>
+      <w:r>
+        <w:t xml:space="preserve"> mas </w:t>
+      </w:r>
+      <w:proofErr w:type="spellStart"/>
+      <w:r>
+        <w:t>adapters</w:t>
+      </w:r>
+      <w:proofErr w:type="spellEnd"/>
+      <w:r>
+        <w:t xml:space="preserve"> não </w:t>
+      </w:r>
+      <w:proofErr w:type="spellStart"/>
+      <w:r>
+        <w:t>populam</w:t>
+      </w:r>
+      <w:proofErr w:type="spellEnd"/>
+      <w:r>
+        <w:t>)</w:t>
+      </w:r>
+    </w:p>
+    <w:p>
+      <w:r>
+        <w:rPr>
+          <w:b/>
+          <w:bCs/>
+        </w:rPr>
+        <w:t xml:space="preserve">Cores </w:t>
+      </w:r>
+      <w:proofErr w:type="spellStart"/>
+      <w:r>
+        <w:rPr>
+          <w:b/>
+          <w:bCs/>
+        </w:rPr>
+        <w:t>hardcoded</w:t>
+      </w:r>
+      <w:proofErr w:type="spellEnd"/>
+      <w:r>
+        <w:rPr>
+          <w:b/>
+          <w:bCs/>
+        </w:rPr>
+        <w:t xml:space="preserve"> a violar tokens.css:</w:t>
+      </w:r>
+    </w:p>
+    <w:p>
+      <w:pPr>
+        <w:numPr>
+          <w:ilvl w:val="0"/>
+          <w:numId w:val="15"/>
+        </w:numPr>
+      </w:pPr>
+      <w:r>
+        <w:t xml:space="preserve">EvolutionChart.tsx:36-43 — cores das fontes </w:t>
+      </w:r>
+      <w:proofErr w:type="spellStart"/>
+      <w:r>
+        <w:t>hardcoded</w:t>
+      </w:r>
+      <w:proofErr w:type="spellEnd"/>
+      <w:r>
+        <w:t xml:space="preserve"> (#2563eb, #16a34a, etc.)</w:t>
+      </w:r>
+    </w:p>
+    <w:p>
+      <w:pPr>
+        <w:numPr>
+          <w:ilvl w:val="0"/>
+          <w:numId w:val="15"/>
+        </w:numPr>
+      </w:pPr>
+      <w:r>
+        <w:t>Troféus em MatchupVsManuel.tsx:144-145, HistoryByTournament.tsx:340-341, ResultsTimeline.tsx:212-218 (já existem --</w:t>
+      </w:r>
+      <w:proofErr w:type="spellStart"/>
+      <w:r>
+        <w:t>medal-gold</w:t>
+      </w:r>
+      <w:proofErr w:type="spellEnd"/>
+      <w:r>
+        <w:t>, --</w:t>
+      </w:r>
+      <w:proofErr w:type="spellStart"/>
+      <w:r>
+        <w:t>medal-silver</w:t>
+      </w:r>
+      <w:proofErr w:type="spellEnd"/>
+      <w:r>
+        <w:t>, --</w:t>
+      </w:r>
+      <w:proofErr w:type="spellStart"/>
+      <w:r>
+        <w:t>medal</w:t>
+      </w:r>
+      <w:proofErr w:type="spellEnd"/>
+      <w:r>
+        <w:t>-bronze)</w:t>
+      </w:r>
+    </w:p>
+    <w:p>
+      <w:proofErr w:type="spellStart"/>
+      <w:r>
+        <w:rPr>
+          <w:b/>
+          <w:bCs/>
+        </w:rPr>
+        <w:t>Features</w:t>
+      </w:r>
+      <w:proofErr w:type="spellEnd"/>
+      <w:r>
+        <w:rPr>
+          <w:b/>
+          <w:bCs/>
+        </w:rPr>
+        <w:t xml:space="preserve"> visíveis em falta (priorizado):</w:t>
+      </w:r>
+    </w:p>
+    <w:p>
+      <w:pPr>
+        <w:numPr>
+          <w:ilvl w:val="0"/>
+          <w:numId w:val="16"/>
+        </w:numPr>
+      </w:pPr>
+      <w:proofErr w:type="spellStart"/>
+      <w:r>
+        <w:t>Sidebar</w:t>
+      </w:r>
+      <w:proofErr w:type="spellEnd"/>
+      <w:r>
+        <w:t xml:space="preserve"> perdeu </w:t>
+      </w:r>
+      <w:proofErr w:type="spellStart"/>
+      <w:r>
+        <w:t>rank</w:t>
+      </w:r>
+      <w:proofErr w:type="spellEnd"/>
+      <w:r>
+        <w:t xml:space="preserve"> z-score global, V/E/D </w:t>
+      </w:r>
+      <w:proofErr w:type="spellStart"/>
+      <w:r>
+        <w:t>pill</w:t>
+      </w:r>
+      <w:proofErr w:type="spellEnd"/>
+      <w:r>
+        <w:t xml:space="preserve"> por linha, </w:t>
+      </w:r>
+      <w:proofErr w:type="spellStart"/>
+      <w:r>
+        <w:t>best</w:t>
+      </w:r>
+      <w:proofErr w:type="spellEnd"/>
+      <w:r>
+        <w:t xml:space="preserve"> ±par, </w:t>
+      </w:r>
+      <w:proofErr w:type="spellStart"/>
+      <w:r>
+        <w:t>mhCnt</w:t>
+      </w:r>
+      <w:proofErr w:type="spellEnd"/>
+      <w:r>
+        <w:t xml:space="preserve">, </w:t>
+      </w:r>
+      <w:proofErr w:type="spellStart"/>
+      <w:r>
+        <w:t>tier</w:t>
+      </w:r>
+      <w:proofErr w:type="spellEnd"/>
+      <w:r>
+        <w:t xml:space="preserve"> badge </w:t>
+      </w:r>
+      <w:proofErr w:type="spellStart"/>
+      <w:r>
+        <w:t>inline</w:t>
+      </w:r>
+      <w:proofErr w:type="spellEnd"/>
+      <w:r>
+        <w:t xml:space="preserve">, e os filtros </w:t>
+      </w:r>
+      <w:proofErr w:type="spellStart"/>
+      <w:r>
+        <w:t>tier</w:t>
+      </w:r>
+      <w:proofErr w:type="spellEnd"/>
+      <w:r>
+        <w:t>/min torneios</w:t>
+      </w:r>
+    </w:p>
+    <w:p>
+      <w:pPr>
+        <w:numPr>
+          <w:ilvl w:val="0"/>
+          <w:numId w:val="16"/>
+        </w:numPr>
+      </w:pPr>
+      <w:r>
+        <w:t xml:space="preserve">Hero perdeu </w:t>
+      </w:r>
+      <w:proofErr w:type="spellStart"/>
+      <w:r>
+        <w:t>pills</w:t>
+      </w:r>
+      <w:proofErr w:type="spellEnd"/>
+      <w:r>
+        <w:t xml:space="preserve"> cross-federação completas (</w:t>
+      </w:r>
+      <w:proofErr w:type="spellStart"/>
+      <w:r>
+        <w:t>esLicencia</w:t>
+      </w:r>
+      <w:proofErr w:type="spellEnd"/>
+      <w:r>
+        <w:t xml:space="preserve">, </w:t>
+      </w:r>
+      <w:proofErr w:type="spellStart"/>
+      <w:r>
+        <w:t>esRegion</w:t>
+      </w:r>
+      <w:proofErr w:type="spellEnd"/>
+      <w:r>
+        <w:t xml:space="preserve">, </w:t>
+      </w:r>
+      <w:proofErr w:type="spellStart"/>
+      <w:r>
+        <w:t>esCatEdad</w:t>
+      </w:r>
+      <w:proofErr w:type="spellEnd"/>
+      <w:r>
+        <w:t xml:space="preserve">, </w:t>
+      </w:r>
+      <w:proofErr w:type="spellStart"/>
+      <w:r>
+        <w:t>esHcp</w:t>
+      </w:r>
+      <w:proofErr w:type="spellEnd"/>
+      <w:r>
+        <w:t xml:space="preserve">, </w:t>
+      </w:r>
+      <w:proofErr w:type="spellStart"/>
+      <w:r>
+        <w:t>frFed</w:t>
+      </w:r>
+      <w:proofErr w:type="spellEnd"/>
+      <w:r>
+        <w:t xml:space="preserve">, </w:t>
+      </w:r>
+      <w:proofErr w:type="spellStart"/>
+      <w:r>
+        <w:t>frClub</w:t>
+      </w:r>
+      <w:proofErr w:type="spellEnd"/>
+      <w:r>
+        <w:t xml:space="preserve">, </w:t>
+      </w:r>
+      <w:proofErr w:type="spellStart"/>
+      <w:r>
+        <w:t>frRegion</w:t>
+      </w:r>
+      <w:proofErr w:type="spellEnd"/>
+      <w:r>
+        <w:t xml:space="preserve">, </w:t>
+      </w:r>
+      <w:proofErr w:type="spellStart"/>
+      <w:r>
+        <w:t>frHcp</w:t>
+      </w:r>
+      <w:proofErr w:type="spellEnd"/>
+      <w:r>
+        <w:t xml:space="preserve">, </w:t>
+      </w:r>
+      <w:proofErr w:type="spellStart"/>
+      <w:r>
+        <w:t>escalaoIntl</w:t>
+      </w:r>
+      <w:proofErr w:type="spellEnd"/>
+      <w:r>
+        <w:t xml:space="preserve"> unificado), DOB </w:t>
+      </w:r>
+      <w:proofErr w:type="spellStart"/>
+      <w:r>
+        <w:t>pills</w:t>
+      </w:r>
+      <w:proofErr w:type="spellEnd"/>
+      <w:r>
+        <w:t xml:space="preserve"> com </w:t>
+      </w:r>
+      <w:proofErr w:type="spellStart"/>
+      <w:r>
+        <w:t>computeDobInfo</w:t>
+      </w:r>
+      <w:proofErr w:type="spellEnd"/>
+      <w:r>
+        <w:t xml:space="preserve"> (4 estados), </w:t>
+      </w:r>
+      <w:proofErr w:type="spellStart"/>
+      <w:r>
+        <w:t>palmarès</w:t>
+      </w:r>
+      <w:proofErr w:type="spellEnd"/>
+      <w:r>
+        <w:t xml:space="preserve"> </w:t>
+      </w:r>
+      <w:proofErr w:type="spellStart"/>
+      <w:r>
+        <w:t>inline</w:t>
+      </w:r>
+      <w:proofErr w:type="spellEnd"/>
+      <w:r>
+        <w:t xml:space="preserve"> (top 5 + "+N")</w:t>
+      </w:r>
+    </w:p>
+    <w:p>
+      <w:pPr>
+        <w:numPr>
+          <w:ilvl w:val="0"/>
+          <w:numId w:val="16"/>
+        </w:numPr>
+      </w:pPr>
+      <w:proofErr w:type="spellStart"/>
+      <w:r>
+        <w:t>MetricsGrid</w:t>
+      </w:r>
+      <w:proofErr w:type="spellEnd"/>
+      <w:r>
+        <w:t xml:space="preserve"> faltam 3 dos 5 </w:t>
+      </w:r>
+      <w:proofErr w:type="spellStart"/>
+      <w:r>
+        <w:t>KPIs</w:t>
+      </w:r>
+      <w:proofErr w:type="spellEnd"/>
+      <w:r>
+        <w:t xml:space="preserve"> originais: melhor ±par, média ronda + σ, % </w:t>
+      </w:r>
+      <w:proofErr w:type="spellStart"/>
+      <w:r>
+        <w:t>sub-par</w:t>
+      </w:r>
+      <w:proofErr w:type="spellEnd"/>
+    </w:p>
+    <w:p>
+      <w:pPr>
+        <w:numPr>
+          <w:ilvl w:val="0"/>
+          <w:numId w:val="16"/>
+        </w:numPr>
+      </w:pPr>
+      <w:r>
+        <w:t>Lista de torneios — perdeu botões SAT/</w:t>
+      </w:r>
+      <w:proofErr w:type="spellStart"/>
+      <w:r>
+        <w:t>USKids</w:t>
+      </w:r>
+      <w:proofErr w:type="spellEnd"/>
+      <w:r>
+        <w:t>/FPG/FFG/RFEG separados (</w:t>
+      </w:r>
+      <w:proofErr w:type="spellStart"/>
+      <w:r>
+        <w:t>getTournLinks</w:t>
+      </w:r>
+      <w:proofErr w:type="spellEnd"/>
+      <w:r>
+        <w:t xml:space="preserve">), </w:t>
+      </w:r>
+      <w:proofErr w:type="spellStart"/>
+      <w:r>
+        <w:t>pill</w:t>
+      </w:r>
+      <w:proofErr w:type="spellEnd"/>
+      <w:r>
+        <w:t xml:space="preserve"> 9H, </w:t>
+      </w:r>
+      <w:proofErr w:type="spellStart"/>
+      <w:r>
+        <w:t>RoundPill</w:t>
+      </w:r>
+      <w:proofErr w:type="spellEnd"/>
+      <w:r>
+        <w:t>, </w:t>
+      </w:r>
+      <w:r>
+        <w:rPr>
+          <w:rFonts w:ascii="Segoe UI Symbol" w:hAnsi="Segoe UI Symbol" w:cs="Segoe UI Symbol"/>
+        </w:rPr>
+        <w:t>★</w:t>
+      </w:r>
+      <w:r>
+        <w:t xml:space="preserve"> M #pos</w:t>
+      </w:r>
+      <w:r>
+        <w:rPr>
+          <w:rFonts w:ascii="Aptos" w:hAnsi="Aptos" w:cs="Aptos"/>
+        </w:rPr>
+        <w:t> </w:t>
+      </w:r>
+      <w:proofErr w:type="spellStart"/>
+      <w:r>
+        <w:t>inline</w:t>
+      </w:r>
+      <w:proofErr w:type="spellEnd"/>
+      <w:r>
+        <w:t>, top%</w:t>
+      </w:r>
+    </w:p>
+    <w:p>
+      <w:pPr>
+        <w:numPr>
+          <w:ilvl w:val="0"/>
+          <w:numId w:val="16"/>
+        </w:numPr>
+      </w:pPr>
+      <w:proofErr w:type="spellStart"/>
+      <w:r>
+        <w:t>EvolutionChart</w:t>
+      </w:r>
+      <w:proofErr w:type="spellEnd"/>
+      <w:r>
+        <w:t xml:space="preserve"> sem normalização ±par 18H (</w:t>
+      </w:r>
+      <w:proofErr w:type="spellStart"/>
+      <w:r>
+        <w:t>tprNorm</w:t>
+      </w:r>
+      <w:proofErr w:type="spellEnd"/>
+      <w:r>
+        <w:t>) e sem linha sobreposta do Manuel</w:t>
+      </w:r>
+    </w:p>
+    <w:p>
+      <w:pPr>
+        <w:numPr>
+          <w:ilvl w:val="0"/>
+          <w:numId w:val="16"/>
+        </w:numPr>
+      </w:pPr>
+      <w:proofErr w:type="spellStart"/>
+      <w:r>
+        <w:t>Palmarès</w:t>
+      </w:r>
+      <w:proofErr w:type="spellEnd"/>
+      <w:r>
+        <w:t xml:space="preserve"> como secção dedicada não existe</w:t>
+      </w:r>
+    </w:p>
+    <w:p>
+      <w:pPr>
+        <w:numPr>
+          <w:ilvl w:val="0"/>
+          <w:numId w:val="16"/>
+        </w:numPr>
+      </w:pPr>
+      <w:r>
+        <w:t xml:space="preserve">Distribuição de </w:t>
+      </w:r>
+      <w:proofErr w:type="spellStart"/>
+      <w:r>
+        <w:t>scoring</w:t>
+      </w:r>
+      <w:proofErr w:type="spellEnd"/>
+      <w:r>
+        <w:t xml:space="preserve"> agregada (barra </w:t>
+      </w:r>
+      <w:proofErr w:type="spellStart"/>
+      <w:r>
+        <w:t>Eagle→Triple</w:t>
+      </w:r>
+      <w:proofErr w:type="spellEnd"/>
+      <w:r>
+        <w:t xml:space="preserve">+ com Par 3/4/5 </w:t>
+      </w:r>
+      <w:proofErr w:type="spellStart"/>
+      <w:r>
+        <w:t>KpiCards</w:t>
+      </w:r>
+      <w:proofErr w:type="spellEnd"/>
+      <w:r>
+        <w:t>) não existe</w:t>
+      </w:r>
+    </w:p>
+    <w:p>
+      <w:pPr>
+        <w:numPr>
+          <w:ilvl w:val="0"/>
+          <w:numId w:val="16"/>
+        </w:numPr>
+      </w:pPr>
+      <w:proofErr w:type="spellStart"/>
+      <w:r>
+        <w:t>MemberHistTable</w:t>
+      </w:r>
+      <w:proofErr w:type="spellEnd"/>
+      <w:r>
+        <w:t xml:space="preserve"> (histórico </w:t>
+      </w:r>
+      <w:proofErr w:type="spellStart"/>
+      <w:r>
+        <w:t>USKids</w:t>
+      </w:r>
+      <w:proofErr w:type="spellEnd"/>
+      <w:r>
+        <w:t>) não foi portado</w:t>
+      </w:r>
+    </w:p>
+    <w:p>
+      <w:pPr>
+        <w:numPr>
+          <w:ilvl w:val="0"/>
+          <w:numId w:val="16"/>
+        </w:numPr>
+      </w:pPr>
+      <w:proofErr w:type="spellStart"/>
+      <w:r>
+        <w:t>FieldRivaisDashboard</w:t>
+      </w:r>
+      <w:proofErr w:type="spellEnd"/>
+      <w:r>
+        <w:t> cross-</w:t>
+      </w:r>
+      <w:proofErr w:type="spellStart"/>
+      <w:r>
+        <w:t>table</w:t>
+      </w:r>
+      <w:proofErr w:type="spellEnd"/>
+      <w:r>
+        <w:t xml:space="preserve"> </w:t>
+      </w:r>
+      <w:proofErr w:type="spellStart"/>
+      <w:r>
+        <w:t>inline</w:t>
+      </w:r>
+      <w:proofErr w:type="spellEnd"/>
+      <w:r>
+        <w:t xml:space="preserve"> foi substituído por </w:t>
+      </w:r>
+      <w:proofErr w:type="spellStart"/>
+      <w:r>
+        <w:t>ScoutView</w:t>
+      </w:r>
+      <w:proofErr w:type="spellEnd"/>
+      <w:r>
+        <w:t> 1D — perde-se a matriz "rivais × torneios passados"</w:t>
+      </w:r>
+    </w:p>
+    <w:p>
+      <w:pPr>
+        <w:rPr>
+          <w:b/>
+          <w:bCs/>
+        </w:rPr>
+      </w:pPr>
+      <w:r>
+        <w:rPr>
+          <w:b/>
+          <w:bCs/>
+        </w:rPr>
+        <w:t>Funções puras prontas a copiar</w:t>
+      </w:r>
+    </w:p>
+    <w:p>
+      <w:r>
+        <w:lastRenderedPageBreak/>
+        <w:t xml:space="preserve">São puras e podem ir </w:t>
+      </w:r>
+      <w:proofErr w:type="spellStart"/>
+      <w:r>
+        <w:t>directas</w:t>
+      </w:r>
+      <w:proofErr w:type="spellEnd"/>
+      <w:r>
+        <w:t xml:space="preserve"> (talvez com adaptação de tipos):</w:t>
+      </w:r>
+    </w:p>
+    <w:p>
+      <w:pPr>
+        <w:numPr>
+          <w:ilvl w:val="0"/>
+          <w:numId w:val="17"/>
+        </w:numPr>
+      </w:pPr>
+      <w:proofErr w:type="spellStart"/>
+      <w:r>
+        <w:t>kids</w:t>
+      </w:r>
+      <w:proofErr w:type="spellEnd"/>
+      <w:r>
+        <w:t>/</w:t>
+      </w:r>
+      <w:proofErr w:type="spellStart"/>
+      <w:r>
+        <w:t>dobInference.ts</w:t>
+      </w:r>
+      <w:proofErr w:type="spellEnd"/>
+      <w:r>
+        <w:t> inteiro (</w:t>
+      </w:r>
+      <w:proofErr w:type="spellStart"/>
+      <w:r>
+        <w:t>parseDob</w:t>
+      </w:r>
+      <w:proofErr w:type="spellEnd"/>
+      <w:r>
+        <w:t>, </w:t>
+      </w:r>
+      <w:proofErr w:type="spellStart"/>
+      <w:r>
+        <w:t>ageAt</w:t>
+      </w:r>
+      <w:proofErr w:type="spellEnd"/>
+      <w:r>
+        <w:t>, </w:t>
+      </w:r>
+      <w:proofErr w:type="spellStart"/>
+      <w:r>
+        <w:t>computeDobInfo</w:t>
+      </w:r>
+      <w:proofErr w:type="spellEnd"/>
+      <w:r>
+        <w:t>, </w:t>
+      </w:r>
+      <w:proofErr w:type="spellStart"/>
+      <w:r>
+        <w:t>escalaoIntl</w:t>
+      </w:r>
+      <w:proofErr w:type="spellEnd"/>
+      <w:r>
+        <w:t>)</w:t>
+      </w:r>
+    </w:p>
+    <w:p>
+      <w:pPr>
+        <w:numPr>
+          <w:ilvl w:val="0"/>
+          <w:numId w:val="17"/>
+        </w:numPr>
+      </w:pPr>
+      <w:r>
+        <w:t>KIDSPage.tsx:84-112 </w:t>
+      </w:r>
+      <w:proofErr w:type="spellStart"/>
+      <w:r>
+        <w:t>getTournWeight</w:t>
+      </w:r>
+      <w:proofErr w:type="spellEnd"/>
+      <w:r>
+        <w:t> (precisa de adaptar para receber </w:t>
+      </w:r>
+      <w:proofErr w:type="spellStart"/>
+      <w:r>
+        <w:t>Tournament</w:t>
+      </w:r>
+      <w:proofErr w:type="spellEnd"/>
+      <w:r>
+        <w:t> canónico)</w:t>
+      </w:r>
+    </w:p>
+    <w:p>
+      <w:pPr>
+        <w:numPr>
+          <w:ilvl w:val="0"/>
+          <w:numId w:val="17"/>
+        </w:numPr>
+      </w:pPr>
+      <w:proofErr w:type="spellStart"/>
+      <w:r>
+        <w:t>kids</w:t>
+      </w:r>
+      <w:proofErr w:type="spellEnd"/>
+      <w:r>
+        <w:t>/RivalCharts.tsx:26-35 </w:t>
+      </w:r>
+      <w:proofErr w:type="spellStart"/>
+      <w:r>
+        <w:t>inferNholes</w:t>
+      </w:r>
+      <w:proofErr w:type="spellEnd"/>
+      <w:r>
+        <w:t>, </w:t>
+      </w:r>
+      <w:proofErr w:type="spellStart"/>
+      <w:r>
+        <w:t>tprNorm</w:t>
+      </w:r>
+      <w:proofErr w:type="spellEnd"/>
+      <w:r>
+        <w:t xml:space="preserve"> (crítico para </w:t>
+      </w:r>
+      <w:proofErr w:type="spellStart"/>
+      <w:r>
+        <w:t>EvolutionChart</w:t>
+      </w:r>
+      <w:proofErr w:type="spellEnd"/>
+      <w:r>
+        <w:t>)</w:t>
+      </w:r>
+    </w:p>
+    <w:p>
+      <w:pPr>
+        <w:numPr>
+          <w:ilvl w:val="0"/>
+          <w:numId w:val="17"/>
+        </w:numPr>
+      </w:pPr>
+      <w:r>
+        <w:t>KIDSPage.tsx:858-942 </w:t>
+      </w:r>
+      <w:proofErr w:type="spellStart"/>
+      <w:r>
+        <w:t>getPlayerType</w:t>
+      </w:r>
+      <w:proofErr w:type="spellEnd"/>
+      <w:r>
+        <w:t> + </w:t>
+      </w:r>
+      <w:proofErr w:type="spellStart"/>
+      <w:r>
+        <w:t>buildRankMap</w:t>
+      </w:r>
+      <w:proofErr w:type="spellEnd"/>
+      <w:r>
+        <w:t> (heurísticas valiosas com gates por idade ±2)</w:t>
+      </w:r>
+    </w:p>
+    <w:p>
+      <w:pPr>
+        <w:numPr>
+          <w:ilvl w:val="0"/>
+          <w:numId w:val="17"/>
+        </w:numPr>
+      </w:pPr>
+      <w:proofErr w:type="spellStart"/>
+      <w:r>
+        <w:t>kids</w:t>
+      </w:r>
+      <w:proofErr w:type="spellEnd"/>
+      <w:r>
+        <w:t>/</w:t>
+      </w:r>
+      <w:proofErr w:type="spellStart"/>
+      <w:r>
+        <w:t>MemberHistTable.tsx</w:t>
+      </w:r>
+      <w:proofErr w:type="spellEnd"/>
+      <w:r>
+        <w:t> e H2HSortableTable.tsx (já usam </w:t>
+      </w:r>
+      <w:proofErr w:type="spellStart"/>
+      <w:r>
+        <w:t>useSort</w:t>
+      </w:r>
+      <w:proofErr w:type="spellEnd"/>
+      <w:r>
+        <w:t> </w:t>
+      </w:r>
+      <w:proofErr w:type="spellStart"/>
+      <w:r>
+        <w:t>correctamente</w:t>
+      </w:r>
+      <w:proofErr w:type="spellEnd"/>
+      <w:r>
+        <w:t>)</w:t>
+      </w:r>
+    </w:p>
+    <w:p>
+      <w:pPr>
+        <w:rPr>
+          <w:b/>
+          <w:bCs/>
+        </w:rPr>
+      </w:pPr>
+      <w:proofErr w:type="spellStart"/>
+      <w:r>
+        <w:rPr>
+          <w:b/>
+          <w:bCs/>
+        </w:rPr>
+        <w:t>Roadmap</w:t>
+      </w:r>
+      <w:proofErr w:type="spellEnd"/>
+      <w:r>
+        <w:rPr>
+          <w:b/>
+          <w:bCs/>
+        </w:rPr>
+        <w:t xml:space="preserve"> </w:t>
+      </w:r>
+      <w:proofErr w:type="spellStart"/>
+      <w:r>
+        <w:rPr>
+          <w:b/>
+          <w:bCs/>
+        </w:rPr>
+        <w:t>accionável</w:t>
+      </w:r>
+      <w:proofErr w:type="spellEnd"/>
+      <w:r>
+        <w:rPr>
+          <w:b/>
+          <w:bCs/>
+        </w:rPr>
+        <w:t xml:space="preserve"> em 5 fases</w:t>
+      </w:r>
+    </w:p>
+    <w:p>
+      <w:r>
+        <w:rPr>
+          <w:b/>
+          <w:bCs/>
+        </w:rPr>
+        <w:t>Fase 1 — Coerência (1-2 dias):</w:t>
+      </w:r>
+      <w:r>
+        <w:t> </w:t>
+      </w:r>
+      <w:proofErr w:type="spellStart"/>
+      <w:r>
+        <w:t>Toolbar</w:t>
+      </w:r>
+      <w:proofErr w:type="spellEnd"/>
+      <w:r>
+        <w:t xml:space="preserve"> canónica, </w:t>
+      </w:r>
+      <w:proofErr w:type="spellStart"/>
+      <w:r>
+        <w:t>useMasterDetail</w:t>
+      </w:r>
+      <w:proofErr w:type="spellEnd"/>
+      <w:r>
+        <w:t xml:space="preserve">, </w:t>
+      </w:r>
+      <w:proofErr w:type="spellStart"/>
+      <w:r>
+        <w:t>sortable</w:t>
+      </w:r>
+      <w:proofErr w:type="spellEnd"/>
+      <w:r>
+        <w:t xml:space="preserve"> em </w:t>
+      </w:r>
+      <w:proofErr w:type="spellStart"/>
+      <w:r>
+        <w:t>MatchupVsManuel</w:t>
+      </w:r>
+      <w:proofErr w:type="spellEnd"/>
+      <w:r>
+        <w:t xml:space="preserve">, mover cores para </w:t>
+      </w:r>
+      <w:proofErr w:type="spellStart"/>
+      <w:r>
+        <w:t>tokens</w:t>
+      </w:r>
+      <w:proofErr w:type="spellEnd"/>
+      <w:r>
+        <w:t xml:space="preserve">, substituir </w:t>
+      </w:r>
+      <w:proofErr w:type="spellStart"/>
+      <w:r>
+        <w:t>pills</w:t>
+      </w:r>
+      <w:proofErr w:type="spellEnd"/>
+      <w:r>
+        <w:t xml:space="preserve"> </w:t>
+      </w:r>
+      <w:proofErr w:type="spellStart"/>
+      <w:r>
+        <w:t>inline</w:t>
+      </w:r>
+      <w:proofErr w:type="spellEnd"/>
+      <w:r>
+        <w:t xml:space="preserve"> por &lt;</w:t>
+      </w:r>
+      <w:proofErr w:type="spellStart"/>
+      <w:r>
+        <w:t>PillBadge</w:t>
+      </w:r>
+      <w:proofErr w:type="spellEnd"/>
+      <w:r>
+        <w:t>&gt;/&lt;</w:t>
+      </w:r>
+      <w:proofErr w:type="spellStart"/>
+      <w:r>
+        <w:t>RoundPill</w:t>
+      </w:r>
+      <w:proofErr w:type="spellEnd"/>
+      <w:r>
+        <w:t xml:space="preserve">&gt;, </w:t>
+      </w:r>
+      <w:proofErr w:type="spellStart"/>
+      <w:r>
+        <w:t>tabs</w:t>
+      </w:r>
+      <w:proofErr w:type="spellEnd"/>
+      <w:r>
+        <w:t xml:space="preserve"> com </w:t>
+      </w:r>
+      <w:proofErr w:type="spellStart"/>
+      <w:r>
+        <w:t>tab-under</w:t>
+      </w:r>
+      <w:proofErr w:type="spellEnd"/>
+      <w:r>
+        <w:t>, aceitar /kids2#nome//kids2#mid em paralelo. </w:t>
+      </w:r>
+      <w:r>
+        <w:rPr>
+          <w:i/>
+          <w:iCs/>
+        </w:rPr>
+        <w:t>Sem isto não se promove.</w:t>
+      </w:r>
+    </w:p>
+    <w:p>
+      <w:r>
+        <w:rPr>
+          <w:b/>
+          <w:bCs/>
+        </w:rPr>
+        <w:t xml:space="preserve">Fase 2 — </w:t>
+      </w:r>
+      <w:proofErr w:type="spellStart"/>
+      <w:r>
+        <w:rPr>
+          <w:b/>
+          <w:bCs/>
+        </w:rPr>
+        <w:t>Sidebar</w:t>
+      </w:r>
+      <w:proofErr w:type="spellEnd"/>
+      <w:r>
+        <w:rPr>
+          <w:b/>
+          <w:bCs/>
+        </w:rPr>
+        <w:t xml:space="preserve"> e Hero (2-3 dias):</w:t>
+      </w:r>
+      <w:r>
+        <w:t> </w:t>
+      </w:r>
+      <w:proofErr w:type="spellStart"/>
+      <w:r>
+        <w:t>Rank</w:t>
+      </w:r>
+      <w:proofErr w:type="spellEnd"/>
+      <w:r>
+        <w:t xml:space="preserve"> z-score, V/E/D </w:t>
+      </w:r>
+      <w:proofErr w:type="spellStart"/>
+      <w:r>
+        <w:t>inline</w:t>
+      </w:r>
+      <w:proofErr w:type="spellEnd"/>
+      <w:r>
+        <w:t xml:space="preserve">, filtros </w:t>
+      </w:r>
+      <w:proofErr w:type="spellStart"/>
+      <w:r>
+        <w:t>tier</w:t>
+      </w:r>
+      <w:proofErr w:type="spellEnd"/>
+      <w:r>
+        <w:t xml:space="preserve">/min torneios na </w:t>
+      </w:r>
+      <w:proofErr w:type="spellStart"/>
+      <w:r>
+        <w:t>toolbar</w:t>
+      </w:r>
+      <w:proofErr w:type="spellEnd"/>
+      <w:r>
+        <w:t xml:space="preserve">, </w:t>
+      </w:r>
+      <w:proofErr w:type="spellStart"/>
+      <w:r>
+        <w:t>pills</w:t>
+      </w:r>
+      <w:proofErr w:type="spellEnd"/>
+      <w:r>
+        <w:t xml:space="preserve"> cross-federação completas no </w:t>
+      </w:r>
+      <w:proofErr w:type="spellStart"/>
+      <w:r>
+        <w:t>hero</w:t>
+      </w:r>
+      <w:proofErr w:type="spellEnd"/>
+      <w:r>
+        <w:t>, DOB com </w:t>
+      </w:r>
+      <w:proofErr w:type="spellStart"/>
+      <w:r>
+        <w:t>computeDobInfo</w:t>
+      </w:r>
+      <w:proofErr w:type="spellEnd"/>
+      <w:r>
+        <w:t xml:space="preserve">, </w:t>
+      </w:r>
+      <w:proofErr w:type="spellStart"/>
+      <w:r>
+        <w:t>palmarès</w:t>
+      </w:r>
+      <w:proofErr w:type="spellEnd"/>
+      <w:r>
+        <w:t xml:space="preserve"> </w:t>
+      </w:r>
+      <w:proofErr w:type="spellStart"/>
+      <w:r>
+        <w:t>inline</w:t>
+      </w:r>
+      <w:proofErr w:type="spellEnd"/>
+      <w:r>
+        <w:t>.</w:t>
+      </w:r>
+    </w:p>
+    <w:p>
+      <w:r>
+        <w:rPr>
+          <w:b/>
+          <w:bCs/>
+        </w:rPr>
+        <w:t>Fase 3 — Lista de torneios e detalhe (3-5 dias):</w:t>
+      </w:r>
+      <w:r>
+        <w:t> Substituir </w:t>
+      </w:r>
+      <w:proofErr w:type="spellStart"/>
+      <w:r>
+        <w:t>ResultsTimeline</w:t>
+      </w:r>
+      <w:proofErr w:type="spellEnd"/>
+      <w:r>
+        <w:t xml:space="preserve"> por </w:t>
+      </w:r>
+      <w:proofErr w:type="spellStart"/>
+      <w:r>
+        <w:t>cards-style</w:t>
+      </w:r>
+      <w:proofErr w:type="spellEnd"/>
+      <w:r>
+        <w:t xml:space="preserve"> com 6 colunas + </w:t>
+      </w:r>
+      <w:proofErr w:type="spellStart"/>
+      <w:r>
+        <w:t>RoundPill</w:t>
+      </w:r>
+      <w:proofErr w:type="spellEnd"/>
+      <w:r>
+        <w:t> + 9H + estrelas + </w:t>
+      </w:r>
+      <w:r>
+        <w:rPr>
+          <w:rFonts w:ascii="Segoe UI Symbol" w:hAnsi="Segoe UI Symbol" w:cs="Segoe UI Symbol"/>
+        </w:rPr>
+        <w:t>★</w:t>
+      </w:r>
+      <w:r>
+        <w:t xml:space="preserve"> M, normaliza</w:t>
+      </w:r>
+      <w:r>
+        <w:rPr>
+          <w:rFonts w:ascii="Aptos" w:hAnsi="Aptos" w:cs="Aptos"/>
+        </w:rPr>
+        <w:t>çã</w:t>
+      </w:r>
+      <w:r>
+        <w:t xml:space="preserve">o 18H + linha do Manuel no </w:t>
+      </w:r>
+      <w:proofErr w:type="spellStart"/>
+      <w:r>
+        <w:t>chart</w:t>
+      </w:r>
+      <w:proofErr w:type="spellEnd"/>
+      <w:r>
+        <w:t xml:space="preserve">, </w:t>
+      </w:r>
+      <w:proofErr w:type="spellStart"/>
+      <w:r>
+        <w:t>palmar</w:t>
+      </w:r>
+      <w:r>
+        <w:rPr>
+          <w:rFonts w:ascii="Aptos" w:hAnsi="Aptos" w:cs="Aptos"/>
+        </w:rPr>
+        <w:t>è</w:t>
+      </w:r>
+      <w:r>
+        <w:t>s</w:t>
+      </w:r>
+      <w:proofErr w:type="spellEnd"/>
+      <w:r>
+        <w:t xml:space="preserve"> dedicado, </w:t>
+      </w:r>
+      <w:proofErr w:type="spellStart"/>
+      <w:r>
+        <w:t>MetricsGrid</w:t>
+      </w:r>
+      <w:proofErr w:type="spellEnd"/>
+      <w:r>
+        <w:t xml:space="preserve"> completo, distribui</w:t>
+      </w:r>
+      <w:r>
+        <w:rPr>
+          <w:rFonts w:ascii="Aptos" w:hAnsi="Aptos" w:cs="Aptos"/>
+        </w:rPr>
+        <w:t>çã</w:t>
+      </w:r>
+      <w:r>
+        <w:t xml:space="preserve">o de </w:t>
+      </w:r>
+      <w:proofErr w:type="spellStart"/>
+      <w:r>
+        <w:t>scoring</w:t>
+      </w:r>
+      <w:proofErr w:type="spellEnd"/>
+      <w:r>
+        <w:t xml:space="preserve"> agregada.</w:t>
+      </w:r>
+    </w:p>
+    <w:p>
+      <w:r>
+        <w:rPr>
+          <w:b/>
+          <w:bCs/>
+        </w:rPr>
+        <w:t xml:space="preserve">Fase 4 — Histórico </w:t>
+      </w:r>
+      <w:proofErr w:type="spellStart"/>
+      <w:r>
+        <w:rPr>
+          <w:b/>
+          <w:bCs/>
+        </w:rPr>
+        <w:t>USKids</w:t>
+      </w:r>
+      <w:proofErr w:type="spellEnd"/>
+      <w:r>
+        <w:rPr>
+          <w:b/>
+          <w:bCs/>
+        </w:rPr>
+        <w:t xml:space="preserve"> + </w:t>
+      </w:r>
+      <w:proofErr w:type="spellStart"/>
+      <w:r>
+        <w:rPr>
+          <w:b/>
+          <w:bCs/>
+        </w:rPr>
+        <w:t>FieldRivaisDashboard</w:t>
+      </w:r>
+      <w:proofErr w:type="spellEnd"/>
+      <w:r>
+        <w:rPr>
+          <w:b/>
+          <w:bCs/>
+        </w:rPr>
+        <w:t xml:space="preserve"> (3-4 dias):</w:t>
+      </w:r>
+      <w:r>
+        <w:t> Portar </w:t>
+      </w:r>
+      <w:proofErr w:type="spellStart"/>
+      <w:r>
+        <w:t>MemberHistTable</w:t>
+      </w:r>
+      <w:proofErr w:type="spellEnd"/>
+      <w:r>
+        <w:t>, restaurar cross-</w:t>
+      </w:r>
+      <w:proofErr w:type="spellStart"/>
+      <w:r>
+        <w:t>table</w:t>
+      </w:r>
+      <w:proofErr w:type="spellEnd"/>
+      <w:r>
+        <w:t xml:space="preserve"> </w:t>
+      </w:r>
+      <w:proofErr w:type="spellStart"/>
+      <w:r>
+        <w:t>inline</w:t>
+      </w:r>
+      <w:proofErr w:type="spellEnd"/>
+      <w:r>
+        <w:t xml:space="preserve"> (depende de </w:t>
+      </w:r>
+      <w:proofErr w:type="spellStart"/>
+      <w:r>
+        <w:t>seriesId</w:t>
+      </w:r>
+      <w:proofErr w:type="spellEnd"/>
+      <w:r>
+        <w:t xml:space="preserve"> no </w:t>
+      </w:r>
+      <w:proofErr w:type="spellStart"/>
+      <w:r>
+        <w:t>aggregator</w:t>
+      </w:r>
+      <w:proofErr w:type="spellEnd"/>
+      <w:r>
+        <w:t>).</w:t>
+      </w:r>
+    </w:p>
+    <w:p>
+      <w:r>
+        <w:rPr>
+          <w:b/>
+          <w:bCs/>
+        </w:rPr>
+        <w:t>Fase 5 — Promoção (1-2 dias):</w:t>
+      </w:r>
+      <w:r>
+        <w:t xml:space="preserve"> Completar campos em falta no </w:t>
+      </w:r>
+      <w:proofErr w:type="spellStart"/>
+      <w:r>
+        <w:t>aggregator</w:t>
+      </w:r>
+      <w:proofErr w:type="spellEnd"/>
+      <w:r>
+        <w:t xml:space="preserve">, </w:t>
+      </w:r>
+      <w:proofErr w:type="spellStart"/>
+      <w:r>
+        <w:t>actualizar</w:t>
+      </w:r>
+      <w:proofErr w:type="spellEnd"/>
+      <w:r>
+        <w:t xml:space="preserve"> 5 </w:t>
+      </w:r>
+      <w:proofErr w:type="spellStart"/>
+      <w:r>
+        <w:t>linkers</w:t>
+      </w:r>
+      <w:proofErr w:type="spellEnd"/>
+      <w:r>
+        <w:t> /</w:t>
+      </w:r>
+      <w:proofErr w:type="spellStart"/>
+      <w:r>
+        <w:t>kids#hash</w:t>
+      </w:r>
+      <w:proofErr w:type="spellEnd"/>
+      <w:r>
+        <w:t> → /kids2#hash, renomear /kids2→/</w:t>
+      </w:r>
+      <w:proofErr w:type="spellStart"/>
+      <w:r>
+        <w:t>kids</w:t>
+      </w:r>
+      <w:proofErr w:type="spellEnd"/>
+      <w:r>
+        <w:t>, apagar antigo, </w:t>
+      </w:r>
+      <w:proofErr w:type="spellStart"/>
+      <w:r>
+        <w:t>npm</w:t>
+      </w:r>
+      <w:proofErr w:type="spellEnd"/>
+      <w:r>
+        <w:t xml:space="preserve"> </w:t>
+      </w:r>
+      <w:proofErr w:type="spellStart"/>
+      <w:r>
+        <w:t>test</w:t>
+      </w:r>
+      <w:proofErr w:type="spellEnd"/>
+      <w:r>
+        <w:t> + </w:t>
+      </w:r>
+      <w:proofErr w:type="spellStart"/>
+      <w:r>
+        <w:t>npm</w:t>
+      </w:r>
+      <w:proofErr w:type="spellEnd"/>
+      <w:r>
+        <w:t xml:space="preserve"> </w:t>
+      </w:r>
+      <w:proofErr w:type="spellStart"/>
+      <w:r>
+        <w:t>run</w:t>
+      </w:r>
+      <w:proofErr w:type="spellEnd"/>
+      <w:r>
+        <w:t xml:space="preserve"> </w:t>
+      </w:r>
+      <w:proofErr w:type="spellStart"/>
+      <w:r>
+        <w:t>build</w:t>
+      </w:r>
+      <w:proofErr w:type="spellEnd"/>
+      <w:r>
+        <w:t>.</w:t>
+      </w:r>
+    </w:p>
+    <w:p>
+      <w:r>
+        <w:t xml:space="preserve">Queres que comece pela Fase 1 já? É a única cujo trabalho não fica obsoleto se mais tarde mudares de ideias sobre </w:t>
+      </w:r>
+      <w:proofErr w:type="spellStart"/>
+      <w:r>
+        <w:t>features</w:t>
+      </w:r>
+      <w:proofErr w:type="spellEnd"/>
+      <w:r>
+        <w:t>.</w:t>
+      </w:r>
+    </w:p>
+    <w:p/>
+    <w:p>
+      <w:r>
         <w:t xml:space="preserve">Resumo para nova sessão — KIDS2 </w:t>
       </w:r>
       <w:proofErr w:type="spellStart"/>
@@ -204,6 +3249,7 @@
       </w:pPr>
       <w:proofErr w:type="spellStart"/>
       <w:r>
+        <w:lastRenderedPageBreak/>
         <w:t>HeroIdentity</w:t>
       </w:r>
       <w:proofErr w:type="spellEnd"/>
@@ -503,15 +3549,70 @@
           <w:ilvl w:val="0"/>
           <w:numId w:val="8"/>
         </w:numPr>
-        <w:rPr>
-          <w:lang w:val="en-US"/>
-        </w:rPr>
-      </w:pPr>
-      <w:r>
-        <w:rPr>
-          <w:lang w:val="en-US"/>
-        </w:rPr>
-        <w:t>ScorecardModal — modal hole-by-hole com par/strokes coloridos (eagle/birdie/par/bogey via scClass), halftotal F9/B9, ±par e yards</w:t>
+      </w:pPr>
+      <w:proofErr w:type="spellStart"/>
+      <w:r>
+        <w:t>ScorecardModal</w:t>
+      </w:r>
+      <w:proofErr w:type="spellEnd"/>
+      <w:r>
+        <w:t xml:space="preserve"> — modal </w:t>
+      </w:r>
+      <w:proofErr w:type="spellStart"/>
+      <w:r>
+        <w:t>hole-by-hole</w:t>
+      </w:r>
+      <w:proofErr w:type="spellEnd"/>
+      <w:r>
+        <w:t xml:space="preserve"> com par/</w:t>
+      </w:r>
+      <w:proofErr w:type="spellStart"/>
+      <w:r>
+        <w:t>strokes</w:t>
+      </w:r>
+      <w:proofErr w:type="spellEnd"/>
+      <w:r>
+        <w:t xml:space="preserve"> coloridos (</w:t>
+      </w:r>
+      <w:proofErr w:type="spellStart"/>
+      <w:r>
+        <w:t>eagle</w:t>
+      </w:r>
+      <w:proofErr w:type="spellEnd"/>
+      <w:r>
+        <w:t>/</w:t>
+      </w:r>
+      <w:proofErr w:type="spellStart"/>
+      <w:r>
+        <w:t>birdie</w:t>
+      </w:r>
+      <w:proofErr w:type="spellEnd"/>
+      <w:r>
+        <w:t>/par/</w:t>
+      </w:r>
+      <w:proofErr w:type="spellStart"/>
+      <w:r>
+        <w:t>bogey</w:t>
+      </w:r>
+      <w:proofErr w:type="spellEnd"/>
+      <w:r>
+        <w:t xml:space="preserve"> via </w:t>
+      </w:r>
+      <w:proofErr w:type="spellStart"/>
+      <w:r>
+        <w:t>scClass</w:t>
+      </w:r>
+      <w:proofErr w:type="spellEnd"/>
+      <w:r>
+        <w:t xml:space="preserve">), </w:t>
+      </w:r>
+      <w:proofErr w:type="spellStart"/>
+      <w:r>
+        <w:t>halftotal</w:t>
+      </w:r>
+      <w:proofErr w:type="spellEnd"/>
+      <w:r>
+        <w:t xml:space="preserve"> F9/B9, ±par e yards</w:t>
       </w:r>
     </w:p>
     <w:p>
@@ -848,7 +3949,6 @@
       </w:pPr>
       <w:proofErr w:type="spellStart"/>
       <w:r>
-        <w:lastRenderedPageBreak/>
         <w:t>src</w:t>
       </w:r>
       <w:proofErr w:type="spellEnd"/>
@@ -1148,6 +4248,7 @@
     </w:p>
     <w:p>
       <w:r>
+        <w:lastRenderedPageBreak/>
         <w:t xml:space="preserve">Erros </w:t>
       </w:r>
       <w:proofErr w:type="spellStart"/>
@@ -1730,7 +4831,6 @@
     </w:p>
     <w:p>
       <w:r>
-        <w:lastRenderedPageBreak/>
         <w:t xml:space="preserve">precisas de evoluir o kids2 para o </w:t>
       </w:r>
       <w:proofErr w:type="spellStart"/>
@@ -1874,6 +4974,7 @@
         <w:rPr>
           <w:lang w:val="en-US"/>
         </w:rPr>
+        <w:lastRenderedPageBreak/>
         <w:t>Ranking AJGA/WAGR/EOWAGR explícito?</w:t>
       </w:r>
     </w:p>
@@ -2327,6 +5428,155 @@
     </w:lvl>
   </w:abstractNum>
   <w:abstractNum w:abstractNumId="1" w15:restartNumberingAfterBreak="0">
+    <w:nsid w:val="14470B0B"/>
+    <w:multiLevelType w:val="multilevel"/>
+    <w:tmpl w:val="96DE5798"/>
+    <w:lvl w:ilvl="0">
+      <w:start w:val="1"/>
+      <w:numFmt w:val="bullet"/>
+      <w:lvlText w:val=""/>
+      <w:lvlJc w:val="left"/>
+      <w:pPr>
+        <w:tabs>
+          <w:tab w:val="num" w:pos="720"/>
+        </w:tabs>
+        <w:ind w:left="720" w:hanging="360"/>
+      </w:pPr>
+      <w:rPr>
+        <w:rFonts w:ascii="Symbol" w:hAnsi="Symbol" w:hint="default"/>
+        <w:sz w:val="20"/>
+      </w:rPr>
+    </w:lvl>
+    <w:lvl w:ilvl="1" w:tentative="1">
+      <w:start w:val="1"/>
+      <w:numFmt w:val="bullet"/>
+      <w:lvlText w:val=""/>
+      <w:lvlJc w:val="left"/>
+      <w:pPr>
+        <w:tabs>
+          <w:tab w:val="num" w:pos="1440"/>
+        </w:tabs>
+        <w:ind w:left="1440" w:hanging="360"/>
+      </w:pPr>
+      <w:rPr>
+        <w:rFonts w:ascii="Symbol" w:hAnsi="Symbol" w:hint="default"/>
+        <w:sz w:val="20"/>
+      </w:rPr>
+    </w:lvl>
+    <w:lvl w:ilvl="2" w:tentative="1">
+      <w:start w:val="1"/>
+      <w:numFmt w:val="bullet"/>
+      <w:lvlText w:val=""/>
+      <w:lvlJc w:val="left"/>
+      <w:pPr>
+        <w:tabs>
+          <w:tab w:val="num" w:pos="2160"/>
+        </w:tabs>
+        <w:ind w:left="2160" w:hanging="360"/>
+      </w:pPr>
+      <w:rPr>
+        <w:rFonts w:ascii="Symbol" w:hAnsi="Symbol" w:hint="default"/>
+        <w:sz w:val="20"/>
+      </w:rPr>
+    </w:lvl>
+    <w:lvl w:ilvl="3" w:tentative="1">
+      <w:start w:val="1"/>
+      <w:numFmt w:val="bullet"/>
+      <w:lvlText w:val=""/>
+      <w:lvlJc w:val="left"/>
+      <w:pPr>
+        <w:tabs>
+          <w:tab w:val="num" w:pos="2880"/>
+        </w:tabs>
+        <w:ind w:left="2880" w:hanging="360"/>
+      </w:pPr>
+      <w:rPr>
+        <w:rFonts w:ascii="Symbol" w:hAnsi="Symbol" w:hint="default"/>
+        <w:sz w:val="20"/>
+      </w:rPr>
+    </w:lvl>
+    <w:lvl w:ilvl="4" w:tentative="1">
+      <w:start w:val="1"/>
+      <w:numFmt w:val="bullet"/>
+      <w:lvlText w:val=""/>
+      <w:lvlJc w:val="left"/>
+      <w:pPr>
+        <w:tabs>
+          <w:tab w:val="num" w:pos="3600"/>
+        </w:tabs>
+        <w:ind w:left="3600" w:hanging="360"/>
+      </w:pPr>
+      <w:rPr>
+        <w:rFonts w:ascii="Symbol" w:hAnsi="Symbol" w:hint="default"/>
+        <w:sz w:val="20"/>
+      </w:rPr>
+    </w:lvl>
+    <w:lvl w:ilvl="5" w:tentative="1">
+      <w:start w:val="1"/>
+      <w:numFmt w:val="bullet"/>
+      <w:lvlText w:val=""/>
+      <w:lvlJc w:val="left"/>
+      <w:pPr>
+        <w:tabs>
+          <w:tab w:val="num" w:pos="4320"/>
+        </w:tabs>
+        <w:ind w:left="4320" w:hanging="360"/>
+      </w:pPr>
+      <w:rPr>
+        <w:rFonts w:ascii="Symbol" w:hAnsi="Symbol" w:hint="default"/>
+        <w:sz w:val="20"/>
+      </w:rPr>
+    </w:lvl>
+    <w:lvl w:ilvl="6" w:tentative="1">
+      <w:start w:val="1"/>
+      <w:numFmt w:val="bullet"/>
+      <w:lvlText w:val=""/>
+      <w:lvlJc w:val="left"/>
+      <w:pPr>
+        <w:tabs>
+          <w:tab w:val="num" w:pos="5040"/>
+        </w:tabs>
+        <w:ind w:left="5040" w:hanging="360"/>
+      </w:pPr>
+      <w:rPr>
+        <w:rFonts w:ascii="Symbol" w:hAnsi="Symbol" w:hint="default"/>
+        <w:sz w:val="20"/>
+      </w:rPr>
+    </w:lvl>
+    <w:lvl w:ilvl="7" w:tentative="1">
+      <w:start w:val="1"/>
+      <w:numFmt w:val="bullet"/>
+      <w:lvlText w:val=""/>
+      <w:lvlJc w:val="left"/>
+      <w:pPr>
+        <w:tabs>
+          <w:tab w:val="num" w:pos="5760"/>
+        </w:tabs>
+        <w:ind w:left="5760" w:hanging="360"/>
+      </w:pPr>
+      <w:rPr>
+        <w:rFonts w:ascii="Symbol" w:hAnsi="Symbol" w:hint="default"/>
+        <w:sz w:val="20"/>
+      </w:rPr>
+    </w:lvl>
+    <w:lvl w:ilvl="8" w:tentative="1">
+      <w:start w:val="1"/>
+      <w:numFmt w:val="bullet"/>
+      <w:lvlText w:val=""/>
+      <w:lvlJc w:val="left"/>
+      <w:pPr>
+        <w:tabs>
+          <w:tab w:val="num" w:pos="6480"/>
+        </w:tabs>
+        <w:ind w:left="6480" w:hanging="360"/>
+      </w:pPr>
+      <w:rPr>
+        <w:rFonts w:ascii="Symbol" w:hAnsi="Symbol" w:hint="default"/>
+        <w:sz w:val="20"/>
+      </w:rPr>
+    </w:lvl>
+  </w:abstractNum>
+  <w:abstractNum w:abstractNumId="2" w15:restartNumberingAfterBreak="0">
     <w:nsid w:val="14AA7200"/>
     <w:multiLevelType w:val="multilevel"/>
     <w:tmpl w:val="730E841E"/>
@@ -2475,7 +5725,156 @@
       </w:rPr>
     </w:lvl>
   </w:abstractNum>
-  <w:abstractNum w:abstractNumId="2" w15:restartNumberingAfterBreak="0">
+  <w:abstractNum w:abstractNumId="3" w15:restartNumberingAfterBreak="0">
+    <w:nsid w:val="22FE1768"/>
+    <w:multiLevelType w:val="multilevel"/>
+    <w:tmpl w:val="611CC80C"/>
+    <w:lvl w:ilvl="0">
+      <w:start w:val="1"/>
+      <w:numFmt w:val="bullet"/>
+      <w:lvlText w:val=""/>
+      <w:lvlJc w:val="left"/>
+      <w:pPr>
+        <w:tabs>
+          <w:tab w:val="num" w:pos="720"/>
+        </w:tabs>
+        <w:ind w:left="720" w:hanging="360"/>
+      </w:pPr>
+      <w:rPr>
+        <w:rFonts w:ascii="Symbol" w:hAnsi="Symbol" w:hint="default"/>
+        <w:sz w:val="20"/>
+      </w:rPr>
+    </w:lvl>
+    <w:lvl w:ilvl="1" w:tentative="1">
+      <w:start w:val="1"/>
+      <w:numFmt w:val="bullet"/>
+      <w:lvlText w:val=""/>
+      <w:lvlJc w:val="left"/>
+      <w:pPr>
+        <w:tabs>
+          <w:tab w:val="num" w:pos="1440"/>
+        </w:tabs>
+        <w:ind w:left="1440" w:hanging="360"/>
+      </w:pPr>
+      <w:rPr>
+        <w:rFonts w:ascii="Symbol" w:hAnsi="Symbol" w:hint="default"/>
+        <w:sz w:val="20"/>
+      </w:rPr>
+    </w:lvl>
+    <w:lvl w:ilvl="2" w:tentative="1">
+      <w:start w:val="1"/>
+      <w:numFmt w:val="bullet"/>
+      <w:lvlText w:val=""/>
+      <w:lvlJc w:val="left"/>
+      <w:pPr>
+        <w:tabs>
+          <w:tab w:val="num" w:pos="2160"/>
+        </w:tabs>
+        <w:ind w:left="2160" w:hanging="360"/>
+      </w:pPr>
+      <w:rPr>
+        <w:rFonts w:ascii="Symbol" w:hAnsi="Symbol" w:hint="default"/>
+        <w:sz w:val="20"/>
+      </w:rPr>
+    </w:lvl>
+    <w:lvl w:ilvl="3" w:tentative="1">
+      <w:start w:val="1"/>
+      <w:numFmt w:val="bullet"/>
+      <w:lvlText w:val=""/>
+      <w:lvlJc w:val="left"/>
+      <w:pPr>
+        <w:tabs>
+          <w:tab w:val="num" w:pos="2880"/>
+        </w:tabs>
+        <w:ind w:left="2880" w:hanging="360"/>
+      </w:pPr>
+      <w:rPr>
+        <w:rFonts w:ascii="Symbol" w:hAnsi="Symbol" w:hint="default"/>
+        <w:sz w:val="20"/>
+      </w:rPr>
+    </w:lvl>
+    <w:lvl w:ilvl="4" w:tentative="1">
+      <w:start w:val="1"/>
+      <w:numFmt w:val="bullet"/>
+      <w:lvlText w:val=""/>
+      <w:lvlJc w:val="left"/>
+      <w:pPr>
+        <w:tabs>
+          <w:tab w:val="num" w:pos="3600"/>
+        </w:tabs>
+        <w:ind w:left="3600" w:hanging="360"/>
+      </w:pPr>
+      <w:rPr>
+        <w:rFonts w:ascii="Symbol" w:hAnsi="Symbol" w:hint="default"/>
+        <w:sz w:val="20"/>
+      </w:rPr>
+    </w:lvl>
+    <w:lvl w:ilvl="5" w:tentative="1">
+      <w:start w:val="1"/>
+      <w:numFmt w:val="bullet"/>
+      <w:lvlText w:val=""/>
+      <w:lvlJc w:val="left"/>
+      <w:pPr>
+        <w:tabs>
+          <w:tab w:val="num" w:pos="4320"/>
+        </w:tabs>
+        <w:ind w:left="4320" w:hanging="360"/>
+      </w:pPr>
+      <w:rPr>
+        <w:rFonts w:ascii="Symbol" w:hAnsi="Symbol" w:hint="default"/>
+        <w:sz w:val="20"/>
+      </w:rPr>
+    </w:lvl>
+    <w:lvl w:ilvl="6" w:tentative="1">
+      <w:start w:val="1"/>
+      <w:numFmt w:val="bullet"/>
+      <w:lvlText w:val=""/>
+      <w:lvlJc w:val="left"/>
+      <w:pPr>
+        <w:tabs>
+          <w:tab w:val="num" w:pos="5040"/>
+        </w:tabs>
+        <w:ind w:left="5040" w:hanging="360"/>
+      </w:pPr>
+      <w:rPr>
+        <w:rFonts w:ascii="Symbol" w:hAnsi="Symbol" w:hint="default"/>
+        <w:sz w:val="20"/>
+      </w:rPr>
+    </w:lvl>
+    <w:lvl w:ilvl="7" w:tentative="1">
+      <w:start w:val="1"/>
+      <w:numFmt w:val="bullet"/>
+      <w:lvlText w:val=""/>
+      <w:lvlJc w:val="left"/>
+      <w:pPr>
+        <w:tabs>
+          <w:tab w:val="num" w:pos="5760"/>
+        </w:tabs>
+        <w:ind w:left="5760" w:hanging="360"/>
+      </w:pPr>
+      <w:rPr>
+        <w:rFonts w:ascii="Symbol" w:hAnsi="Symbol" w:hint="default"/>
+        <w:sz w:val="20"/>
+      </w:rPr>
+    </w:lvl>
+    <w:lvl w:ilvl="8" w:tentative="1">
+      <w:start w:val="1"/>
+      <w:numFmt w:val="bullet"/>
+      <w:lvlText w:val=""/>
+      <w:lvlJc w:val="left"/>
+      <w:pPr>
+        <w:tabs>
+          <w:tab w:val="num" w:pos="6480"/>
+        </w:tabs>
+        <w:ind w:left="6480" w:hanging="360"/>
+      </w:pPr>
+      <w:rPr>
+        <w:rFonts w:ascii="Symbol" w:hAnsi="Symbol" w:hint="default"/>
+        <w:sz w:val="20"/>
+      </w:rPr>
+    </w:lvl>
+  </w:abstractNum>
+  <w:abstractNum w:abstractNumId="4" w15:restartNumberingAfterBreak="0">
     <w:nsid w:val="241904A2"/>
     <w:multiLevelType w:val="multilevel"/>
     <w:tmpl w:val="CBA28BA4"/>
@@ -2624,7 +6023,156 @@
       </w:rPr>
     </w:lvl>
   </w:abstractNum>
-  <w:abstractNum w:abstractNumId="3" w15:restartNumberingAfterBreak="0">
+  <w:abstractNum w:abstractNumId="5" w15:restartNumberingAfterBreak="0">
+    <w:nsid w:val="2C1152F2"/>
+    <w:multiLevelType w:val="multilevel"/>
+    <w:tmpl w:val="BC3A99CC"/>
+    <w:lvl w:ilvl="0">
+      <w:start w:val="1"/>
+      <w:numFmt w:val="bullet"/>
+      <w:lvlText w:val=""/>
+      <w:lvlJc w:val="left"/>
+      <w:pPr>
+        <w:tabs>
+          <w:tab w:val="num" w:pos="720"/>
+        </w:tabs>
+        <w:ind w:left="720" w:hanging="360"/>
+      </w:pPr>
+      <w:rPr>
+        <w:rFonts w:ascii="Symbol" w:hAnsi="Symbol" w:hint="default"/>
+        <w:sz w:val="20"/>
+      </w:rPr>
+    </w:lvl>
+    <w:lvl w:ilvl="1" w:tentative="1">
+      <w:start w:val="1"/>
+      <w:numFmt w:val="bullet"/>
+      <w:lvlText w:val=""/>
+      <w:lvlJc w:val="left"/>
+      <w:pPr>
+        <w:tabs>
+          <w:tab w:val="num" w:pos="1440"/>
+        </w:tabs>
+        <w:ind w:left="1440" w:hanging="360"/>
+      </w:pPr>
+      <w:rPr>
+        <w:rFonts w:ascii="Symbol" w:hAnsi="Symbol" w:hint="default"/>
+        <w:sz w:val="20"/>
+      </w:rPr>
+    </w:lvl>
+    <w:lvl w:ilvl="2" w:tentative="1">
+      <w:start w:val="1"/>
+      <w:numFmt w:val="bullet"/>
+      <w:lvlText w:val=""/>
+      <w:lvlJc w:val="left"/>
+      <w:pPr>
+        <w:tabs>
+          <w:tab w:val="num" w:pos="2160"/>
+        </w:tabs>
+        <w:ind w:left="2160" w:hanging="360"/>
+      </w:pPr>
+      <w:rPr>
+        <w:rFonts w:ascii="Symbol" w:hAnsi="Symbol" w:hint="default"/>
+        <w:sz w:val="20"/>
+      </w:rPr>
+    </w:lvl>
+    <w:lvl w:ilvl="3" w:tentative="1">
+      <w:start w:val="1"/>
+      <w:numFmt w:val="bullet"/>
+      <w:lvlText w:val=""/>
+      <w:lvlJc w:val="left"/>
+      <w:pPr>
+        <w:tabs>
+          <w:tab w:val="num" w:pos="2880"/>
+        </w:tabs>
+        <w:ind w:left="2880" w:hanging="360"/>
+      </w:pPr>
+      <w:rPr>
+        <w:rFonts w:ascii="Symbol" w:hAnsi="Symbol" w:hint="default"/>
+        <w:sz w:val="20"/>
+      </w:rPr>
+    </w:lvl>
+    <w:lvl w:ilvl="4" w:tentative="1">
+      <w:start w:val="1"/>
+      <w:numFmt w:val="bullet"/>
+      <w:lvlText w:val=""/>
+      <w:lvlJc w:val="left"/>
+      <w:pPr>
+        <w:tabs>
+          <w:tab w:val="num" w:pos="3600"/>
+        </w:tabs>
+        <w:ind w:left="3600" w:hanging="360"/>
+      </w:pPr>
+      <w:rPr>
+        <w:rFonts w:ascii="Symbol" w:hAnsi="Symbol" w:hint="default"/>
+        <w:sz w:val="20"/>
+      </w:rPr>
+    </w:lvl>
+    <w:lvl w:ilvl="5" w:tentative="1">
+      <w:start w:val="1"/>
+      <w:numFmt w:val="bullet"/>
+      <w:lvlText w:val=""/>
+      <w:lvlJc w:val="left"/>
+      <w:pPr>
+        <w:tabs>
+          <w:tab w:val="num" w:pos="4320"/>
+        </w:tabs>
+        <w:ind w:left="4320" w:hanging="360"/>
+      </w:pPr>
+      <w:rPr>
+        <w:rFonts w:ascii="Symbol" w:hAnsi="Symbol" w:hint="default"/>
+        <w:sz w:val="20"/>
+      </w:rPr>
+    </w:lvl>
+    <w:lvl w:ilvl="6" w:tentative="1">
+      <w:start w:val="1"/>
+      <w:numFmt w:val="bullet"/>
+      <w:lvlText w:val=""/>
+      <w:lvlJc w:val="left"/>
+      <w:pPr>
+        <w:tabs>
+          <w:tab w:val="num" w:pos="5040"/>
+        </w:tabs>
+        <w:ind w:left="5040" w:hanging="360"/>
+      </w:pPr>
+      <w:rPr>
+        <w:rFonts w:ascii="Symbol" w:hAnsi="Symbol" w:hint="default"/>
+        <w:sz w:val="20"/>
+      </w:rPr>
+    </w:lvl>
+    <w:lvl w:ilvl="7" w:tentative="1">
+      <w:start w:val="1"/>
+      <w:numFmt w:val="bullet"/>
+      <w:lvlText w:val=""/>
+      <w:lvlJc w:val="left"/>
+      <w:pPr>
+        <w:tabs>
+          <w:tab w:val="num" w:pos="5760"/>
+        </w:tabs>
+        <w:ind w:left="5760" w:hanging="360"/>
+      </w:pPr>
+      <w:rPr>
+        <w:rFonts w:ascii="Symbol" w:hAnsi="Symbol" w:hint="default"/>
+        <w:sz w:val="20"/>
+      </w:rPr>
+    </w:lvl>
+    <w:lvl w:ilvl="8" w:tentative="1">
+      <w:start w:val="1"/>
+      <w:numFmt w:val="bullet"/>
+      <w:lvlText w:val=""/>
+      <w:lvlJc w:val="left"/>
+      <w:pPr>
+        <w:tabs>
+          <w:tab w:val="num" w:pos="6480"/>
+        </w:tabs>
+        <w:ind w:left="6480" w:hanging="360"/>
+      </w:pPr>
+      <w:rPr>
+        <w:rFonts w:ascii="Symbol" w:hAnsi="Symbol" w:hint="default"/>
+        <w:sz w:val="20"/>
+      </w:rPr>
+    </w:lvl>
+  </w:abstractNum>
+  <w:abstractNum w:abstractNumId="6" w15:restartNumberingAfterBreak="0">
     <w:nsid w:val="2EE0007F"/>
     <w:multiLevelType w:val="multilevel"/>
     <w:tmpl w:val="53BCCAA0"/>
@@ -2773,7 +6321,156 @@
       </w:rPr>
     </w:lvl>
   </w:abstractNum>
-  <w:abstractNum w:abstractNumId="4" w15:restartNumberingAfterBreak="0">
+  <w:abstractNum w:abstractNumId="7" w15:restartNumberingAfterBreak="0">
+    <w:nsid w:val="36576330"/>
+    <w:multiLevelType w:val="multilevel"/>
+    <w:tmpl w:val="E42AA61A"/>
+    <w:lvl w:ilvl="0">
+      <w:start w:val="1"/>
+      <w:numFmt w:val="bullet"/>
+      <w:lvlText w:val=""/>
+      <w:lvlJc w:val="left"/>
+      <w:pPr>
+        <w:tabs>
+          <w:tab w:val="num" w:pos="720"/>
+        </w:tabs>
+        <w:ind w:left="720" w:hanging="360"/>
+      </w:pPr>
+      <w:rPr>
+        <w:rFonts w:ascii="Symbol" w:hAnsi="Symbol" w:hint="default"/>
+        <w:sz w:val="20"/>
+      </w:rPr>
+    </w:lvl>
+    <w:lvl w:ilvl="1" w:tentative="1">
+      <w:start w:val="1"/>
+      <w:numFmt w:val="bullet"/>
+      <w:lvlText w:val=""/>
+      <w:lvlJc w:val="left"/>
+      <w:pPr>
+        <w:tabs>
+          <w:tab w:val="num" w:pos="1440"/>
+        </w:tabs>
+        <w:ind w:left="1440" w:hanging="360"/>
+      </w:pPr>
+      <w:rPr>
+        <w:rFonts w:ascii="Symbol" w:hAnsi="Symbol" w:hint="default"/>
+        <w:sz w:val="20"/>
+      </w:rPr>
+    </w:lvl>
+    <w:lvl w:ilvl="2" w:tentative="1">
+      <w:start w:val="1"/>
+      <w:numFmt w:val="bullet"/>
+      <w:lvlText w:val=""/>
+      <w:lvlJc w:val="left"/>
+      <w:pPr>
+        <w:tabs>
+          <w:tab w:val="num" w:pos="2160"/>
+        </w:tabs>
+        <w:ind w:left="2160" w:hanging="360"/>
+      </w:pPr>
+      <w:rPr>
+        <w:rFonts w:ascii="Symbol" w:hAnsi="Symbol" w:hint="default"/>
+        <w:sz w:val="20"/>
+      </w:rPr>
+    </w:lvl>
+    <w:lvl w:ilvl="3" w:tentative="1">
+      <w:start w:val="1"/>
+      <w:numFmt w:val="bullet"/>
+      <w:lvlText w:val=""/>
+      <w:lvlJc w:val="left"/>
+      <w:pPr>
+        <w:tabs>
+          <w:tab w:val="num" w:pos="2880"/>
+        </w:tabs>
+        <w:ind w:left="2880" w:hanging="360"/>
+      </w:pPr>
+      <w:rPr>
+        <w:rFonts w:ascii="Symbol" w:hAnsi="Symbol" w:hint="default"/>
+        <w:sz w:val="20"/>
+      </w:rPr>
+    </w:lvl>
+    <w:lvl w:ilvl="4" w:tentative="1">
+      <w:start w:val="1"/>
+      <w:numFmt w:val="bullet"/>
+      <w:lvlText w:val=""/>
+      <w:lvlJc w:val="left"/>
+      <w:pPr>
+        <w:tabs>
+          <w:tab w:val="num" w:pos="3600"/>
+        </w:tabs>
+        <w:ind w:left="3600" w:hanging="360"/>
+      </w:pPr>
+      <w:rPr>
+        <w:rFonts w:ascii="Symbol" w:hAnsi="Symbol" w:hint="default"/>
+        <w:sz w:val="20"/>
+      </w:rPr>
+    </w:lvl>
+    <w:lvl w:ilvl="5" w:tentative="1">
+      <w:start w:val="1"/>
+      <w:numFmt w:val="bullet"/>
+      <w:lvlText w:val=""/>
+      <w:lvlJc w:val="left"/>
+      <w:pPr>
+        <w:tabs>
+          <w:tab w:val="num" w:pos="4320"/>
+        </w:tabs>
+        <w:ind w:left="4320" w:hanging="360"/>
+      </w:pPr>
+      <w:rPr>
+        <w:rFonts w:ascii="Symbol" w:hAnsi="Symbol" w:hint="default"/>
+        <w:sz w:val="20"/>
+      </w:rPr>
+    </w:lvl>
+    <w:lvl w:ilvl="6" w:tentative="1">
+      <w:start w:val="1"/>
+      <w:numFmt w:val="bullet"/>
+      <w:lvlText w:val=""/>
+      <w:lvlJc w:val="left"/>
+      <w:pPr>
+        <w:tabs>
+          <w:tab w:val="num" w:pos="5040"/>
+        </w:tabs>
+        <w:ind w:left="5040" w:hanging="360"/>
+      </w:pPr>
+      <w:rPr>
+        <w:rFonts w:ascii="Symbol" w:hAnsi="Symbol" w:hint="default"/>
+        <w:sz w:val="20"/>
+      </w:rPr>
+    </w:lvl>
+    <w:lvl w:ilvl="7" w:tentative="1">
+      <w:start w:val="1"/>
+      <w:numFmt w:val="bullet"/>
+      <w:lvlText w:val=""/>
+      <w:lvlJc w:val="left"/>
+      <w:pPr>
+        <w:tabs>
+          <w:tab w:val="num" w:pos="5760"/>
+        </w:tabs>
+        <w:ind w:left="5760" w:hanging="360"/>
+      </w:pPr>
+      <w:rPr>
+        <w:rFonts w:ascii="Symbol" w:hAnsi="Symbol" w:hint="default"/>
+        <w:sz w:val="20"/>
+      </w:rPr>
+    </w:lvl>
+    <w:lvl w:ilvl="8" w:tentative="1">
+      <w:start w:val="1"/>
+      <w:numFmt w:val="bullet"/>
+      <w:lvlText w:val=""/>
+      <w:lvlJc w:val="left"/>
+      <w:pPr>
+        <w:tabs>
+          <w:tab w:val="num" w:pos="6480"/>
+        </w:tabs>
+        <w:ind w:left="6480" w:hanging="360"/>
+      </w:pPr>
+      <w:rPr>
+        <w:rFonts w:ascii="Symbol" w:hAnsi="Symbol" w:hint="default"/>
+        <w:sz w:val="20"/>
+      </w:rPr>
+    </w:lvl>
+  </w:abstractNum>
+  <w:abstractNum w:abstractNumId="8" w15:restartNumberingAfterBreak="0">
     <w:nsid w:val="3CE27A7F"/>
     <w:multiLevelType w:val="multilevel"/>
     <w:tmpl w:val="5E0E9736"/>
@@ -2922,7 +6619,7 @@
       </w:rPr>
     </w:lvl>
   </w:abstractNum>
-  <w:abstractNum w:abstractNumId="5" w15:restartNumberingAfterBreak="0">
+  <w:abstractNum w:abstractNumId="9" w15:restartNumberingAfterBreak="0">
     <w:nsid w:val="41DE2273"/>
     <w:multiLevelType w:val="multilevel"/>
     <w:tmpl w:val="A4303C8C"/>
@@ -3071,7 +6768,7 @@
       </w:rPr>
     </w:lvl>
   </w:abstractNum>
-  <w:abstractNum w:abstractNumId="6" w15:restartNumberingAfterBreak="0">
+  <w:abstractNum w:abstractNumId="10" w15:restartNumberingAfterBreak="0">
     <w:nsid w:val="42B55EF0"/>
     <w:multiLevelType w:val="multilevel"/>
     <w:tmpl w:val="BA84E556"/>
@@ -3184,7 +6881,7 @@
       </w:pPr>
     </w:lvl>
   </w:abstractNum>
-  <w:abstractNum w:abstractNumId="7" w15:restartNumberingAfterBreak="0">
+  <w:abstractNum w:abstractNumId="11" w15:restartNumberingAfterBreak="0">
     <w:nsid w:val="468C370B"/>
     <w:multiLevelType w:val="multilevel"/>
     <w:tmpl w:val="E04AF8F0"/>
@@ -3333,7 +7030,7 @@
       </w:rPr>
     </w:lvl>
   </w:abstractNum>
-  <w:abstractNum w:abstractNumId="8" w15:restartNumberingAfterBreak="0">
+  <w:abstractNum w:abstractNumId="12" w15:restartNumberingAfterBreak="0">
     <w:nsid w:val="50E47347"/>
     <w:multiLevelType w:val="multilevel"/>
     <w:tmpl w:val="76E6E0D4"/>
@@ -3482,7 +7179,156 @@
       </w:rPr>
     </w:lvl>
   </w:abstractNum>
-  <w:abstractNum w:abstractNumId="9" w15:restartNumberingAfterBreak="0">
+  <w:abstractNum w:abstractNumId="13" w15:restartNumberingAfterBreak="0">
+    <w:nsid w:val="53DA2317"/>
+    <w:multiLevelType w:val="multilevel"/>
+    <w:tmpl w:val="AE52F150"/>
+    <w:lvl w:ilvl="0">
+      <w:start w:val="1"/>
+      <w:numFmt w:val="bullet"/>
+      <w:lvlText w:val=""/>
+      <w:lvlJc w:val="left"/>
+      <w:pPr>
+        <w:tabs>
+          <w:tab w:val="num" w:pos="720"/>
+        </w:tabs>
+        <w:ind w:left="720" w:hanging="360"/>
+      </w:pPr>
+      <w:rPr>
+        <w:rFonts w:ascii="Symbol" w:hAnsi="Symbol" w:hint="default"/>
+        <w:sz w:val="20"/>
+      </w:rPr>
+    </w:lvl>
+    <w:lvl w:ilvl="1" w:tentative="1">
+      <w:start w:val="1"/>
+      <w:numFmt w:val="bullet"/>
+      <w:lvlText w:val=""/>
+      <w:lvlJc w:val="left"/>
+      <w:pPr>
+        <w:tabs>
+          <w:tab w:val="num" w:pos="1440"/>
+        </w:tabs>
+        <w:ind w:left="1440" w:hanging="360"/>
+      </w:pPr>
+      <w:rPr>
+        <w:rFonts w:ascii="Symbol" w:hAnsi="Symbol" w:hint="default"/>
+        <w:sz w:val="20"/>
+      </w:rPr>
+    </w:lvl>
+    <w:lvl w:ilvl="2" w:tentative="1">
+      <w:start w:val="1"/>
+      <w:numFmt w:val="bullet"/>
+      <w:lvlText w:val=""/>
+      <w:lvlJc w:val="left"/>
+      <w:pPr>
+        <w:tabs>
+          <w:tab w:val="num" w:pos="2160"/>
+        </w:tabs>
+        <w:ind w:left="2160" w:hanging="360"/>
+      </w:pPr>
+      <w:rPr>
+        <w:rFonts w:ascii="Symbol" w:hAnsi="Symbol" w:hint="default"/>
+        <w:sz w:val="20"/>
+      </w:rPr>
+    </w:lvl>
+    <w:lvl w:ilvl="3" w:tentative="1">
+      <w:start w:val="1"/>
+      <w:numFmt w:val="bullet"/>
+      <w:lvlText w:val=""/>
+      <w:lvlJc w:val="left"/>
+      <w:pPr>
+        <w:tabs>
+          <w:tab w:val="num" w:pos="2880"/>
+        </w:tabs>
+        <w:ind w:left="2880" w:hanging="360"/>
+      </w:pPr>
+      <w:rPr>
+        <w:rFonts w:ascii="Symbol" w:hAnsi="Symbol" w:hint="default"/>
+        <w:sz w:val="20"/>
+      </w:rPr>
+    </w:lvl>
+    <w:lvl w:ilvl="4" w:tentative="1">
+      <w:start w:val="1"/>
+      <w:numFmt w:val="bullet"/>
+      <w:lvlText w:val=""/>
+      <w:lvlJc w:val="left"/>
+      <w:pPr>
+        <w:tabs>
+          <w:tab w:val="num" w:pos="3600"/>
+        </w:tabs>
+        <w:ind w:left="3600" w:hanging="360"/>
+      </w:pPr>
+      <w:rPr>
+        <w:rFonts w:ascii="Symbol" w:hAnsi="Symbol" w:hint="default"/>
+        <w:sz w:val="20"/>
+      </w:rPr>
+    </w:lvl>
+    <w:lvl w:ilvl="5" w:tentative="1">
+      <w:start w:val="1"/>
+      <w:numFmt w:val="bullet"/>
+      <w:lvlText w:val=""/>
+      <w:lvlJc w:val="left"/>
+      <w:pPr>
+        <w:tabs>
+          <w:tab w:val="num" w:pos="4320"/>
+        </w:tabs>
+        <w:ind w:left="4320" w:hanging="360"/>
+      </w:pPr>
+      <w:rPr>
+        <w:rFonts w:ascii="Symbol" w:hAnsi="Symbol" w:hint="default"/>
+        <w:sz w:val="20"/>
+      </w:rPr>
+    </w:lvl>
+    <w:lvl w:ilvl="6" w:tentative="1">
+      <w:start w:val="1"/>
+      <w:numFmt w:val="bullet"/>
+      <w:lvlText w:val=""/>
+      <w:lvlJc w:val="left"/>
+      <w:pPr>
+        <w:tabs>
+          <w:tab w:val="num" w:pos="5040"/>
+        </w:tabs>
+        <w:ind w:left="5040" w:hanging="360"/>
+      </w:pPr>
+      <w:rPr>
+        <w:rFonts w:ascii="Symbol" w:hAnsi="Symbol" w:hint="default"/>
+        <w:sz w:val="20"/>
+      </w:rPr>
+    </w:lvl>
+    <w:lvl w:ilvl="7" w:tentative="1">
+      <w:start w:val="1"/>
+      <w:numFmt w:val="bullet"/>
+      <w:lvlText w:val=""/>
+      <w:lvlJc w:val="left"/>
+      <w:pPr>
+        <w:tabs>
+          <w:tab w:val="num" w:pos="5760"/>
+        </w:tabs>
+        <w:ind w:left="5760" w:hanging="360"/>
+      </w:pPr>
+      <w:rPr>
+        <w:rFonts w:ascii="Symbol" w:hAnsi="Symbol" w:hint="default"/>
+        <w:sz w:val="20"/>
+      </w:rPr>
+    </w:lvl>
+    <w:lvl w:ilvl="8" w:tentative="1">
+      <w:start w:val="1"/>
+      <w:numFmt w:val="bullet"/>
+      <w:lvlText w:val=""/>
+      <w:lvlJc w:val="left"/>
+      <w:pPr>
+        <w:tabs>
+          <w:tab w:val="num" w:pos="6480"/>
+        </w:tabs>
+        <w:ind w:left="6480" w:hanging="360"/>
+      </w:pPr>
+      <w:rPr>
+        <w:rFonts w:ascii="Symbol" w:hAnsi="Symbol" w:hint="default"/>
+        <w:sz w:val="20"/>
+      </w:rPr>
+    </w:lvl>
+  </w:abstractNum>
+  <w:abstractNum w:abstractNumId="14" w15:restartNumberingAfterBreak="0">
     <w:nsid w:val="592B1A02"/>
     <w:multiLevelType w:val="multilevel"/>
     <w:tmpl w:val="FC503F66"/>
@@ -3599,7 +7445,7 @@
       </w:pPr>
     </w:lvl>
   </w:abstractNum>
-  <w:abstractNum w:abstractNumId="10" w15:restartNumberingAfterBreak="0">
+  <w:abstractNum w:abstractNumId="15" w15:restartNumberingAfterBreak="0">
     <w:nsid w:val="5DE2761A"/>
     <w:multiLevelType w:val="multilevel"/>
     <w:tmpl w:val="4B845B5A"/>
@@ -3748,7 +7594,7 @@
       </w:rPr>
     </w:lvl>
   </w:abstractNum>
-  <w:abstractNum w:abstractNumId="11" w15:restartNumberingAfterBreak="0">
+  <w:abstractNum w:abstractNumId="16" w15:restartNumberingAfterBreak="0">
     <w:nsid w:val="62720863"/>
     <w:multiLevelType w:val="multilevel"/>
     <w:tmpl w:val="B712E1F6"/>
@@ -3898,40 +7744,55 @@
     </w:lvl>
   </w:abstractNum>
   <w:num w:numId="1" w16cid:durableId="151260531">
-    <w:abstractNumId w:val="1"/>
+    <w:abstractNumId w:val="2"/>
   </w:num>
   <w:num w:numId="2" w16cid:durableId="88549241">
-    <w:abstractNumId w:val="3"/>
+    <w:abstractNumId w:val="6"/>
   </w:num>
   <w:num w:numId="3" w16cid:durableId="747193180">
     <w:abstractNumId w:val="0"/>
   </w:num>
   <w:num w:numId="4" w16cid:durableId="266083484">
+    <w:abstractNumId w:val="15"/>
+  </w:num>
+  <w:num w:numId="5" w16cid:durableId="1823034680">
+    <w:abstractNumId w:val="11"/>
+  </w:num>
+  <w:num w:numId="6" w16cid:durableId="1327397243">
+    <w:abstractNumId w:val="4"/>
+  </w:num>
+  <w:num w:numId="7" w16cid:durableId="846792098">
+    <w:abstractNumId w:val="8"/>
+  </w:num>
+  <w:num w:numId="8" w16cid:durableId="1789541885">
     <w:abstractNumId w:val="10"/>
   </w:num>
-  <w:num w:numId="5" w16cid:durableId="1823034680">
+  <w:num w:numId="9" w16cid:durableId="585455660">
+    <w:abstractNumId w:val="9"/>
+  </w:num>
+  <w:num w:numId="10" w16cid:durableId="1569069656">
+    <w:abstractNumId w:val="14"/>
+  </w:num>
+  <w:num w:numId="11" w16cid:durableId="408423139">
+    <w:abstractNumId w:val="16"/>
+  </w:num>
+  <w:num w:numId="12" w16cid:durableId="1561091454">
+    <w:abstractNumId w:val="12"/>
+  </w:num>
+  <w:num w:numId="13" w16cid:durableId="1448043080">
     <w:abstractNumId w:val="7"/>
   </w:num>
-  <w:num w:numId="6" w16cid:durableId="1327397243">
-    <w:abstractNumId w:val="2"/>
-  </w:num>
-  <w:num w:numId="7" w16cid:durableId="846792098">
-    <w:abstractNumId w:val="4"/>
-  </w:num>
-  <w:num w:numId="8" w16cid:durableId="1789541885">
-    <w:abstractNumId w:val="6"/>
-  </w:num>
-  <w:num w:numId="9" w16cid:durableId="585455660">
+  <w:num w:numId="14" w16cid:durableId="1690522396">
     <w:abstractNumId w:val="5"/>
   </w:num>
-  <w:num w:numId="10" w16cid:durableId="1569069656">
-    <w:abstractNumId w:val="9"/>
+  <w:num w:numId="15" w16cid:durableId="2072534938">
+    <w:abstractNumId w:val="3"/>
   </w:num>
-  <w:num w:numId="11" w16cid:durableId="408423139">
-    <w:abstractNumId w:val="11"/>
+  <w:num w:numId="16" w16cid:durableId="122582317">
+    <w:abstractNumId w:val="13"/>
   </w:num>
-  <w:num w:numId="12" w16cid:durableId="1561091454">
-    <w:abstractNumId w:val="8"/>
+  <w:num w:numId="17" w16cid:durableId="1810513633">
+    <w:abstractNumId w:val="1"/>
   </w:num>
 </w:numbering>
 </file>

--- a/Resumo para nova sessão.docx
+++ b/Resumo para nova sessão.docx
@@ -8,15 +8,21 @@
       </w:r>
       <w:r>
         <w:lastRenderedPageBreak/>
-        <w:t xml:space="preserve">podes ver as funções que </w:t>
-      </w:r>
-      <w:proofErr w:type="spellStart"/>
-      <w:r>
-        <w:t>tinhamos</w:t>
-      </w:r>
-      <w:proofErr w:type="spellEnd"/>
-      <w:r>
-        <w:t xml:space="preserve"> em </w:t>
+        <w:t xml:space="preserve">Como </w:t>
+      </w:r>
+      <w:r>
+        <w:t xml:space="preserve">podes ver as funções </w:t>
+      </w:r>
+      <w:proofErr w:type="spellStart"/>
+      <w:r>
+        <w:t>exitem</w:t>
+      </w:r>
+      <w:proofErr w:type="spellEnd"/>
+      <w:r>
+        <w:t xml:space="preserve"> funções </w:t>
+      </w:r>
+      <w:r>
+        <w:t xml:space="preserve">em </w:t>
       </w:r>
       <w:proofErr w:type="spellStart"/>
       <w:r>
@@ -25,6 +31,9 @@
       <w:proofErr w:type="spellEnd"/>
       <w:r>
         <w:t xml:space="preserve"> e que não temos ainda em kids2page</w:t>
+      </w:r>
+      <w:r>
+        <w:t>:</w:t>
       </w:r>
     </w:p>
     <w:p>
@@ -39,7 +48,7 @@
           <w:b/>
           <w:bCs/>
         </w:rPr>
-        <w:t xml:space="preserve">Claude respondeu: Preciso de comparar dois ficheiros </w:t>
+        <w:t xml:space="preserve">Preciso de comparar dois ficheiros </w:t>
       </w:r>
       <w:proofErr w:type="spellStart"/>
       <w:r>
@@ -123,28 +132,16 @@
       </w:r>
     </w:p>
     <w:p>
-      <w:r>
-        <w:t xml:space="preserve">Pesquisou 3 padrões, executou um </w:t>
-      </w:r>
-      <w:proofErr w:type="spellStart"/>
-      <w:r>
-        <w:t>agent</w:t>
-      </w:r>
-      <w:proofErr w:type="spellEnd"/>
-    </w:p>
-    <w:p>
-      <w:r>
-        <w:t xml:space="preserve">Pesquisou 3 padrões, executou um </w:t>
-      </w:r>
-      <w:proofErr w:type="spellStart"/>
-      <w:r>
-        <w:t>agent</w:t>
-      </w:r>
-      <w:proofErr w:type="spellEnd"/>
-    </w:p>
-    <w:p>
-      <w:r>
-        <w:t>Aqui está a comparação completa entre o </w:t>
+      <w:proofErr w:type="gramStart"/>
+      <w:r>
+        <w:t>(</w:t>
+      </w:r>
+      <w:r>
+        <w:t xml:space="preserve"> comparação</w:t>
+      </w:r>
+      <w:proofErr w:type="gramEnd"/>
+      <w:r>
+        <w:t xml:space="preserve"> completa entre o </w:t>
       </w:r>
       <w:proofErr w:type="spellStart"/>
       <w:r>
@@ -166,8 +163,16 @@
         <w:t>KIDS2Page</w:t>
       </w:r>
       <w:r>
-        <w:t> (novo), organizada por prioridade de migração.</w:t>
-      </w:r>
+        <w:t xml:space="preserve"> (novo), organizada por prioridade de </w:t>
+      </w:r>
+      <w:proofErr w:type="gramStart"/>
+      <w:r>
+        <w:t>migração</w:t>
+      </w:r>
+      <w:r>
+        <w:t xml:space="preserve"> )</w:t>
+      </w:r>
+      <w:proofErr w:type="gramEnd"/>
     </w:p>
     <w:p>
       <w:pPr>
@@ -292,127 +297,142 @@
     </w:p>
     <w:p>
       <w:pPr>
+        <w:pStyle w:val="PargrafodaLista"/>
+        <w:numPr>
+          <w:ilvl w:val="0"/>
+          <w:numId w:val="21"/>
+        </w:numPr>
+      </w:pPr>
+      <w:r>
+        <w:t>A </w:t>
+      </w:r>
+      <w:proofErr w:type="spellStart"/>
+      <w:r>
         <w:rPr>
           <w:b/>
           <w:bCs/>
         </w:rPr>
-      </w:pPr>
+        <w:t>toolbar</w:t>
+      </w:r>
+      <w:proofErr w:type="spellEnd"/>
       <w:r>
         <w:rPr>
           <w:b/>
           <w:bCs/>
         </w:rPr>
-        <w:t>Alta prioridade (UX core)</w:t>
-      </w:r>
-    </w:p>
-    <w:p>
-      <w:r>
-        <w:t>A </w:t>
-      </w:r>
-      <w:proofErr w:type="spellStart"/>
+        <w:t xml:space="preserve"> de página</w:t>
+      </w:r>
+      <w:r>
+        <w:t xml:space="preserve"> desapareceu por completo no novo. Falta a barra superior com pesquisa, filtros </w:t>
+      </w:r>
+      <w:proofErr w:type="spellStart"/>
+      <w:r>
+        <w:t>tier</w:t>
+      </w:r>
+      <w:proofErr w:type="spellEnd"/>
+      <w:r>
+        <w:t xml:space="preserve"> (Elite/Top/Forte/Assíduo), filtro mínimo de torneios (5+/10+/20+), filtro país, e os 9 </w:t>
+      </w:r>
+      <w:proofErr w:type="spellStart"/>
+      <w:r>
+        <w:t>pills</w:t>
+      </w:r>
+      <w:proofErr w:type="spellEnd"/>
+      <w:r>
+        <w:t xml:space="preserve"> de circuito (</w:t>
+      </w:r>
+      <w:proofErr w:type="spellStart"/>
+      <w:r>
+        <w:t>Directos</w:t>
+      </w:r>
+      <w:proofErr w:type="spellEnd"/>
+      <w:r>
+        <w:t xml:space="preserve">, </w:t>
+      </w:r>
+      <w:proofErr w:type="spellStart"/>
+      <w:r>
+        <w:t>USKids</w:t>
+      </w:r>
+      <w:proofErr w:type="spellEnd"/>
+      <w:r>
+        <w:t xml:space="preserve"> Euro, </w:t>
+      </w:r>
+      <w:proofErr w:type="spellStart"/>
+      <w:r>
+        <w:t>USKids</w:t>
+      </w:r>
+      <w:proofErr w:type="spellEnd"/>
+      <w:r>
+        <w:t xml:space="preserve"> </w:t>
+      </w:r>
+      <w:proofErr w:type="spellStart"/>
+      <w:r>
+        <w:t>World</w:t>
+      </w:r>
+      <w:proofErr w:type="spellEnd"/>
+      <w:r>
+        <w:t xml:space="preserve">, WJGC/BJGT, EU Open, </w:t>
+      </w:r>
+      <w:proofErr w:type="spellStart"/>
+      <w:r>
+        <w:t>Doral</w:t>
+      </w:r>
+      <w:proofErr w:type="spellEnd"/>
+      <w:r>
+        <w:t>, PT, FR, ES). Também falta o </w:t>
+      </w:r>
+      <w:proofErr w:type="spellStart"/>
+      <w:r>
+        <w:t>DataSourcesChip</w:t>
+      </w:r>
+      <w:proofErr w:type="spellEnd"/>
+      <w:r>
+        <w:t> para diagnóstico e o </w:t>
+      </w:r>
       <w:r>
         <w:rPr>
           <w:b/>
           <w:bCs/>
         </w:rPr>
-        <w:t>toolbar</w:t>
-      </w:r>
-      <w:proofErr w:type="spellEnd"/>
+        <w:t>indicador de progresso de carregamento</w:t>
+      </w:r>
+      <w:r>
+        <w:t>.</w:t>
+      </w:r>
+    </w:p>
+    <w:p>
+      <w:pPr>
+        <w:pStyle w:val="PargrafodaLista"/>
+        <w:numPr>
+          <w:ilvl w:val="0"/>
+          <w:numId w:val="21"/>
+        </w:numPr>
+      </w:pPr>
+      <w:r>
+        <w:t>O </w:t>
+      </w:r>
       <w:r>
         <w:rPr>
           <w:b/>
           <w:bCs/>
         </w:rPr>
-        <w:t xml:space="preserve"> de página</w:t>
-      </w:r>
-      <w:r>
-        <w:t xml:space="preserve"> desapareceu por completo no novo. Falta a barra superior com pesquisa, filtros </w:t>
-      </w:r>
-      <w:proofErr w:type="spellStart"/>
-      <w:r>
-        <w:t>tier</w:t>
-      </w:r>
-      <w:proofErr w:type="spellEnd"/>
-      <w:r>
-        <w:t xml:space="preserve"> (Elite/Top/Forte/Assíduo), filtro mínimo de torneios (5+/10+/20+), filtro país, e os 9 </w:t>
-      </w:r>
-      <w:proofErr w:type="spellStart"/>
-      <w:r>
-        <w:t>pills</w:t>
-      </w:r>
-      <w:proofErr w:type="spellEnd"/>
-      <w:r>
-        <w:t xml:space="preserve"> de circuito (</w:t>
-      </w:r>
-      <w:proofErr w:type="spellStart"/>
-      <w:r>
-        <w:t>Directos</w:t>
-      </w:r>
-      <w:proofErr w:type="spellEnd"/>
-      <w:r>
-        <w:t xml:space="preserve">, </w:t>
-      </w:r>
-      <w:proofErr w:type="spellStart"/>
-      <w:r>
-        <w:t>USKids</w:t>
-      </w:r>
-      <w:proofErr w:type="spellEnd"/>
-      <w:r>
-        <w:t xml:space="preserve"> Euro, </w:t>
-      </w:r>
-      <w:proofErr w:type="spellStart"/>
-      <w:r>
-        <w:t>USKids</w:t>
-      </w:r>
-      <w:proofErr w:type="spellEnd"/>
-      <w:r>
-        <w:t xml:space="preserve"> </w:t>
-      </w:r>
-      <w:proofErr w:type="spellStart"/>
-      <w:r>
-        <w:t>World</w:t>
-      </w:r>
-      <w:proofErr w:type="spellEnd"/>
-      <w:r>
-        <w:t xml:space="preserve">, WJGC/BJGT, EU Open, </w:t>
-      </w:r>
-      <w:proofErr w:type="spellStart"/>
-      <w:r>
-        <w:t>Doral</w:t>
-      </w:r>
-      <w:proofErr w:type="spellEnd"/>
-      <w:r>
-        <w:t>, PT, FR, ES). Também falta o </w:t>
-      </w:r>
-      <w:proofErr w:type="spellStart"/>
-      <w:r>
-        <w:t>DataSourcesChip</w:t>
-      </w:r>
-      <w:proofErr w:type="spellEnd"/>
-      <w:r>
-        <w:t> para diagnóstico e o </w:t>
-      </w:r>
+        <w:t xml:space="preserve">suporte a </w:t>
+      </w:r>
+      <w:proofErr w:type="spellStart"/>
       <w:r>
         <w:rPr>
           <w:b/>
           <w:bCs/>
         </w:rPr>
-        <w:t>indicador de progresso de carregamento</w:t>
-      </w:r>
-      <w:r>
-        <w:t>.</w:t>
-      </w:r>
-    </w:p>
-    <w:p>
-      <w:r>
-        <w:t>O </w:t>
-      </w:r>
+        <w:t>deep</w:t>
+      </w:r>
+      <w:proofErr w:type="spellEnd"/>
       <w:r>
         <w:rPr>
           <w:b/>
           <w:bCs/>
         </w:rPr>
-        <w:t xml:space="preserve">suporte a </w:t>
+        <w:t xml:space="preserve">-link via </w:t>
       </w:r>
       <w:proofErr w:type="spellStart"/>
       <w:r>
@@ -420,22 +440,6 @@
           <w:b/>
           <w:bCs/>
         </w:rPr>
-        <w:t>deep</w:t>
-      </w:r>
-      <w:proofErr w:type="spellEnd"/>
-      <w:r>
-        <w:rPr>
-          <w:b/>
-          <w:bCs/>
-        </w:rPr>
-        <w:t xml:space="preserve">-link via </w:t>
-      </w:r>
-      <w:proofErr w:type="spellStart"/>
-      <w:r>
-        <w:rPr>
-          <w:b/>
-          <w:bCs/>
-        </w:rPr>
         <w:t>hash</w:t>
       </w:r>
       <w:proofErr w:type="spellEnd"/>
@@ -484,6 +488,13 @@
       </w:r>
     </w:p>
     <w:p>
+      <w:pPr>
+        <w:pStyle w:val="PargrafodaLista"/>
+        <w:numPr>
+          <w:ilvl w:val="0"/>
+          <w:numId w:val="21"/>
+        </w:numPr>
+      </w:pPr>
       <w:r>
         <w:t>Na </w:t>
       </w:r>
@@ -589,8 +600,15 @@
       </w:r>
     </w:p>
     <w:p>
-      <w:r>
-        <w:t>A </w:t>
+      <w:pPr>
+        <w:pStyle w:val="PargrafodaLista"/>
+        <w:numPr>
+          <w:ilvl w:val="0"/>
+          <w:numId w:val="21"/>
+        </w:numPr>
+      </w:pPr>
+      <w:r>
+        <w:t>O </w:t>
       </w:r>
       <w:proofErr w:type="spellStart"/>
       <w:r>
@@ -598,257 +616,236 @@
           <w:b/>
           <w:bCs/>
         </w:rPr>
-        <w:t>sidebar</w:t>
-      </w:r>
-      <w:proofErr w:type="spellEnd"/>
-      <w:r>
-        <w:t xml:space="preserve"> perdeu o </w:t>
-      </w:r>
-      <w:proofErr w:type="spellStart"/>
-      <w:r>
-        <w:t>rank</w:t>
-      </w:r>
-      <w:proofErr w:type="spellEnd"/>
-      <w:r>
-        <w:t xml:space="preserve"> #N/total por z-score, o badge V/E/D colorido </w:t>
-      </w:r>
-      <w:proofErr w:type="spellStart"/>
-      <w:r>
-        <w:t>vs</w:t>
-      </w:r>
-      <w:proofErr w:type="spellEnd"/>
-      <w:r>
-        <w:t xml:space="preserve"> Manuel em cada linha, o </w:t>
-      </w:r>
-      <w:proofErr w:type="spellStart"/>
-      <w:r>
-        <w:t>tier</w:t>
-      </w:r>
-      <w:proofErr w:type="spellEnd"/>
-      <w:r>
-        <w:t xml:space="preserve"> badge </w:t>
-      </w:r>
-      <w:proofErr w:type="spellStart"/>
-      <w:r>
-        <w:t>inline</w:t>
-      </w:r>
-      <w:proofErr w:type="spellEnd"/>
-      <w:r>
-        <w:t xml:space="preserve">, a contagem do </w:t>
-      </w:r>
-      <w:proofErr w:type="spellStart"/>
-      <w:r>
-        <w:t>member-history</w:t>
-      </w:r>
-      <w:proofErr w:type="spellEnd"/>
-      <w:r>
-        <w:t xml:space="preserve"> </w:t>
-      </w:r>
-      <w:proofErr w:type="spellStart"/>
-      <w:r>
-        <w:t>USKids</w:t>
-      </w:r>
-      <w:proofErr w:type="spellEnd"/>
-      <w:r>
-        <w:t xml:space="preserve">, o </w:t>
-      </w:r>
-      <w:proofErr w:type="spellStart"/>
-      <w:r>
-        <w:t>best</w:t>
-      </w:r>
-      <w:proofErr w:type="spellEnd"/>
-      <w:r>
-        <w:t xml:space="preserve"> ±par e o </w:t>
-      </w:r>
-      <w:proofErr w:type="spellStart"/>
-      <w:r>
-        <w:t>trend</w:t>
-      </w:r>
-      <w:proofErr w:type="spellEnd"/>
-      <w:r>
-        <w:t xml:space="preserve"> </w:t>
-      </w:r>
-      <w:proofErr w:type="spellStart"/>
-      <w:r>
-        <w:t>arrow</w:t>
-      </w:r>
-      <w:proofErr w:type="spellEnd"/>
-      <w:r>
-        <w:t xml:space="preserve"> ↑/↓.</w:t>
-      </w:r>
-    </w:p>
-    <w:p>
-      <w:pPr>
+        <w:t>Palmarès</w:t>
+      </w:r>
+      <w:proofErr w:type="spellEnd"/>
+      <w:r>
         <w:rPr>
           <w:b/>
           <w:bCs/>
         </w:rPr>
-      </w:pPr>
+        <w:t xml:space="preserve"> como secção dedicada</w:t>
+      </w:r>
+      <w:r>
+        <w:t xml:space="preserve"> desapareceu — no antigo era um </w:t>
+      </w:r>
+      <w:proofErr w:type="spellStart"/>
+      <w:r>
+        <w:t>grid</w:t>
+      </w:r>
+      <w:proofErr w:type="spellEnd"/>
+      <w:r>
+        <w:t xml:space="preserve"> de </w:t>
+      </w:r>
+      <w:proofErr w:type="spellStart"/>
+      <w:r>
+        <w:t>cards</w:t>
+      </w:r>
+      <w:proofErr w:type="spellEnd"/>
+      <w:r>
+        <w:t xml:space="preserve"> dourados com vitórias detalhadas; no novo só aparece implicitamente como Top-3 no </w:t>
+      </w:r>
+      <w:proofErr w:type="spellStart"/>
+      <w:r>
+        <w:t>MetricsGrid</w:t>
+      </w:r>
+      <w:proofErr w:type="spellEnd"/>
+      <w:r>
+        <w:t>.</w:t>
+      </w:r>
+    </w:p>
+    <w:p>
+      <w:pPr>
+        <w:pStyle w:val="PargrafodaLista"/>
+        <w:numPr>
+          <w:ilvl w:val="0"/>
+          <w:numId w:val="21"/>
+        </w:numPr>
+      </w:pPr>
+      <w:r>
+        <w:t>O </w:t>
+      </w:r>
       <w:r>
         <w:rPr>
           <w:b/>
           <w:bCs/>
         </w:rPr>
-        <w:t>Média prioridade</w:t>
-      </w:r>
-    </w:p>
-    <w:p>
-      <w:r>
-        <w:t>O </w:t>
-      </w:r>
-      <w:proofErr w:type="spellStart"/>
+        <w:t>gráfico de evolução</w:t>
+      </w:r>
+      <w:r>
+        <w:t> perdeu a normalização </w:t>
+      </w:r>
       <w:r>
         <w:rPr>
           <w:b/>
           <w:bCs/>
         </w:rPr>
-        <w:t>Palmarès</w:t>
-      </w:r>
-      <w:proofErr w:type="spellEnd"/>
+        <w:t>±par/ronda equivalente a 18H</w:t>
+      </w:r>
+      <w:r>
+        <w:t> (</w:t>
+      </w:r>
+      <w:proofErr w:type="spellStart"/>
+      <w:r>
+        <w:t>tprNorm</w:t>
+      </w:r>
+      <w:proofErr w:type="spellEnd"/>
+      <w:r>
+        <w:t>), importante para misturar 9H e 18H legitimamente.</w:t>
+      </w:r>
+    </w:p>
+    <w:p>
+      <w:pPr>
+        <w:pStyle w:val="PargrafodaLista"/>
+        <w:numPr>
+          <w:ilvl w:val="0"/>
+          <w:numId w:val="20"/>
+        </w:numPr>
+      </w:pPr>
+      <w:r>
+        <w:t>A </w:t>
+      </w:r>
       <w:r>
         <w:rPr>
           <w:b/>
           <w:bCs/>
         </w:rPr>
-        <w:t xml:space="preserve"> como secção dedicada</w:t>
-      </w:r>
-      <w:r>
-        <w:t xml:space="preserve"> desapareceu — no antigo era um </w:t>
-      </w:r>
-      <w:proofErr w:type="spellStart"/>
-      <w:r>
-        <w:t>grid</w:t>
-      </w:r>
-      <w:proofErr w:type="spellEnd"/>
-      <w:r>
-        <w:t xml:space="preserve"> de </w:t>
-      </w:r>
-      <w:proofErr w:type="spellStart"/>
-      <w:r>
-        <w:t>cards</w:t>
-      </w:r>
-      <w:proofErr w:type="spellEnd"/>
-      <w:r>
-        <w:t xml:space="preserve"> dourados com vitórias detalhadas; no novo só aparece implicitamente como Top-3 no </w:t>
-      </w:r>
-      <w:proofErr w:type="spellStart"/>
-      <w:r>
-        <w:t>MetricsGrid</w:t>
-      </w:r>
-      <w:proofErr w:type="spellEnd"/>
-      <w:r>
-        <w:t>.</w:t>
-      </w:r>
-    </w:p>
-    <w:p>
-      <w:r>
-        <w:t>O </w:t>
-      </w:r>
+        <w:t xml:space="preserve">distribuição de </w:t>
+      </w:r>
+      <w:proofErr w:type="spellStart"/>
       <w:r>
         <w:rPr>
           <w:b/>
           <w:bCs/>
         </w:rPr>
-        <w:t>gráfico de evolução</w:t>
-      </w:r>
-      <w:r>
-        <w:t> perdeu a linha sobreposta do Manuel (era 2 linhas comparativas) e a normalização </w:t>
-      </w:r>
+        <w:t>scoring</w:t>
+      </w:r>
+      <w:proofErr w:type="spellEnd"/>
+      <w:r>
+        <w:t> agregada (</w:t>
+      </w:r>
+      <w:proofErr w:type="spellStart"/>
+      <w:r>
+        <w:t>Eagle</w:t>
+      </w:r>
+      <w:proofErr w:type="spellEnd"/>
+      <w:r>
+        <w:t>/</w:t>
+      </w:r>
+      <w:proofErr w:type="spellStart"/>
+      <w:r>
+        <w:t>Birdie</w:t>
+      </w:r>
+      <w:proofErr w:type="spellEnd"/>
+      <w:r>
+        <w:t>/Par/</w:t>
+      </w:r>
+      <w:proofErr w:type="spellStart"/>
+      <w:r>
+        <w:t>Bogey</w:t>
+      </w:r>
+      <w:proofErr w:type="spellEnd"/>
+      <w:r>
+        <w:t xml:space="preserve">/Duplo+) com </w:t>
+      </w:r>
+      <w:proofErr w:type="spellStart"/>
+      <w:r>
+        <w:t>breakdown</w:t>
+      </w:r>
+      <w:proofErr w:type="spellEnd"/>
+      <w:r>
+        <w:t xml:space="preserve"> Par 3/4/5 não está no novo — o </w:t>
+      </w:r>
+      <w:proofErr w:type="spellStart"/>
+      <w:r>
+        <w:t>AnaliseSection</w:t>
+      </w:r>
+      <w:proofErr w:type="spellEnd"/>
+      <w:r>
+        <w:t xml:space="preserve"> cobre por torneio, mas a visão de carreira do </w:t>
+      </w:r>
+      <w:proofErr w:type="spellStart"/>
+      <w:r>
+        <w:t>hero</w:t>
+      </w:r>
+      <w:proofErr w:type="spellEnd"/>
+      <w:r>
+        <w:t xml:space="preserve"> antigo desapareceu.</w:t>
+      </w:r>
+    </w:p>
+    <w:p>
+      <w:pPr>
+        <w:pStyle w:val="PargrafodaLista"/>
+        <w:numPr>
+          <w:ilvl w:val="0"/>
+          <w:numId w:val="20"/>
+        </w:numPr>
+      </w:pPr>
+      <w:r>
+        <w:t>O </w:t>
+      </w:r>
+      <w:proofErr w:type="spellStart"/>
       <w:r>
         <w:rPr>
           <w:b/>
           <w:bCs/>
         </w:rPr>
-        <w:t>±par/ronda equivalente a 18H</w:t>
-      </w:r>
-      <w:r>
-        <w:t> (</w:t>
-      </w:r>
-      <w:proofErr w:type="spellStart"/>
-      <w:r>
-        <w:t>tprNorm</w:t>
-      </w:r>
-      <w:proofErr w:type="spellEnd"/>
-      <w:r>
-        <w:t>), importante para misturar 9H e 18H legitimamente.</w:t>
-      </w:r>
-    </w:p>
-    <w:p>
-      <w:r>
-        <w:lastRenderedPageBreak/>
+        <w:t>MetricsGrid</w:t>
+      </w:r>
+      <w:proofErr w:type="spellEnd"/>
+      <w:r>
+        <w:t xml:space="preserve"> novo tem 4 </w:t>
+      </w:r>
+      <w:proofErr w:type="spellStart"/>
+      <w:proofErr w:type="gramStart"/>
+      <w:r>
+        <w:t>KPIs</w:t>
+      </w:r>
+      <w:proofErr w:type="spellEnd"/>
+      <w:proofErr w:type="gramEnd"/>
+      <w:r>
+        <w:t xml:space="preserve"> mas faltam: média ronda + σ, melhor ±par, e % </w:t>
+      </w:r>
+      <w:proofErr w:type="spellStart"/>
+      <w:proofErr w:type="gramStart"/>
+      <w:r>
+        <w:t>sub-par</w:t>
+      </w:r>
+      <w:proofErr w:type="spellEnd"/>
+      <w:r>
+        <w:t xml:space="preserve"> rondas</w:t>
+      </w:r>
+      <w:proofErr w:type="gramEnd"/>
+      <w:r>
+        <w:t>.</w:t>
+      </w:r>
+    </w:p>
+    <w:p>
+      <w:pPr>
+        <w:pStyle w:val="PargrafodaLista"/>
+        <w:numPr>
+          <w:ilvl w:val="0"/>
+          <w:numId w:val="20"/>
+        </w:numPr>
+      </w:pPr>
+      <w:r>
         <w:t>A </w:t>
       </w:r>
+      <w:proofErr w:type="spellStart"/>
       <w:r>
         <w:rPr>
           <w:b/>
           <w:bCs/>
         </w:rPr>
-        <w:t xml:space="preserve">distribuição de </w:t>
-      </w:r>
-      <w:proofErr w:type="spellStart"/>
+        <w:t>pill</w:t>
+      </w:r>
+      <w:proofErr w:type="spellEnd"/>
       <w:r>
         <w:rPr>
           <w:b/>
           <w:bCs/>
         </w:rPr>
-        <w:t>scoring</w:t>
-      </w:r>
-      <w:proofErr w:type="spellEnd"/>
-      <w:r>
-        <w:t> agregada (</w:t>
-      </w:r>
-      <w:proofErr w:type="spellStart"/>
-      <w:r>
-        <w:t>Eagle</w:t>
-      </w:r>
-      <w:proofErr w:type="spellEnd"/>
-      <w:r>
-        <w:t>/</w:t>
-      </w:r>
-      <w:proofErr w:type="spellStart"/>
-      <w:r>
-        <w:t>Birdie</w:t>
-      </w:r>
-      <w:proofErr w:type="spellEnd"/>
-      <w:r>
-        <w:t>/Par/</w:t>
-      </w:r>
-      <w:proofErr w:type="spellStart"/>
-      <w:r>
-        <w:t>Bogey</w:t>
-      </w:r>
-      <w:proofErr w:type="spellEnd"/>
-      <w:r>
-        <w:t xml:space="preserve">/Duplo+) com </w:t>
-      </w:r>
-      <w:proofErr w:type="spellStart"/>
-      <w:r>
-        <w:t>breakdown</w:t>
-      </w:r>
-      <w:proofErr w:type="spellEnd"/>
-      <w:r>
-        <w:t xml:space="preserve"> Par 3/4/5 não está no novo — o </w:t>
-      </w:r>
-      <w:proofErr w:type="spellStart"/>
-      <w:r>
-        <w:t>AnaliseSection</w:t>
-      </w:r>
-      <w:proofErr w:type="spellEnd"/>
-      <w:r>
-        <w:t xml:space="preserve"> cobre por torneio, mas a visão de carreira do </w:t>
-      </w:r>
-      <w:proofErr w:type="spellStart"/>
-      <w:r>
-        <w:t>hero</w:t>
-      </w:r>
-      <w:proofErr w:type="spellEnd"/>
-      <w:r>
-        <w:t xml:space="preserve"> antigo desapareceu.</w:t>
-      </w:r>
-    </w:p>
-    <w:p>
-      <w:r>
-        <w:t>O </w:t>
+        <w:t xml:space="preserve"> </w:t>
       </w:r>
       <w:proofErr w:type="spellStart"/>
       <w:r>
@@ -856,465 +853,275 @@
           <w:b/>
           <w:bCs/>
         </w:rPr>
-        <w:t>MetricsGrid</w:t>
-      </w:r>
-      <w:proofErr w:type="spellEnd"/>
-      <w:r>
-        <w:t xml:space="preserve"> novo tem 4 </w:t>
-      </w:r>
-      <w:proofErr w:type="spellStart"/>
-      <w:r>
-        <w:t>KPIs</w:t>
-      </w:r>
-      <w:proofErr w:type="spellEnd"/>
-      <w:r>
-        <w:t xml:space="preserve"> mas faltam: média ronda + σ, melhor ±par, e % </w:t>
-      </w:r>
-      <w:proofErr w:type="spellStart"/>
-      <w:r>
-        <w:t>sub-par</w:t>
-      </w:r>
-      <w:proofErr w:type="spellEnd"/>
-      <w:r>
-        <w:t xml:space="preserve"> rondas.</w:t>
-      </w:r>
-    </w:p>
-    <w:p>
-      <w:r>
-        <w:t>A </w:t>
-      </w:r>
-      <w:proofErr w:type="spellStart"/>
+        <w:t>USKids</w:t>
+      </w:r>
+      <w:proofErr w:type="spellEnd"/>
       <w:r>
         <w:rPr>
           <w:b/>
           <w:bCs/>
         </w:rPr>
+        <w:t xml:space="preserve"> clicável</w:t>
+      </w:r>
+      <w:r>
+        <w:t xml:space="preserve"> com link para o </w:t>
+      </w:r>
+      <w:proofErr w:type="spellStart"/>
+      <w:r>
+        <w:t>leaderboard</w:t>
+      </w:r>
+      <w:proofErr w:type="spellEnd"/>
+      <w:r>
+        <w:t xml:space="preserve"> do último torneio do </w:t>
+      </w:r>
+      <w:proofErr w:type="spellStart"/>
+      <w:r>
+        <w:t>member</w:t>
+      </w:r>
+      <w:proofErr w:type="spellEnd"/>
+      <w:r>
+        <w:t xml:space="preserve">, e várias </w:t>
+      </w:r>
+      <w:proofErr w:type="spellStart"/>
+      <w:r>
+        <w:t>pills</w:t>
+      </w:r>
+      <w:proofErr w:type="spellEnd"/>
+      <w:r>
+        <w:t xml:space="preserve"> de federação (</w:t>
+      </w:r>
+      <w:r>
+        <w:rPr>
+          <w:rFonts w:ascii="Segoe UI Emoji" w:hAnsi="Segoe UI Emoji" w:cs="Segoe UI Emoji"/>
+        </w:rPr>
+        <w:t>🇵🇹</w:t>
+      </w:r>
+      <w:r>
+        <w:t xml:space="preserve"> </w:t>
+      </w:r>
+      <w:proofErr w:type="spellStart"/>
+      <w:r>
+        <w:t>ptFed</w:t>
+      </w:r>
+      <w:proofErr w:type="spellEnd"/>
+      <w:r>
+        <w:t xml:space="preserve">, </w:t>
+      </w:r>
+      <w:r>
+        <w:rPr>
+          <w:rFonts w:ascii="Segoe UI Emoji" w:hAnsi="Segoe UI Emoji" w:cs="Segoe UI Emoji"/>
+        </w:rPr>
+        <w:t>🇪🇸</w:t>
+      </w:r>
+      <w:r>
+        <w:t xml:space="preserve"> </w:t>
+      </w:r>
+      <w:proofErr w:type="spellStart"/>
+      <w:r>
+        <w:t>esLicencia</w:t>
+      </w:r>
+      <w:proofErr w:type="spellEnd"/>
+      <w:r>
+        <w:t>/</w:t>
+      </w:r>
+      <w:proofErr w:type="spellStart"/>
+      <w:r>
+        <w:t>esRegion</w:t>
+      </w:r>
+      <w:proofErr w:type="spellEnd"/>
+      <w:r>
+        <w:t xml:space="preserve">, </w:t>
+      </w:r>
+      <w:r>
+        <w:rPr>
+          <w:rFonts w:ascii="Segoe UI Emoji" w:hAnsi="Segoe UI Emoji" w:cs="Segoe UI Emoji"/>
+        </w:rPr>
+        <w:t>🇫🇷</w:t>
+      </w:r>
+      <w:r>
+        <w:t xml:space="preserve"> </w:t>
+      </w:r>
+      <w:proofErr w:type="spellStart"/>
+      <w:r>
+        <w:t>frFed</w:t>
+      </w:r>
+      <w:proofErr w:type="spellEnd"/>
+      <w:r>
+        <w:t>/</w:t>
+      </w:r>
+      <w:proofErr w:type="spellStart"/>
+      <w:r>
+        <w:t>frRegion</w:t>
+      </w:r>
+      <w:proofErr w:type="spellEnd"/>
+      <w:r>
+        <w:t xml:space="preserve">, </w:t>
+      </w:r>
+      <w:proofErr w:type="spellStart"/>
+      <w:r>
+        <w:t>catEdad</w:t>
+      </w:r>
+      <w:proofErr w:type="spellEnd"/>
+      <w:r>
+        <w:t xml:space="preserve"> RFEG) não foram portadas. O </w:t>
+      </w:r>
+      <w:proofErr w:type="spellStart"/>
+      <w:r>
+        <w:t>SexBadge</w:t>
+      </w:r>
+      <w:proofErr w:type="spellEnd"/>
+      <w:r>
+        <w:t> foi removido</w:t>
+      </w:r>
+      <w:r>
+        <w:t>.</w:t>
+      </w:r>
+    </w:p>
+    <w:p>
+      <w:pPr>
+        <w:pStyle w:val="PargrafodaLista"/>
+        <w:numPr>
+          <w:ilvl w:val="0"/>
+          <w:numId w:val="19"/>
+        </w:numPr>
+      </w:pPr>
+      <w:proofErr w:type="spellStart"/>
+      <w:r>
+        <w:t>Pills</w:t>
+      </w:r>
+      <w:proofErr w:type="spellEnd"/>
+      <w:r>
+        <w:t xml:space="preserve"> DOB com janela de inferência (</w:t>
+      </w:r>
+      <w:proofErr w:type="spellStart"/>
+      <w:r>
+        <w:t>computeDobInfo</w:t>
+      </w:r>
+      <w:proofErr w:type="spellEnd"/>
+      <w:r>
+        <w:t>, </w:t>
+      </w:r>
+      <w:proofErr w:type="spellStart"/>
+      <w:r>
+        <w:t>dobRangeStrict</w:t>
+      </w:r>
+      <w:proofErr w:type="spellEnd"/>
+      <w:r>
+        <w:t xml:space="preserve">), </w:t>
+      </w:r>
+      <w:proofErr w:type="spellStart"/>
+      <w:r>
         <w:t>pill</w:t>
       </w:r>
       <w:proofErr w:type="spellEnd"/>
       <w:r>
+        <w:t xml:space="preserve"> SCRATCH/HANDICAP para </w:t>
+      </w:r>
+      <w:proofErr w:type="spellStart"/>
+      <w:r>
+        <w:t>NextCaddy</w:t>
+      </w:r>
+      <w:proofErr w:type="spellEnd"/>
+      <w:r>
+        <w:t xml:space="preserve">, </w:t>
+      </w:r>
+      <w:proofErr w:type="spellStart"/>
+      <w:r>
+        <w:t>debug</w:t>
+      </w:r>
+      <w:proofErr w:type="spellEnd"/>
+      <w:r>
+        <w:t xml:space="preserve"> </w:t>
+      </w:r>
+      <w:proofErr w:type="spellStart"/>
+      <w:r>
+        <w:t>pill</w:t>
+      </w:r>
+      <w:proofErr w:type="spellEnd"/>
+      <w:r>
+        <w:t xml:space="preserve"> com </w:t>
+      </w:r>
+      <w:proofErr w:type="spellStart"/>
+      <w:r>
+        <w:t>tid</w:t>
+      </w:r>
+      <w:proofErr w:type="spellEnd"/>
+      <w:r>
+        <w:t xml:space="preserve"> </w:t>
+      </w:r>
+      <w:proofErr w:type="gramStart"/>
+      <w:r>
+        <w:t>quando ?</w:t>
+      </w:r>
+      <w:proofErr w:type="spellStart"/>
+      <w:r>
+        <w:t>debug</w:t>
+      </w:r>
+      <w:proofErr w:type="spellEnd"/>
+      <w:proofErr w:type="gramEnd"/>
+      <w:r>
+        <w:t xml:space="preserve">=1, historial </w:t>
+      </w:r>
+      <w:proofErr w:type="spellStart"/>
+      <w:r>
+        <w:t>USKids</w:t>
+      </w:r>
+      <w:proofErr w:type="spellEnd"/>
+      <w:r>
+        <w:t xml:space="preserve"> alargado (</w:t>
+      </w:r>
+      <w:proofErr w:type="spellStart"/>
+      <w:r>
+        <w:t>MemberHistTable</w:t>
+      </w:r>
+      <w:proofErr w:type="spellEnd"/>
+      <w:r>
+        <w:t>), e o </w:t>
+      </w:r>
+      <w:proofErr w:type="spellStart"/>
+      <w:r>
+        <w:t>FieldRivaisDashboard</w:t>
+      </w:r>
+      <w:proofErr w:type="spellEnd"/>
+      <w:r>
+        <w:t> cross-</w:t>
+      </w:r>
+      <w:proofErr w:type="spellStart"/>
+      <w:r>
+        <w:t>table</w:t>
+      </w:r>
+      <w:proofErr w:type="spellEnd"/>
+      <w:r>
+        <w:t xml:space="preserve"> </w:t>
+      </w:r>
+      <w:r>
+        <w:lastRenderedPageBreak/>
+        <w:t>(matriz jogadores × torneios passados) — este último foi substituído pelo par </w:t>
+      </w:r>
+      <w:proofErr w:type="spellStart"/>
+      <w:r>
+        <w:t>NextTournaments</w:t>
+      </w:r>
+      <w:proofErr w:type="spellEnd"/>
+      <w:r>
+        <w:t> + </w:t>
+      </w:r>
+      <w:proofErr w:type="spellStart"/>
+      <w:r>
+        <w:t>ScoutView</w:t>
+      </w:r>
+      <w:proofErr w:type="spellEnd"/>
+      <w:r>
+        <w:t>, mas com cobertura conceptual diferente.</w:t>
+      </w:r>
+    </w:p>
+    <w:p>
+      <w:pPr>
         <w:rPr>
           <w:b/>
           <w:bCs/>
         </w:rPr>
-        <w:t xml:space="preserve"> </w:t>
-      </w:r>
-      <w:proofErr w:type="spellStart"/>
-      <w:r>
-        <w:rPr>
-          <w:b/>
-          <w:bCs/>
-        </w:rPr>
-        <w:t>USKids</w:t>
-      </w:r>
-      <w:proofErr w:type="spellEnd"/>
-      <w:r>
-        <w:rPr>
-          <w:b/>
-          <w:bCs/>
-        </w:rPr>
-        <w:t xml:space="preserve"> clicável</w:t>
-      </w:r>
-      <w:r>
-        <w:t xml:space="preserve"> com link para o </w:t>
-      </w:r>
-      <w:proofErr w:type="spellStart"/>
-      <w:r>
-        <w:t>leaderboard</w:t>
-      </w:r>
-      <w:proofErr w:type="spellEnd"/>
-      <w:r>
-        <w:t xml:space="preserve"> do último torneio do </w:t>
-      </w:r>
-      <w:proofErr w:type="spellStart"/>
-      <w:r>
-        <w:t>member</w:t>
-      </w:r>
-      <w:proofErr w:type="spellEnd"/>
-      <w:r>
-        <w:t xml:space="preserve">, e várias </w:t>
-      </w:r>
-      <w:proofErr w:type="spellStart"/>
-      <w:r>
-        <w:t>pills</w:t>
-      </w:r>
-      <w:proofErr w:type="spellEnd"/>
-      <w:r>
-        <w:t xml:space="preserve"> de federação (</w:t>
-      </w:r>
-      <w:r>
-        <w:rPr>
-          <w:rFonts w:ascii="Segoe UI Emoji" w:hAnsi="Segoe UI Emoji" w:cs="Segoe UI Emoji"/>
-        </w:rPr>
-        <w:t>🇵🇹</w:t>
-      </w:r>
-      <w:r>
-        <w:t xml:space="preserve"> </w:t>
-      </w:r>
-      <w:proofErr w:type="spellStart"/>
-      <w:r>
-        <w:t>ptFed</w:t>
-      </w:r>
-      <w:proofErr w:type="spellEnd"/>
-      <w:r>
-        <w:t xml:space="preserve">, </w:t>
-      </w:r>
-      <w:r>
-        <w:rPr>
-          <w:rFonts w:ascii="Segoe UI Emoji" w:hAnsi="Segoe UI Emoji" w:cs="Segoe UI Emoji"/>
-        </w:rPr>
-        <w:t>🇪🇸</w:t>
-      </w:r>
-      <w:r>
-        <w:t xml:space="preserve"> </w:t>
-      </w:r>
-      <w:proofErr w:type="spellStart"/>
-      <w:r>
-        <w:t>esLicencia</w:t>
-      </w:r>
-      <w:proofErr w:type="spellEnd"/>
-      <w:r>
-        <w:t>/</w:t>
-      </w:r>
-      <w:proofErr w:type="spellStart"/>
-      <w:r>
-        <w:t>esRegion</w:t>
-      </w:r>
-      <w:proofErr w:type="spellEnd"/>
-      <w:r>
-        <w:t xml:space="preserve">, </w:t>
-      </w:r>
-      <w:r>
-        <w:rPr>
-          <w:rFonts w:ascii="Segoe UI Emoji" w:hAnsi="Segoe UI Emoji" w:cs="Segoe UI Emoji"/>
-        </w:rPr>
-        <w:t>🇫🇷</w:t>
-      </w:r>
-      <w:r>
-        <w:t xml:space="preserve"> </w:t>
-      </w:r>
-      <w:proofErr w:type="spellStart"/>
-      <w:r>
-        <w:t>frFed</w:t>
-      </w:r>
-      <w:proofErr w:type="spellEnd"/>
-      <w:r>
-        <w:t>/</w:t>
-      </w:r>
-      <w:proofErr w:type="spellStart"/>
-      <w:r>
-        <w:t>frRegion</w:t>
-      </w:r>
-      <w:proofErr w:type="spellEnd"/>
-      <w:r>
-        <w:t xml:space="preserve">, </w:t>
-      </w:r>
-      <w:proofErr w:type="spellStart"/>
-      <w:r>
-        <w:t>catEdad</w:t>
-      </w:r>
-      <w:proofErr w:type="spellEnd"/>
-      <w:r>
-        <w:t xml:space="preserve"> RFEG) não foram portadas. O </w:t>
-      </w:r>
-      <w:proofErr w:type="spellStart"/>
-      <w:r>
-        <w:t>SexBadge</w:t>
-      </w:r>
-      <w:proofErr w:type="spellEnd"/>
-      <w:r>
-        <w:t> foi removido </w:t>
-      </w:r>
-      <w:r>
-        <w:rPr>
-          <w:b/>
-          <w:bCs/>
-        </w:rPr>
-        <w:t>intencionalmente</w:t>
-      </w:r>
-      <w:r>
-        <w:t> — vale confirmar se é mesmo o que queres.</w:t>
-      </w:r>
-    </w:p>
-    <w:p>
-      <w:pPr>
-        <w:rPr>
-          <w:b/>
-          <w:bCs/>
-        </w:rPr>
-      </w:pPr>
-      <w:r>
-        <w:rPr>
-          <w:b/>
-          <w:bCs/>
-        </w:rPr>
-        <w:t>Baixa prioridade</w:t>
-      </w:r>
-    </w:p>
-    <w:p>
-      <w:proofErr w:type="spellStart"/>
-      <w:r>
-        <w:t>Pills</w:t>
-      </w:r>
-      <w:proofErr w:type="spellEnd"/>
-      <w:r>
-        <w:t xml:space="preserve"> DOB com janela de inferência (</w:t>
-      </w:r>
-      <w:proofErr w:type="spellStart"/>
-      <w:r>
-        <w:t>computeDobInfo</w:t>
-      </w:r>
-      <w:proofErr w:type="spellEnd"/>
-      <w:r>
-        <w:t>, </w:t>
-      </w:r>
-      <w:proofErr w:type="spellStart"/>
-      <w:r>
-        <w:t>dobRangeStrict</w:t>
-      </w:r>
-      <w:proofErr w:type="spellEnd"/>
-      <w:r>
-        <w:t xml:space="preserve">), </w:t>
-      </w:r>
-      <w:proofErr w:type="spellStart"/>
-      <w:r>
-        <w:t>pill</w:t>
-      </w:r>
-      <w:proofErr w:type="spellEnd"/>
-      <w:r>
-        <w:t xml:space="preserve"> SCRATCH/HANDICAP para </w:t>
-      </w:r>
-      <w:proofErr w:type="spellStart"/>
-      <w:r>
-        <w:t>NextCaddy</w:t>
-      </w:r>
-      <w:proofErr w:type="spellEnd"/>
-      <w:r>
-        <w:t xml:space="preserve">, </w:t>
-      </w:r>
-      <w:proofErr w:type="spellStart"/>
-      <w:r>
-        <w:t>debug</w:t>
-      </w:r>
-      <w:proofErr w:type="spellEnd"/>
-      <w:r>
-        <w:t xml:space="preserve"> </w:t>
-      </w:r>
-      <w:proofErr w:type="spellStart"/>
-      <w:r>
-        <w:t>pill</w:t>
-      </w:r>
-      <w:proofErr w:type="spellEnd"/>
-      <w:r>
-        <w:t xml:space="preserve"> com </w:t>
-      </w:r>
-      <w:proofErr w:type="spellStart"/>
-      <w:r>
-        <w:t>tid</w:t>
-      </w:r>
-      <w:proofErr w:type="spellEnd"/>
-      <w:r>
-        <w:t xml:space="preserve"> quando ?</w:t>
-      </w:r>
-      <w:proofErr w:type="spellStart"/>
-      <w:r>
-        <w:t>debug</w:t>
-      </w:r>
-      <w:proofErr w:type="spellEnd"/>
-      <w:r>
-        <w:t xml:space="preserve">=1, historial </w:t>
-      </w:r>
-      <w:proofErr w:type="spellStart"/>
-      <w:r>
-        <w:t>USKids</w:t>
-      </w:r>
-      <w:proofErr w:type="spellEnd"/>
-      <w:r>
-        <w:t xml:space="preserve"> alargado (</w:t>
-      </w:r>
-      <w:proofErr w:type="spellStart"/>
-      <w:r>
-        <w:t>MemberHistTable</w:t>
-      </w:r>
-      <w:proofErr w:type="spellEnd"/>
-      <w:r>
-        <w:t>), e o </w:t>
-      </w:r>
-      <w:proofErr w:type="spellStart"/>
-      <w:r>
-        <w:t>FieldRivaisDashboard</w:t>
-      </w:r>
-      <w:proofErr w:type="spellEnd"/>
-      <w:r>
-        <w:t> cross-</w:t>
-      </w:r>
-      <w:proofErr w:type="spellStart"/>
-      <w:r>
-        <w:t>table</w:t>
-      </w:r>
-      <w:proofErr w:type="spellEnd"/>
-      <w:r>
-        <w:t xml:space="preserve"> (matriz jogadores × torneios passados) — este último foi substituído pelo par </w:t>
-      </w:r>
-      <w:proofErr w:type="spellStart"/>
-      <w:r>
-        <w:t>NextTournaments</w:t>
-      </w:r>
-      <w:proofErr w:type="spellEnd"/>
-      <w:r>
-        <w:t> + </w:t>
-      </w:r>
-      <w:proofErr w:type="spellStart"/>
-      <w:r>
-        <w:t>ScoutView</w:t>
-      </w:r>
-      <w:proofErr w:type="spellEnd"/>
-      <w:r>
-        <w:t>, mas com cobertura conceptual diferente.</w:t>
-      </w:r>
-    </w:p>
-    <w:p>
-      <w:r>
-        <w:t xml:space="preserve">Queres que comece a portar alguma destas </w:t>
-      </w:r>
-      <w:proofErr w:type="spellStart"/>
-      <w:r>
-        <w:t>features</w:t>
-      </w:r>
-      <w:proofErr w:type="spellEnd"/>
-      <w:r>
-        <w:t xml:space="preserve">? Sugiro começar pela </w:t>
-      </w:r>
-      <w:proofErr w:type="spellStart"/>
-      <w:r>
-        <w:t>toolbar</w:t>
-      </w:r>
-      <w:proofErr w:type="spellEnd"/>
-      <w:r>
-        <w:t xml:space="preserve"> de página + </w:t>
-      </w:r>
-      <w:proofErr w:type="spellStart"/>
-      <w:r>
-        <w:t>sidebar</w:t>
-      </w:r>
-      <w:proofErr w:type="spellEnd"/>
-      <w:r>
-        <w:t xml:space="preserve"> enriquecida, que são as duas coisas que mais se notam ao usar o /kids2 lado-a-lado com o /</w:t>
-      </w:r>
-      <w:proofErr w:type="spellStart"/>
-      <w:r>
-        <w:t>kids</w:t>
-      </w:r>
-      <w:proofErr w:type="spellEnd"/>
-      <w:r>
-        <w:t>.</w:t>
-      </w:r>
-    </w:p>
-    <w:p>
-      <w:pPr>
-        <w:rPr>
-          <w:b/>
-          <w:bCs/>
-        </w:rPr>
-      </w:pPr>
-      <w:r>
-        <w:rPr>
-          <w:b/>
-          <w:bCs/>
-        </w:rPr>
-        <w:t>Você disse: verifica mais a fundo o que falta migrar, e também como é o funcionamento no resto do website para ser coerente.</w:t>
-      </w:r>
-    </w:p>
-    <w:p>
-      <w:r>
-        <w:t>verifica mais a fundo o que falta migrar, e também como é o funcionamento no resto do website para ser coerente.</w:t>
-      </w:r>
-    </w:p>
-    <w:p>
-      <w:pPr>
-        <w:rPr>
-          <w:b/>
-          <w:bCs/>
-        </w:rPr>
-      </w:pPr>
-      <w:r>
-        <w:rPr>
-          <w:b/>
-          <w:bCs/>
-        </w:rPr>
-        <w:t xml:space="preserve">Claude respondeu: Tenho um </w:t>
-      </w:r>
-      <w:proofErr w:type="spellStart"/>
-      <w:r>
-        <w:rPr>
-          <w:b/>
-          <w:bCs/>
-        </w:rPr>
-        <w:t>projecto</w:t>
-      </w:r>
-      <w:proofErr w:type="spellEnd"/>
-      <w:r>
-        <w:rPr>
-          <w:b/>
-          <w:bCs/>
-        </w:rPr>
-        <w:t xml:space="preserve"> </w:t>
-      </w:r>
-      <w:proofErr w:type="spellStart"/>
-      <w:r>
-        <w:rPr>
-          <w:b/>
-          <w:bCs/>
-        </w:rPr>
-        <w:t>React</w:t>
-      </w:r>
-      <w:proofErr w:type="spellEnd"/>
-      <w:r>
-        <w:rPr>
-          <w:b/>
-          <w:bCs/>
-        </w:rPr>
-        <w:t>/</w:t>
-      </w:r>
-      <w:proofErr w:type="spellStart"/>
-      <w:r>
-        <w:rPr>
-          <w:b/>
-          <w:bCs/>
-        </w:rPr>
-        <w:t>TypeScript</w:t>
-      </w:r>
-      <w:proofErr w:type="spellEnd"/>
-      <w:r>
-        <w:rPr>
-          <w:b/>
-          <w:bCs/>
-        </w:rPr>
-        <w:t xml:space="preserve"> em C:\golf-fpg (Golf Portugal).</w:t>
-      </w:r>
-    </w:p>
-    <w:p>
-      <w:r>
-        <w:t>Auditoria profunda KIDS→KIDS2 + coerência site</w:t>
-      </w:r>
-    </w:p>
-    <w:p>
-      <w:r>
-        <w:t>Auditoria profunda KIDS→KIDS2 + coerência site</w:t>
-      </w:r>
-    </w:p>
-    <w:p>
-      <w:r>
-        <w:t xml:space="preserve">Aqui está a auditoria completa. Reorganizo abaixo o que é mais </w:t>
-      </w:r>
-      <w:proofErr w:type="spellStart"/>
-      <w:r>
-        <w:t>accionável</w:t>
-      </w:r>
-      <w:proofErr w:type="spellEnd"/>
-      <w:r>
-        <w:t>.</w:t>
-      </w:r>
+      </w:pPr>
     </w:p>
     <w:p>
       <w:pPr>
@@ -1484,7 +1291,6 @@
         </w:numPr>
       </w:pPr>
       <w:r>
-        <w:lastRenderedPageBreak/>
         <w:t xml:space="preserve">O </w:t>
       </w:r>
       <w:proofErr w:type="spellStart"/>
@@ -1610,18 +1416,44 @@
           <w:ilvl w:val="0"/>
           <w:numId w:val="14"/>
         </w:numPr>
-      </w:pPr>
-      <w:proofErr w:type="spellStart"/>
-      <w:r>
-        <w:t>Pill</w:t>
-      </w:r>
-      <w:proofErr w:type="spellEnd"/>
-      <w:r>
-        <w:t xml:space="preserve"> SCRATCH/HANDICAP precisa de </w:t>
-      </w:r>
-      <w:proofErr w:type="spellStart"/>
-      <w:r>
-        <w:t>tournament.extra.scoringType</w:t>
+        <w:rPr>
+          <w:lang w:val="en-US"/>
+        </w:rPr>
+      </w:pPr>
+      <w:r>
+        <w:rPr>
+          <w:lang w:val="en-US"/>
+        </w:rPr>
+        <w:t xml:space="preserve">Pill SCRATCH/HANDICAP </w:t>
+      </w:r>
+      <w:proofErr w:type="spellStart"/>
+      <w:r>
+        <w:rPr>
+          <w:lang w:val="en-US"/>
+        </w:rPr>
+        <w:t>precisa</w:t>
+      </w:r>
+      <w:proofErr w:type="spellEnd"/>
+      <w:r>
+        <w:rPr>
+          <w:lang w:val="en-US"/>
+        </w:rPr>
+        <w:t xml:space="preserve"> de </w:t>
+      </w:r>
+      <w:proofErr w:type="spellStart"/>
+      <w:proofErr w:type="gramStart"/>
+      <w:r>
+        <w:rPr>
+          <w:lang w:val="en-US"/>
+        </w:rPr>
+        <w:t>tournament.extra</w:t>
+      </w:r>
+      <w:proofErr w:type="gramEnd"/>
+      <w:r>
+        <w:rPr>
+          <w:lang w:val="en-US"/>
+        </w:rPr>
+        <w:t>.scoringType</w:t>
       </w:r>
       <w:proofErr w:type="spellEnd"/>
     </w:p>
@@ -1631,60 +1463,68 @@
           <w:ilvl w:val="0"/>
           <w:numId w:val="14"/>
         </w:numPr>
-      </w:pPr>
-      <w:proofErr w:type="spellStart"/>
-      <w:r>
+        <w:rPr>
+          <w:lang w:val="en-US"/>
+        </w:rPr>
+      </w:pPr>
+      <w:proofErr w:type="spellStart"/>
+      <w:r>
+        <w:rPr>
+          <w:lang w:val="en-US"/>
+        </w:rPr>
         <w:t>FieldRivaisDashboard</w:t>
       </w:r>
       <w:proofErr w:type="spellEnd"/>
       <w:r>
-        <w:t xml:space="preserve"> cross-</w:t>
-      </w:r>
-      <w:proofErr w:type="spellStart"/>
-      <w:r>
-        <w:t>table</w:t>
-      </w:r>
-      <w:proofErr w:type="spellEnd"/>
-      <w:r>
-        <w:t xml:space="preserve"> precisa de </w:t>
-      </w:r>
-      <w:proofErr w:type="spellStart"/>
-      <w:r>
+        <w:rPr>
+          <w:lang w:val="en-US"/>
+        </w:rPr>
+        <w:t xml:space="preserve"> cross-table </w:t>
+      </w:r>
+      <w:proofErr w:type="spellStart"/>
+      <w:r>
+        <w:rPr>
+          <w:lang w:val="en-US"/>
+        </w:rPr>
+        <w:t>precisa</w:t>
+      </w:r>
+      <w:proofErr w:type="spellEnd"/>
+      <w:r>
+        <w:rPr>
+          <w:lang w:val="en-US"/>
+        </w:rPr>
+        <w:t xml:space="preserve"> de </w:t>
+      </w:r>
+      <w:proofErr w:type="spellStart"/>
+      <w:proofErr w:type="gramStart"/>
+      <w:r>
+        <w:rPr>
+          <w:lang w:val="en-US"/>
+        </w:rPr>
         <w:t>tournament.seriesId</w:t>
       </w:r>
       <w:proofErr w:type="spellEnd"/>
-      <w:r>
-        <w:t> para WJGC/EOWAGR/</w:t>
-      </w:r>
-      <w:proofErr w:type="spellStart"/>
-      <w:r>
-        <w:t>Doral</w:t>
-      </w:r>
-      <w:proofErr w:type="spellEnd"/>
-      <w:r>
-        <w:t>/</w:t>
-      </w:r>
-      <w:proofErr w:type="spellStart"/>
-      <w:r>
+      <w:proofErr w:type="gramEnd"/>
+      <w:r>
+        <w:rPr>
+          <w:lang w:val="en-US"/>
+        </w:rPr>
+        <w:t> para WJGC/EOWAGR/Doral/</w:t>
+      </w:r>
+      <w:proofErr w:type="spellStart"/>
+      <w:r>
+        <w:rPr>
+          <w:lang w:val="en-US"/>
+        </w:rPr>
         <w:t>USKids</w:t>
       </w:r>
       <w:proofErr w:type="spellEnd"/>
       <w:r>
-        <w:t xml:space="preserve"> </w:t>
-      </w:r>
-      <w:proofErr w:type="spellStart"/>
-      <w:r>
-        <w:t>European</w:t>
-      </w:r>
-      <w:proofErr w:type="spellEnd"/>
-      <w:r>
-        <w:t>/</w:t>
-      </w:r>
-      <w:proofErr w:type="spellStart"/>
-      <w:r>
-        <w:t>World</w:t>
-      </w:r>
-      <w:proofErr w:type="spellEnd"/>
+        <w:rPr>
+          <w:lang w:val="en-US"/>
+        </w:rPr>
+        <w:t xml:space="preserve"> European/World</w:t>
+      </w:r>
     </w:p>
     <w:p>
       <w:pPr>
@@ -1713,10 +1553,20 @@
         <w:t> 605933 precisa de validação no canónico (</w:t>
       </w:r>
       <w:proofErr w:type="spellStart"/>
-      <w:r>
-        <w:t>junior.sources.uskids.historicalMemberIds</w:t>
-      </w:r>
-      <w:proofErr w:type="spellEnd"/>
+      <w:proofErr w:type="gramStart"/>
+      <w:r>
+        <w:t>junior.sources</w:t>
+      </w:r>
+      <w:proofErr w:type="gramEnd"/>
+      <w:r>
+        <w:t>.</w:t>
+      </w:r>
+      <w:proofErr w:type="gramStart"/>
+      <w:r>
+        <w:t>uskids.historicalMemberIds</w:t>
+      </w:r>
+      <w:proofErr w:type="spellEnd"/>
+      <w:proofErr w:type="gramEnd"/>
       <w:r>
         <w:t>)</w:t>
       </w:r>
@@ -1762,28 +1612,36 @@
       </w:r>
     </w:p>
     <w:p>
+      <w:pPr>
+        <w:rPr>
+          <w:lang w:val="en-US"/>
+        </w:rPr>
+      </w:pPr>
       <w:r>
         <w:rPr>
           <w:b/>
           <w:bCs/>
-        </w:rPr>
-        <w:t xml:space="preserve">Cores </w:t>
+          <w:lang w:val="en-US"/>
+        </w:rPr>
+        <w:t xml:space="preserve">Cores hardcoded a </w:t>
       </w:r>
       <w:proofErr w:type="spellStart"/>
       <w:r>
         <w:rPr>
           <w:b/>
           <w:bCs/>
-        </w:rPr>
-        <w:t>hardcoded</w:t>
+          <w:lang w:val="en-US"/>
+        </w:rPr>
+        <w:t>violar</w:t>
       </w:r>
       <w:proofErr w:type="spellEnd"/>
       <w:r>
         <w:rPr>
           <w:b/>
           <w:bCs/>
-        </w:rPr>
-        <w:t xml:space="preserve"> a violar tokens.css:</w:t>
+          <w:lang w:val="en-US"/>
+        </w:rPr>
+        <w:t> tokens.css:</w:t>
       </w:r>
     </w:p>
     <w:p>
@@ -1938,6 +1796,7 @@
         </w:numPr>
       </w:pPr>
       <w:r>
+        <w:lastRenderedPageBreak/>
         <w:t xml:space="preserve">Hero perdeu </w:t>
       </w:r>
       <w:proofErr w:type="spellStart"/>
@@ -2304,7 +2163,6 @@
     </w:p>
     <w:p>
       <w:r>
-        <w:lastRenderedPageBreak/>
         <w:t xml:space="preserve">São puras e podem ir </w:t>
       </w:r>
       <w:proofErr w:type="spellStart"/>
@@ -2947,6 +2805,7 @@
           <w:b/>
           <w:bCs/>
         </w:rPr>
+        <w:lastRenderedPageBreak/>
         <w:t>Fase 5 — Promoção (1-2 dias):</w:t>
       </w:r>
       <w:r>
@@ -3249,7 +3108,6 @@
       </w:pPr>
       <w:proofErr w:type="spellStart"/>
       <w:r>
-        <w:lastRenderedPageBreak/>
         <w:t>HeroIdentity</w:t>
       </w:r>
       <w:proofErr w:type="spellEnd"/>
@@ -3549,69 +3407,64 @@
           <w:ilvl w:val="0"/>
           <w:numId w:val="8"/>
         </w:numPr>
-      </w:pPr>
-      <w:proofErr w:type="spellStart"/>
-      <w:r>
+        <w:rPr>
+          <w:lang w:val="en-US"/>
+        </w:rPr>
+      </w:pPr>
+      <w:proofErr w:type="spellStart"/>
+      <w:r>
+        <w:rPr>
+          <w:lang w:val="en-US"/>
+        </w:rPr>
         <w:t>ScorecardModal</w:t>
       </w:r>
       <w:proofErr w:type="spellEnd"/>
       <w:r>
-        <w:t xml:space="preserve"> — modal </w:t>
-      </w:r>
-      <w:proofErr w:type="spellStart"/>
-      <w:r>
-        <w:t>hole-by-hole</w:t>
-      </w:r>
-      <w:proofErr w:type="spellEnd"/>
-      <w:r>
-        <w:t xml:space="preserve"> com par/</w:t>
-      </w:r>
-      <w:proofErr w:type="spellStart"/>
-      <w:r>
-        <w:t>strokes</w:t>
-      </w:r>
-      <w:proofErr w:type="spellEnd"/>
-      <w:r>
-        <w:t xml:space="preserve"> coloridos (</w:t>
-      </w:r>
-      <w:proofErr w:type="spellStart"/>
-      <w:r>
-        <w:t>eagle</w:t>
-      </w:r>
-      <w:proofErr w:type="spellEnd"/>
-      <w:r>
-        <w:t>/</w:t>
-      </w:r>
-      <w:proofErr w:type="spellStart"/>
-      <w:r>
-        <w:t>birdie</w:t>
-      </w:r>
-      <w:proofErr w:type="spellEnd"/>
-      <w:r>
-        <w:t>/par/</w:t>
-      </w:r>
-      <w:proofErr w:type="spellStart"/>
-      <w:r>
-        <w:t>bogey</w:t>
-      </w:r>
-      <w:proofErr w:type="spellEnd"/>
-      <w:r>
-        <w:t xml:space="preserve"> via </w:t>
-      </w:r>
-      <w:proofErr w:type="spellStart"/>
-      <w:r>
+        <w:rPr>
+          <w:lang w:val="en-US"/>
+        </w:rPr>
+        <w:t xml:space="preserve"> — modal hole-by-hole com par/strokes </w:t>
+      </w:r>
+      <w:proofErr w:type="spellStart"/>
+      <w:r>
+        <w:rPr>
+          <w:lang w:val="en-US"/>
+        </w:rPr>
+        <w:t>coloridos</w:t>
+      </w:r>
+      <w:proofErr w:type="spellEnd"/>
+      <w:r>
+        <w:rPr>
+          <w:lang w:val="en-US"/>
+        </w:rPr>
+        <w:t xml:space="preserve"> (eagle/birdie/par/bogey via </w:t>
+      </w:r>
+      <w:proofErr w:type="spellStart"/>
+      <w:r>
+        <w:rPr>
+          <w:lang w:val="en-US"/>
+        </w:rPr>
         <w:t>scClass</w:t>
       </w:r>
       <w:proofErr w:type="spellEnd"/>
       <w:r>
+        <w:rPr>
+          <w:lang w:val="en-US"/>
+        </w:rPr>
         <w:t xml:space="preserve">), </w:t>
       </w:r>
       <w:proofErr w:type="spellStart"/>
       <w:r>
+        <w:rPr>
+          <w:lang w:val="en-US"/>
+        </w:rPr>
         <w:t>halftotal</w:t>
       </w:r>
       <w:proofErr w:type="spellEnd"/>
       <w:r>
+        <w:rPr>
+          <w:lang w:val="en-US"/>
+        </w:rPr>
         <w:t xml:space="preserve"> F9/B9, ±par e yards</w:t>
       </w:r>
     </w:p>
@@ -3767,7 +3620,11 @@
       </w:r>
       <w:proofErr w:type="spellEnd"/>
       <w:r>
-        <w:t xml:space="preserve"> Problemas conhecidos Bug crítico: ficheiros truncam em disco depois de </w:t>
+        <w:t xml:space="preserve"> Problemas conhecidos Bug crítico: </w:t>
+      </w:r>
+      <w:r>
+        <w:lastRenderedPageBreak/>
+        <w:t xml:space="preserve">ficheiros truncam em disco depois de </w:t>
       </w:r>
       <w:proofErr w:type="spellStart"/>
       <w:r>
@@ -4248,7 +4105,6 @@
     </w:p>
     <w:p>
       <w:r>
-        <w:lastRenderedPageBreak/>
         <w:t xml:space="preserve">Erros </w:t>
       </w:r>
       <w:proofErr w:type="spellStart"/>
@@ -4790,6 +4646,7 @@
       </w:r>
       <w:proofErr w:type="spellStart"/>
       <w:r>
+        <w:lastRenderedPageBreak/>
         <w:t>Mockups</w:t>
       </w:r>
       <w:proofErr w:type="spellEnd"/>
@@ -4974,7 +4831,6 @@
         <w:rPr>
           <w:lang w:val="en-US"/>
         </w:rPr>
-        <w:lastRenderedPageBreak/>
         <w:t>Ranking AJGA/WAGR/EOWAGR explícito?</w:t>
       </w:r>
     </w:p>
@@ -7031,6 +6887,119 @@
     </w:lvl>
   </w:abstractNum>
   <w:abstractNum w:abstractNumId="12" w15:restartNumberingAfterBreak="0">
+    <w:nsid w:val="482E5CD3"/>
+    <w:multiLevelType w:val="hybridMultilevel"/>
+    <w:tmpl w:val="2C2848E0"/>
+    <w:lvl w:ilvl="0" w:tplc="08160001">
+      <w:start w:val="1"/>
+      <w:numFmt w:val="bullet"/>
+      <w:lvlText w:val=""/>
+      <w:lvlJc w:val="left"/>
+      <w:pPr>
+        <w:ind w:left="720" w:hanging="360"/>
+      </w:pPr>
+      <w:rPr>
+        <w:rFonts w:ascii="Symbol" w:hAnsi="Symbol" w:hint="default"/>
+      </w:rPr>
+    </w:lvl>
+    <w:lvl w:ilvl="1" w:tplc="08160003" w:tentative="1">
+      <w:start w:val="1"/>
+      <w:numFmt w:val="bullet"/>
+      <w:lvlText w:val="o"/>
+      <w:lvlJc w:val="left"/>
+      <w:pPr>
+        <w:ind w:left="1440" w:hanging="360"/>
+      </w:pPr>
+      <w:rPr>
+        <w:rFonts w:ascii="Courier New" w:hAnsi="Courier New" w:cs="Courier New" w:hint="default"/>
+      </w:rPr>
+    </w:lvl>
+    <w:lvl w:ilvl="2" w:tplc="08160005" w:tentative="1">
+      <w:start w:val="1"/>
+      <w:numFmt w:val="bullet"/>
+      <w:lvlText w:val=""/>
+      <w:lvlJc w:val="left"/>
+      <w:pPr>
+        <w:ind w:left="2160" w:hanging="360"/>
+      </w:pPr>
+      <w:rPr>
+        <w:rFonts w:ascii="Wingdings" w:hAnsi="Wingdings" w:hint="default"/>
+      </w:rPr>
+    </w:lvl>
+    <w:lvl w:ilvl="3" w:tplc="08160001" w:tentative="1">
+      <w:start w:val="1"/>
+      <w:numFmt w:val="bullet"/>
+      <w:lvlText w:val=""/>
+      <w:lvlJc w:val="left"/>
+      <w:pPr>
+        <w:ind w:left="2880" w:hanging="360"/>
+      </w:pPr>
+      <w:rPr>
+        <w:rFonts w:ascii="Symbol" w:hAnsi="Symbol" w:hint="default"/>
+      </w:rPr>
+    </w:lvl>
+    <w:lvl w:ilvl="4" w:tplc="08160003" w:tentative="1">
+      <w:start w:val="1"/>
+      <w:numFmt w:val="bullet"/>
+      <w:lvlText w:val="o"/>
+      <w:lvlJc w:val="left"/>
+      <w:pPr>
+        <w:ind w:left="3600" w:hanging="360"/>
+      </w:pPr>
+      <w:rPr>
+        <w:rFonts w:ascii="Courier New" w:hAnsi="Courier New" w:cs="Courier New" w:hint="default"/>
+      </w:rPr>
+    </w:lvl>
+    <w:lvl w:ilvl="5" w:tplc="08160005" w:tentative="1">
+      <w:start w:val="1"/>
+      <w:numFmt w:val="bullet"/>
+      <w:lvlText w:val=""/>
+      <w:lvlJc w:val="left"/>
+      <w:pPr>
+        <w:ind w:left="4320" w:hanging="360"/>
+      </w:pPr>
+      <w:rPr>
+        <w:rFonts w:ascii="Wingdings" w:hAnsi="Wingdings" w:hint="default"/>
+      </w:rPr>
+    </w:lvl>
+    <w:lvl w:ilvl="6" w:tplc="08160001" w:tentative="1">
+      <w:start w:val="1"/>
+      <w:numFmt w:val="bullet"/>
+      <w:lvlText w:val=""/>
+      <w:lvlJc w:val="left"/>
+      <w:pPr>
+        <w:ind w:left="5040" w:hanging="360"/>
+      </w:pPr>
+      <w:rPr>
+        <w:rFonts w:ascii="Symbol" w:hAnsi="Symbol" w:hint="default"/>
+      </w:rPr>
+    </w:lvl>
+    <w:lvl w:ilvl="7" w:tplc="08160003" w:tentative="1">
+      <w:start w:val="1"/>
+      <w:numFmt w:val="bullet"/>
+      <w:lvlText w:val="o"/>
+      <w:lvlJc w:val="left"/>
+      <w:pPr>
+        <w:ind w:left="5760" w:hanging="360"/>
+      </w:pPr>
+      <w:rPr>
+        <w:rFonts w:ascii="Courier New" w:hAnsi="Courier New" w:cs="Courier New" w:hint="default"/>
+      </w:rPr>
+    </w:lvl>
+    <w:lvl w:ilvl="8" w:tplc="08160005" w:tentative="1">
+      <w:start w:val="1"/>
+      <w:numFmt w:val="bullet"/>
+      <w:lvlText w:val=""/>
+      <w:lvlJc w:val="left"/>
+      <w:pPr>
+        <w:ind w:left="6480" w:hanging="360"/>
+      </w:pPr>
+      <w:rPr>
+        <w:rFonts w:ascii="Wingdings" w:hAnsi="Wingdings" w:hint="default"/>
+      </w:rPr>
+    </w:lvl>
+  </w:abstractNum>
+  <w:abstractNum w:abstractNumId="13" w15:restartNumberingAfterBreak="0">
     <w:nsid w:val="50E47347"/>
     <w:multiLevelType w:val="multilevel"/>
     <w:tmpl w:val="76E6E0D4"/>
@@ -7179,7 +7148,7 @@
       </w:rPr>
     </w:lvl>
   </w:abstractNum>
-  <w:abstractNum w:abstractNumId="13" w15:restartNumberingAfterBreak="0">
+  <w:abstractNum w:abstractNumId="14" w15:restartNumberingAfterBreak="0">
     <w:nsid w:val="53DA2317"/>
     <w:multiLevelType w:val="multilevel"/>
     <w:tmpl w:val="AE52F150"/>
@@ -7328,7 +7297,7 @@
       </w:rPr>
     </w:lvl>
   </w:abstractNum>
-  <w:abstractNum w:abstractNumId="14" w15:restartNumberingAfterBreak="0">
+  <w:abstractNum w:abstractNumId="15" w15:restartNumberingAfterBreak="0">
     <w:nsid w:val="592B1A02"/>
     <w:multiLevelType w:val="multilevel"/>
     <w:tmpl w:val="FC503F66"/>
@@ -7445,7 +7414,7 @@
       </w:pPr>
     </w:lvl>
   </w:abstractNum>
-  <w:abstractNum w:abstractNumId="15" w15:restartNumberingAfterBreak="0">
+  <w:abstractNum w:abstractNumId="16" w15:restartNumberingAfterBreak="0">
     <w:nsid w:val="5DE2761A"/>
     <w:multiLevelType w:val="multilevel"/>
     <w:tmpl w:val="4B845B5A"/>
@@ -7594,7 +7563,120 @@
       </w:rPr>
     </w:lvl>
   </w:abstractNum>
-  <w:abstractNum w:abstractNumId="16" w15:restartNumberingAfterBreak="0">
+  <w:abstractNum w:abstractNumId="17" w15:restartNumberingAfterBreak="0">
+    <w:nsid w:val="5FF054C1"/>
+    <w:multiLevelType w:val="hybridMultilevel"/>
+    <w:tmpl w:val="73923E72"/>
+    <w:lvl w:ilvl="0" w:tplc="08160001">
+      <w:start w:val="1"/>
+      <w:numFmt w:val="bullet"/>
+      <w:lvlText w:val=""/>
+      <w:lvlJc w:val="left"/>
+      <w:pPr>
+        <w:ind w:left="720" w:hanging="360"/>
+      </w:pPr>
+      <w:rPr>
+        <w:rFonts w:ascii="Symbol" w:hAnsi="Symbol" w:hint="default"/>
+      </w:rPr>
+    </w:lvl>
+    <w:lvl w:ilvl="1" w:tplc="08160003" w:tentative="1">
+      <w:start w:val="1"/>
+      <w:numFmt w:val="bullet"/>
+      <w:lvlText w:val="o"/>
+      <w:lvlJc w:val="left"/>
+      <w:pPr>
+        <w:ind w:left="1440" w:hanging="360"/>
+      </w:pPr>
+      <w:rPr>
+        <w:rFonts w:ascii="Courier New" w:hAnsi="Courier New" w:cs="Courier New" w:hint="default"/>
+      </w:rPr>
+    </w:lvl>
+    <w:lvl w:ilvl="2" w:tplc="08160005" w:tentative="1">
+      <w:start w:val="1"/>
+      <w:numFmt w:val="bullet"/>
+      <w:lvlText w:val=""/>
+      <w:lvlJc w:val="left"/>
+      <w:pPr>
+        <w:ind w:left="2160" w:hanging="360"/>
+      </w:pPr>
+      <w:rPr>
+        <w:rFonts w:ascii="Wingdings" w:hAnsi="Wingdings" w:hint="default"/>
+      </w:rPr>
+    </w:lvl>
+    <w:lvl w:ilvl="3" w:tplc="08160001" w:tentative="1">
+      <w:start w:val="1"/>
+      <w:numFmt w:val="bullet"/>
+      <w:lvlText w:val=""/>
+      <w:lvlJc w:val="left"/>
+      <w:pPr>
+        <w:ind w:left="2880" w:hanging="360"/>
+      </w:pPr>
+      <w:rPr>
+        <w:rFonts w:ascii="Symbol" w:hAnsi="Symbol" w:hint="default"/>
+      </w:rPr>
+    </w:lvl>
+    <w:lvl w:ilvl="4" w:tplc="08160003" w:tentative="1">
+      <w:start w:val="1"/>
+      <w:numFmt w:val="bullet"/>
+      <w:lvlText w:val="o"/>
+      <w:lvlJc w:val="left"/>
+      <w:pPr>
+        <w:ind w:left="3600" w:hanging="360"/>
+      </w:pPr>
+      <w:rPr>
+        <w:rFonts w:ascii="Courier New" w:hAnsi="Courier New" w:cs="Courier New" w:hint="default"/>
+      </w:rPr>
+    </w:lvl>
+    <w:lvl w:ilvl="5" w:tplc="08160005" w:tentative="1">
+      <w:start w:val="1"/>
+      <w:numFmt w:val="bullet"/>
+      <w:lvlText w:val=""/>
+      <w:lvlJc w:val="left"/>
+      <w:pPr>
+        <w:ind w:left="4320" w:hanging="360"/>
+      </w:pPr>
+      <w:rPr>
+        <w:rFonts w:ascii="Wingdings" w:hAnsi="Wingdings" w:hint="default"/>
+      </w:rPr>
+    </w:lvl>
+    <w:lvl w:ilvl="6" w:tplc="08160001" w:tentative="1">
+      <w:start w:val="1"/>
+      <w:numFmt w:val="bullet"/>
+      <w:lvlText w:val=""/>
+      <w:lvlJc w:val="left"/>
+      <w:pPr>
+        <w:ind w:left="5040" w:hanging="360"/>
+      </w:pPr>
+      <w:rPr>
+        <w:rFonts w:ascii="Symbol" w:hAnsi="Symbol" w:hint="default"/>
+      </w:rPr>
+    </w:lvl>
+    <w:lvl w:ilvl="7" w:tplc="08160003" w:tentative="1">
+      <w:start w:val="1"/>
+      <w:numFmt w:val="bullet"/>
+      <w:lvlText w:val="o"/>
+      <w:lvlJc w:val="left"/>
+      <w:pPr>
+        <w:ind w:left="5760" w:hanging="360"/>
+      </w:pPr>
+      <w:rPr>
+        <w:rFonts w:ascii="Courier New" w:hAnsi="Courier New" w:cs="Courier New" w:hint="default"/>
+      </w:rPr>
+    </w:lvl>
+    <w:lvl w:ilvl="8" w:tplc="08160005" w:tentative="1">
+      <w:start w:val="1"/>
+      <w:numFmt w:val="bullet"/>
+      <w:lvlText w:val=""/>
+      <w:lvlJc w:val="left"/>
+      <w:pPr>
+        <w:ind w:left="6480" w:hanging="360"/>
+      </w:pPr>
+      <w:rPr>
+        <w:rFonts w:ascii="Wingdings" w:hAnsi="Wingdings" w:hint="default"/>
+      </w:rPr>
+    </w:lvl>
+  </w:abstractNum>
+  <w:abstractNum w:abstractNumId="18" w15:restartNumberingAfterBreak="0">
     <w:nsid w:val="62720863"/>
     <w:multiLevelType w:val="multilevel"/>
     <w:tmpl w:val="B712E1F6"/>
@@ -7740,6 +7822,232 @@
       <w:rPr>
         <w:rFonts w:ascii="Wingdings" w:hAnsi="Wingdings" w:hint="default"/>
         <w:sz w:val="20"/>
+      </w:rPr>
+    </w:lvl>
+  </w:abstractNum>
+  <w:abstractNum w:abstractNumId="19" w15:restartNumberingAfterBreak="0">
+    <w:nsid w:val="63AD31C6"/>
+    <w:multiLevelType w:val="hybridMultilevel"/>
+    <w:tmpl w:val="5916088E"/>
+    <w:lvl w:ilvl="0" w:tplc="08160001">
+      <w:start w:val="1"/>
+      <w:numFmt w:val="bullet"/>
+      <w:lvlText w:val=""/>
+      <w:lvlJc w:val="left"/>
+      <w:pPr>
+        <w:ind w:left="720" w:hanging="360"/>
+      </w:pPr>
+      <w:rPr>
+        <w:rFonts w:ascii="Symbol" w:hAnsi="Symbol" w:hint="default"/>
+      </w:rPr>
+    </w:lvl>
+    <w:lvl w:ilvl="1" w:tplc="08160003" w:tentative="1">
+      <w:start w:val="1"/>
+      <w:numFmt w:val="bullet"/>
+      <w:lvlText w:val="o"/>
+      <w:lvlJc w:val="left"/>
+      <w:pPr>
+        <w:ind w:left="1440" w:hanging="360"/>
+      </w:pPr>
+      <w:rPr>
+        <w:rFonts w:ascii="Courier New" w:hAnsi="Courier New" w:cs="Courier New" w:hint="default"/>
+      </w:rPr>
+    </w:lvl>
+    <w:lvl w:ilvl="2" w:tplc="08160005" w:tentative="1">
+      <w:start w:val="1"/>
+      <w:numFmt w:val="bullet"/>
+      <w:lvlText w:val=""/>
+      <w:lvlJc w:val="left"/>
+      <w:pPr>
+        <w:ind w:left="2160" w:hanging="360"/>
+      </w:pPr>
+      <w:rPr>
+        <w:rFonts w:ascii="Wingdings" w:hAnsi="Wingdings" w:hint="default"/>
+      </w:rPr>
+    </w:lvl>
+    <w:lvl w:ilvl="3" w:tplc="08160001" w:tentative="1">
+      <w:start w:val="1"/>
+      <w:numFmt w:val="bullet"/>
+      <w:lvlText w:val=""/>
+      <w:lvlJc w:val="left"/>
+      <w:pPr>
+        <w:ind w:left="2880" w:hanging="360"/>
+      </w:pPr>
+      <w:rPr>
+        <w:rFonts w:ascii="Symbol" w:hAnsi="Symbol" w:hint="default"/>
+      </w:rPr>
+    </w:lvl>
+    <w:lvl w:ilvl="4" w:tplc="08160003" w:tentative="1">
+      <w:start w:val="1"/>
+      <w:numFmt w:val="bullet"/>
+      <w:lvlText w:val="o"/>
+      <w:lvlJc w:val="left"/>
+      <w:pPr>
+        <w:ind w:left="3600" w:hanging="360"/>
+      </w:pPr>
+      <w:rPr>
+        <w:rFonts w:ascii="Courier New" w:hAnsi="Courier New" w:cs="Courier New" w:hint="default"/>
+      </w:rPr>
+    </w:lvl>
+    <w:lvl w:ilvl="5" w:tplc="08160005" w:tentative="1">
+      <w:start w:val="1"/>
+      <w:numFmt w:val="bullet"/>
+      <w:lvlText w:val=""/>
+      <w:lvlJc w:val="left"/>
+      <w:pPr>
+        <w:ind w:left="4320" w:hanging="360"/>
+      </w:pPr>
+      <w:rPr>
+        <w:rFonts w:ascii="Wingdings" w:hAnsi="Wingdings" w:hint="default"/>
+      </w:rPr>
+    </w:lvl>
+    <w:lvl w:ilvl="6" w:tplc="08160001" w:tentative="1">
+      <w:start w:val="1"/>
+      <w:numFmt w:val="bullet"/>
+      <w:lvlText w:val=""/>
+      <w:lvlJc w:val="left"/>
+      <w:pPr>
+        <w:ind w:left="5040" w:hanging="360"/>
+      </w:pPr>
+      <w:rPr>
+        <w:rFonts w:ascii="Symbol" w:hAnsi="Symbol" w:hint="default"/>
+      </w:rPr>
+    </w:lvl>
+    <w:lvl w:ilvl="7" w:tplc="08160003" w:tentative="1">
+      <w:start w:val="1"/>
+      <w:numFmt w:val="bullet"/>
+      <w:lvlText w:val="o"/>
+      <w:lvlJc w:val="left"/>
+      <w:pPr>
+        <w:ind w:left="5760" w:hanging="360"/>
+      </w:pPr>
+      <w:rPr>
+        <w:rFonts w:ascii="Courier New" w:hAnsi="Courier New" w:cs="Courier New" w:hint="default"/>
+      </w:rPr>
+    </w:lvl>
+    <w:lvl w:ilvl="8" w:tplc="08160005" w:tentative="1">
+      <w:start w:val="1"/>
+      <w:numFmt w:val="bullet"/>
+      <w:lvlText w:val=""/>
+      <w:lvlJc w:val="left"/>
+      <w:pPr>
+        <w:ind w:left="6480" w:hanging="360"/>
+      </w:pPr>
+      <w:rPr>
+        <w:rFonts w:ascii="Wingdings" w:hAnsi="Wingdings" w:hint="default"/>
+      </w:rPr>
+    </w:lvl>
+  </w:abstractNum>
+  <w:abstractNum w:abstractNumId="20" w15:restartNumberingAfterBreak="0">
+    <w:nsid w:val="671F5F74"/>
+    <w:multiLevelType w:val="hybridMultilevel"/>
+    <w:tmpl w:val="5A828C6C"/>
+    <w:lvl w:ilvl="0" w:tplc="08160001">
+      <w:start w:val="1"/>
+      <w:numFmt w:val="bullet"/>
+      <w:lvlText w:val=""/>
+      <w:lvlJc w:val="left"/>
+      <w:pPr>
+        <w:ind w:left="720" w:hanging="360"/>
+      </w:pPr>
+      <w:rPr>
+        <w:rFonts w:ascii="Symbol" w:hAnsi="Symbol" w:hint="default"/>
+      </w:rPr>
+    </w:lvl>
+    <w:lvl w:ilvl="1" w:tplc="08160003" w:tentative="1">
+      <w:start w:val="1"/>
+      <w:numFmt w:val="bullet"/>
+      <w:lvlText w:val="o"/>
+      <w:lvlJc w:val="left"/>
+      <w:pPr>
+        <w:ind w:left="1440" w:hanging="360"/>
+      </w:pPr>
+      <w:rPr>
+        <w:rFonts w:ascii="Courier New" w:hAnsi="Courier New" w:cs="Courier New" w:hint="default"/>
+      </w:rPr>
+    </w:lvl>
+    <w:lvl w:ilvl="2" w:tplc="08160005" w:tentative="1">
+      <w:start w:val="1"/>
+      <w:numFmt w:val="bullet"/>
+      <w:lvlText w:val=""/>
+      <w:lvlJc w:val="left"/>
+      <w:pPr>
+        <w:ind w:left="2160" w:hanging="360"/>
+      </w:pPr>
+      <w:rPr>
+        <w:rFonts w:ascii="Wingdings" w:hAnsi="Wingdings" w:hint="default"/>
+      </w:rPr>
+    </w:lvl>
+    <w:lvl w:ilvl="3" w:tplc="08160001" w:tentative="1">
+      <w:start w:val="1"/>
+      <w:numFmt w:val="bullet"/>
+      <w:lvlText w:val=""/>
+      <w:lvlJc w:val="left"/>
+      <w:pPr>
+        <w:ind w:left="2880" w:hanging="360"/>
+      </w:pPr>
+      <w:rPr>
+        <w:rFonts w:ascii="Symbol" w:hAnsi="Symbol" w:hint="default"/>
+      </w:rPr>
+    </w:lvl>
+    <w:lvl w:ilvl="4" w:tplc="08160003" w:tentative="1">
+      <w:start w:val="1"/>
+      <w:numFmt w:val="bullet"/>
+      <w:lvlText w:val="o"/>
+      <w:lvlJc w:val="left"/>
+      <w:pPr>
+        <w:ind w:left="3600" w:hanging="360"/>
+      </w:pPr>
+      <w:rPr>
+        <w:rFonts w:ascii="Courier New" w:hAnsi="Courier New" w:cs="Courier New" w:hint="default"/>
+      </w:rPr>
+    </w:lvl>
+    <w:lvl w:ilvl="5" w:tplc="08160005" w:tentative="1">
+      <w:start w:val="1"/>
+      <w:numFmt w:val="bullet"/>
+      <w:lvlText w:val=""/>
+      <w:lvlJc w:val="left"/>
+      <w:pPr>
+        <w:ind w:left="4320" w:hanging="360"/>
+      </w:pPr>
+      <w:rPr>
+        <w:rFonts w:ascii="Wingdings" w:hAnsi="Wingdings" w:hint="default"/>
+      </w:rPr>
+    </w:lvl>
+    <w:lvl w:ilvl="6" w:tplc="08160001" w:tentative="1">
+      <w:start w:val="1"/>
+      <w:numFmt w:val="bullet"/>
+      <w:lvlText w:val=""/>
+      <w:lvlJc w:val="left"/>
+      <w:pPr>
+        <w:ind w:left="5040" w:hanging="360"/>
+      </w:pPr>
+      <w:rPr>
+        <w:rFonts w:ascii="Symbol" w:hAnsi="Symbol" w:hint="default"/>
+      </w:rPr>
+    </w:lvl>
+    <w:lvl w:ilvl="7" w:tplc="08160003" w:tentative="1">
+      <w:start w:val="1"/>
+      <w:numFmt w:val="bullet"/>
+      <w:lvlText w:val="o"/>
+      <w:lvlJc w:val="left"/>
+      <w:pPr>
+        <w:ind w:left="5760" w:hanging="360"/>
+      </w:pPr>
+      <w:rPr>
+        <w:rFonts w:ascii="Courier New" w:hAnsi="Courier New" w:cs="Courier New" w:hint="default"/>
+      </w:rPr>
+    </w:lvl>
+    <w:lvl w:ilvl="8" w:tplc="08160005" w:tentative="1">
+      <w:start w:val="1"/>
+      <w:numFmt w:val="bullet"/>
+      <w:lvlText w:val=""/>
+      <w:lvlJc w:val="left"/>
+      <w:pPr>
+        <w:ind w:left="6480" w:hanging="360"/>
+      </w:pPr>
+      <w:rPr>
+        <w:rFonts w:ascii="Wingdings" w:hAnsi="Wingdings" w:hint="default"/>
       </w:rPr>
     </w:lvl>
   </w:abstractNum>
@@ -7753,7 +8061,7 @@
     <w:abstractNumId w:val="0"/>
   </w:num>
   <w:num w:numId="4" w16cid:durableId="266083484">
-    <w:abstractNumId w:val="15"/>
+    <w:abstractNumId w:val="16"/>
   </w:num>
   <w:num w:numId="5" w16cid:durableId="1823034680">
     <w:abstractNumId w:val="11"/>
@@ -7771,13 +8079,13 @@
     <w:abstractNumId w:val="9"/>
   </w:num>
   <w:num w:numId="10" w16cid:durableId="1569069656">
-    <w:abstractNumId w:val="14"/>
+    <w:abstractNumId w:val="15"/>
   </w:num>
   <w:num w:numId="11" w16cid:durableId="408423139">
-    <w:abstractNumId w:val="16"/>
+    <w:abstractNumId w:val="18"/>
   </w:num>
   <w:num w:numId="12" w16cid:durableId="1561091454">
-    <w:abstractNumId w:val="12"/>
+    <w:abstractNumId w:val="13"/>
   </w:num>
   <w:num w:numId="13" w16cid:durableId="1448043080">
     <w:abstractNumId w:val="7"/>
@@ -7789,10 +8097,22 @@
     <w:abstractNumId w:val="3"/>
   </w:num>
   <w:num w:numId="16" w16cid:durableId="122582317">
-    <w:abstractNumId w:val="13"/>
+    <w:abstractNumId w:val="14"/>
   </w:num>
   <w:num w:numId="17" w16cid:durableId="1810513633">
     <w:abstractNumId w:val="1"/>
+  </w:num>
+  <w:num w:numId="18" w16cid:durableId="1554535648">
+    <w:abstractNumId w:val="19"/>
+  </w:num>
+  <w:num w:numId="19" w16cid:durableId="279264351">
+    <w:abstractNumId w:val="12"/>
+  </w:num>
+  <w:num w:numId="20" w16cid:durableId="1818301890">
+    <w:abstractNumId w:val="17"/>
+  </w:num>
+  <w:num w:numId="21" w16cid:durableId="1041127562">
+    <w:abstractNumId w:val="20"/>
   </w:num>
 </w:numbering>
 </file>
@@ -8400,6 +8720,7 @@
   <w:style w:type="character" w:default="1" w:styleId="Tipodeletrapredefinidodopargrafo">
     <w:name w:val="Default Paragraph Font"/>
     <w:uiPriority w:val="1"/>
+    <w:semiHidden/>
     <w:unhideWhenUsed/>
   </w:style>
   <w:style w:type="table" w:default="1" w:styleId="Tabelanormal">
